--- a/pr-preview/pr-78/chapters/07-confounding.docx
+++ b/pr-preview/pr-78/chapters/07-confounding.docx
@@ -6300,7 +6300,7 @@
     </w:tbl>
     <w:bookmarkEnd w:id="30"/>
     <w:bookmarkEnd w:id="31"/>
-    <w:bookmarkStart w:id="40" w:name="confounding-and-confounders-pp.-8587"/>
+    <w:bookmarkStart w:id="41" w:name="confounding-and-confounders-pp.-8587"/>
     <w:p>
       <w:pPr>
         <w:pStyle w:val="Heading2"/>
@@ -6340,7 +6340,7 @@
         <w:t xml:space="preserve">is commonly used in epidemiology to refer to a variable that should be adjusted for to eliminate confounding. However, the traditional criteria used to identify confounders differ from the structural (DAG-based) definition—and the two do not always agree.</w:t>
       </w:r>
     </w:p>
-    <w:bookmarkStart w:id="32" w:name="the-traditional-epidemiological-criteria"/>
+    <w:bookmarkStart w:id="33" w:name="the-traditional-epidemiological-criteria"/>
     <w:p>
       <w:pPr>
         <w:pStyle w:val="Heading3"/>
@@ -6349,201 +6349,250 @@
         <w:t xml:space="preserve">4.1 The Traditional Epidemiological Criteria</w:t>
       </w:r>
     </w:p>
-    <w:p>
-      <w:pPr>
-        <w:pStyle w:val="FirstParagraph"/>
-      </w:pPr>
-      <w:r>
-        <w:t xml:space="preserve">In the traditional approach, a variable</w:t>
-      </w:r>
-      <w:r>
-        <w:t xml:space="preserve"> </w:t>
-      </w:r>
-      <m:oMath>
-        <m:r>
-          <m:t>C</m:t>
-        </m:r>
-      </m:oMath>
-      <w:r>
-        <w:t xml:space="preserve"> </w:t>
-      </w:r>
-      <w:r>
-        <w:t xml:space="preserve">is labeled a confounder of the</w:t>
-      </w:r>
-      <w:r>
-        <w:t xml:space="preserve"> </w:t>
-      </w:r>
-      <m:oMath>
-        <m:r>
-          <m:t>A</m:t>
-        </m:r>
-      </m:oMath>
-      <w:r>
-        <w:t xml:space="preserve">–</w:t>
-      </w:r>
-      <m:oMath>
-        <m:r>
-          <m:t>Y</m:t>
-        </m:r>
-      </m:oMath>
-      <w:r>
-        <w:t xml:space="preserve"> </w:t>
-      </w:r>
-      <w:r>
-        <w:t xml:space="preserve">association if it satisfies three criteria:</w:t>
-      </w:r>
-    </w:p>
-    <w:p>
-      <w:pPr>
-        <w:pStyle w:val="Compact"/>
-        <w:numPr>
-          <w:ilvl w:val="0"/>
-          <w:numId w:val="1010"/>
-        </w:numPr>
-      </w:pPr>
-      <m:oMath>
-        <m:r>
-          <m:t>C</m:t>
-        </m:r>
-      </m:oMath>
-      <w:r>
-        <w:t xml:space="preserve"> </w:t>
-      </w:r>
-      <w:r>
-        <w:t xml:space="preserve">is associated with treatment</w:t>
-      </w:r>
-      <w:r>
-        <w:t xml:space="preserve"> </w:t>
-      </w:r>
-      <m:oMath>
-        <m:r>
-          <m:t>A</m:t>
-        </m:r>
-      </m:oMath>
-    </w:p>
-    <w:p>
-      <w:pPr>
-        <w:pStyle w:val="Compact"/>
-        <w:numPr>
-          <w:ilvl w:val="0"/>
-          <w:numId w:val="1010"/>
-        </w:numPr>
-      </w:pPr>
-      <m:oMath>
-        <m:r>
-          <m:t>C</m:t>
-        </m:r>
-      </m:oMath>
-      <w:r>
-        <w:t xml:space="preserve"> </w:t>
-      </w:r>
-      <w:r>
-        <w:t xml:space="preserve">is a risk factor for outcome</w:t>
-      </w:r>
-      <w:r>
-        <w:t xml:space="preserve"> </w:t>
-      </w:r>
-      <m:oMath>
-        <m:r>
-          <m:t>Y</m:t>
-        </m:r>
-      </m:oMath>
-      <w:r>
-        <w:t xml:space="preserve"> </w:t>
-      </w:r>
-      <w:r>
-        <w:t xml:space="preserve">among the unexposed (</w:t>
-      </w:r>
-      <m:oMath>
-        <m:r>
-          <m:t>A</m:t>
-        </m:r>
-        <m:r>
-          <m:rPr>
-            <m:sty m:val="p"/>
-          </m:rPr>
-          <m:t>=</m:t>
-        </m:r>
-        <m:r>
-          <m:t>0</m:t>
-        </m:r>
-      </m:oMath>
-      <w:r>
-        <w:t xml:space="preserve">)</w:t>
-      </w:r>
-    </w:p>
-    <w:p>
-      <w:pPr>
-        <w:pStyle w:val="Compact"/>
-        <w:numPr>
-          <w:ilvl w:val="0"/>
-          <w:numId w:val="1010"/>
-        </w:numPr>
-      </w:pPr>
-      <m:oMath>
-        <m:r>
-          <m:t>C</m:t>
-        </m:r>
-      </m:oMath>
-      <w:r>
-        <w:t xml:space="preserve"> </w:t>
-      </w:r>
-      <w:r>
-        <w:t xml:space="preserve">is not on the causal pathway from</w:t>
-      </w:r>
-      <w:r>
-        <w:t xml:space="preserve"> </w:t>
-      </w:r>
-      <m:oMath>
-        <m:r>
-          <m:t>A</m:t>
-        </m:r>
-      </m:oMath>
-      <w:r>
-        <w:t xml:space="preserve"> </w:t>
-      </w:r>
-      <w:r>
-        <w:t xml:space="preserve">to</w:t>
-      </w:r>
-      <w:r>
-        <w:t xml:space="preserve"> </w:t>
-      </w:r>
-      <m:oMath>
-        <m:r>
-          <m:t>Y</m:t>
-        </m:r>
-      </m:oMath>
-      <w:r>
-        <w:t xml:space="preserve"> </w:t>
-      </w:r>
-      <w:r>
-        <w:t xml:space="preserve">(i.e.,</w:t>
-      </w:r>
-      <w:r>
-        <w:t xml:space="preserve"> </w:t>
-      </w:r>
-      <m:oMath>
-        <m:r>
-          <m:t>C</m:t>
-        </m:r>
-      </m:oMath>
-      <w:r>
-        <w:t xml:space="preserve"> </w:t>
-      </w:r>
-      <w:r>
-        <w:t xml:space="preserve">is not a mediator)</w:t>
-      </w:r>
-    </w:p>
-    <w:p>
-      <w:pPr>
-        <w:pStyle w:val="FirstParagraph"/>
-      </w:pPr>
-      <w:r>
-        <w:t xml:space="preserve">These criteria are assessed from the data (criteria 1 and 2) and from prior knowledge (criterion 3).</w:t>
-      </w:r>
-    </w:p>
-    <w:bookmarkEnd w:id="32"/>
-    <w:bookmarkStart w:id="39" w:name="limitations-of-the-traditional-criteria"/>
+    <w:tbl>
+      <w:tblPr>
+        <w:tblStyle w:val="Table"/>
+        <w:tblInd w:w="164" w:type="dxa"/>
+        <w:tblBorders>
+          <w:left w:val="single" w:sz="24" w:space="0" w:color="909090"/>
+        </w:tblBorders>
+        <w:tblCellMar>
+          <w:left w:w="0" w:type="dxa"/>
+          <w:right w:w="0" w:type="dxa"/>
+        </w:tblCellMar>
+        <w:tblLook w:firstRow="0" w:lastRow="0" w:firstColumn="0" w:lastColumn="0" w:noHBand="0" w:noVBand="0" w:val="0000"/>
+      </w:tblPr>
+      <w:tblGrid>
+        <w:gridCol w:w="7920"/>
+      </w:tblGrid>
+      <w:tr>
+        <w:trPr>
+          <w:cantSplit/>
+        </w:trPr>
+        <w:tc>
+          <w:tcPr>
+            <w:tcMar>
+              <w:left w:w="144" w:type="dxa"/>
+            </w:tcMar>
+          </w:tcPr>
+          <w:p>
+            <w:pPr>
+              <w:pStyle w:val="FirstParagraph"/>
+            </w:pPr>
+            <w:pPr>
+              <w:spacing w:before="16" w:after="64"/>
+            </w:pPr>
+          </w:p>
+          <w:bookmarkStart w:id="32" w:name="def-traditional-confounder-criteria"/>
+          <w:p>
+            <w:pPr>
+              <w:pStyle w:val="BodyText"/>
+            </w:pPr>
+            <w:r>
+              <w:rPr>
+                <w:b/>
+                <w:bCs/>
+              </w:rPr>
+              <w:t xml:space="preserve">Definition 3 (Traditional Epidemiological Criteria for a Confounder)</w:t>
+            </w:r>
+            <w:r>
+              <w:t xml:space="preserve"> </w:t>
+            </w:r>
+            <w:r>
+              <w:t xml:space="preserve">In the traditional approach, a variable</w:t>
+            </w:r>
+            <w:r>
+              <w:t xml:space="preserve"> </w:t>
+            </w:r>
+            <m:oMath>
+              <m:r>
+                <m:t>C</m:t>
+              </m:r>
+            </m:oMath>
+            <w:r>
+              <w:t xml:space="preserve"> </w:t>
+            </w:r>
+            <w:r>
+              <w:t xml:space="preserve">is labeled a confounder of the</w:t>
+            </w:r>
+            <w:r>
+              <w:t xml:space="preserve"> </w:t>
+            </w:r>
+            <m:oMath>
+              <m:r>
+                <m:t>A</m:t>
+              </m:r>
+            </m:oMath>
+            <w:r>
+              <w:t xml:space="preserve">–</w:t>
+            </w:r>
+            <m:oMath>
+              <m:r>
+                <m:t>Y</m:t>
+              </m:r>
+            </m:oMath>
+            <w:r>
+              <w:t xml:space="preserve"> </w:t>
+            </w:r>
+            <w:r>
+              <w:t xml:space="preserve">association if it satisfies three criteria:</w:t>
+            </w:r>
+          </w:p>
+          <w:p>
+            <w:pPr>
+              <w:pStyle w:val="Compact"/>
+              <w:numPr>
+                <w:ilvl w:val="0"/>
+                <w:numId w:val="1010"/>
+              </w:numPr>
+            </w:pPr>
+            <m:oMath>
+              <m:r>
+                <m:t>C</m:t>
+              </m:r>
+            </m:oMath>
+            <w:r>
+              <w:t xml:space="preserve"> </w:t>
+            </w:r>
+            <w:r>
+              <w:t xml:space="preserve">is associated with treatment</w:t>
+            </w:r>
+            <w:r>
+              <w:t xml:space="preserve"> </w:t>
+            </w:r>
+            <m:oMath>
+              <m:r>
+                <m:t>A</m:t>
+              </m:r>
+            </m:oMath>
+          </w:p>
+          <w:p>
+            <w:pPr>
+              <w:pStyle w:val="Compact"/>
+              <w:numPr>
+                <w:ilvl w:val="0"/>
+                <w:numId w:val="1010"/>
+              </w:numPr>
+            </w:pPr>
+            <m:oMath>
+              <m:r>
+                <m:t>C</m:t>
+              </m:r>
+            </m:oMath>
+            <w:r>
+              <w:t xml:space="preserve"> </w:t>
+            </w:r>
+            <w:r>
+              <w:t xml:space="preserve">is a risk factor for outcome</w:t>
+            </w:r>
+            <w:r>
+              <w:t xml:space="preserve"> </w:t>
+            </w:r>
+            <m:oMath>
+              <m:r>
+                <m:t>Y</m:t>
+              </m:r>
+            </m:oMath>
+            <w:r>
+              <w:t xml:space="preserve"> </w:t>
+            </w:r>
+            <w:r>
+              <w:t xml:space="preserve">among the unexposed (</w:t>
+            </w:r>
+            <m:oMath>
+              <m:r>
+                <m:t>A</m:t>
+              </m:r>
+              <m:r>
+                <m:rPr>
+                  <m:sty m:val="p"/>
+                </m:rPr>
+                <m:t>=</m:t>
+              </m:r>
+              <m:r>
+                <m:t>0</m:t>
+              </m:r>
+            </m:oMath>
+            <w:r>
+              <w:t xml:space="preserve">)</w:t>
+            </w:r>
+          </w:p>
+          <w:p>
+            <w:pPr>
+              <w:pStyle w:val="Compact"/>
+              <w:numPr>
+                <w:ilvl w:val="0"/>
+                <w:numId w:val="1010"/>
+              </w:numPr>
+            </w:pPr>
+            <m:oMath>
+              <m:r>
+                <m:t>C</m:t>
+              </m:r>
+            </m:oMath>
+            <w:r>
+              <w:t xml:space="preserve"> </w:t>
+            </w:r>
+            <w:r>
+              <w:t xml:space="preserve">is not on the causal pathway from</w:t>
+            </w:r>
+            <w:r>
+              <w:t xml:space="preserve"> </w:t>
+            </w:r>
+            <m:oMath>
+              <m:r>
+                <m:t>A</m:t>
+              </m:r>
+            </m:oMath>
+            <w:r>
+              <w:t xml:space="preserve"> </w:t>
+            </w:r>
+            <w:r>
+              <w:t xml:space="preserve">to</w:t>
+            </w:r>
+            <w:r>
+              <w:t xml:space="preserve"> </w:t>
+            </w:r>
+            <m:oMath>
+              <m:r>
+                <m:t>Y</m:t>
+              </m:r>
+            </m:oMath>
+            <w:r>
+              <w:t xml:space="preserve"> </w:t>
+            </w:r>
+            <w:r>
+              <w:t xml:space="preserve">(i.e.,</w:t>
+            </w:r>
+            <w:r>
+              <w:t xml:space="preserve"> </w:t>
+            </w:r>
+            <m:oMath>
+              <m:r>
+                <m:t>C</m:t>
+              </m:r>
+            </m:oMath>
+            <w:r>
+              <w:t xml:space="preserve"> </w:t>
+            </w:r>
+            <w:r>
+              <w:t xml:space="preserve">is not a mediator)</w:t>
+            </w:r>
+          </w:p>
+          <w:p>
+            <w:pPr>
+              <w:pStyle w:val="FirstParagraph"/>
+            </w:pPr>
+            <w:r>
+              <w:t xml:space="preserve">These criteria are assessed from the data (criteria 1 and 2) and from prior knowledge (criterion 3).</w:t>
+            </w:r>
+          </w:p>
+          <w:bookmarkEnd w:id="32"/>
+        </w:tc>
+      </w:tr>
+    </w:tbl>
+    <w:bookmarkEnd w:id="33"/>
+    <w:bookmarkStart w:id="40" w:name="limitations-of-the-traditional-criteria"/>
     <w:p>
       <w:pPr>
         <w:pStyle w:val="Heading3"/>
@@ -6866,18 +6915,18 @@
           <wp:inline>
             <wp:extent cx="5334000" cy="2000250"/>
             <wp:effectExtent b="0" l="0" r="0" t="0"/>
-            <wp:docPr descr="Figure 7.4. Left: C is a collider (A → C ← Y); it satisfies traditional criteria 1 and 2 but adjusting for C introduces bias. Right: L is a structural confounder (opens backdoor path) but may not satisfy traditional criteria if its effects on A and Y cancel." title="" id="34" name="Picture"/>
+            <wp:docPr descr="Figure 7.4. Left: C is a collider (A → C ← Y); it satisfies traditional criteria 1 and 2 but adjusting for C introduces bias. Right: L is a structural confounder (opens backdoor path) but may not satisfy traditional criteria if its effects on A and Y cancel." title="" id="35" name="Picture"/>
             <a:graphic>
               <a:graphicData uri="http://schemas.openxmlformats.org/drawingml/2006/picture">
                 <pic:pic>
                   <pic:nvPicPr>
-                    <pic:cNvPr descr="07-confounding_files/figure-docx/unnamed-chunk-4-1.png" id="35" name="Picture"/>
+                    <pic:cNvPr descr="07-confounding_files/figure-docx/unnamed-chunk-4-1.png" id="36" name="Picture"/>
                     <pic:cNvPicPr>
                       <a:picLocks noChangeArrowheads="1" noChangeAspect="1"/>
                     </pic:cNvPicPr>
                   </pic:nvPicPr>
                   <pic:blipFill>
-                    <a:blip r:embed="rId33"/>
+                    <a:blip r:embed="rId34"/>
                     <a:stretch>
                       <a:fillRect/>
                     </a:stretch>
@@ -6946,7 +6995,7 @@
               <w:spacing w:before="16" w:after="64"/>
             </w:pPr>
           </w:p>
-          <w:bookmarkStart w:id="36" w:name="def-structural-confounder"/>
+          <w:bookmarkStart w:id="37" w:name="def-structural-confounder"/>
           <w:p>
             <w:pPr>
               <w:pStyle w:val="BodyText"/>
@@ -6956,7 +7005,7 @@
                 <w:b/>
                 <w:bCs/>
               </w:rPr>
-              <w:t xml:space="preserve">Definition 3 (Structural Confounder vs. Traditional Confounder)</w:t>
+              <w:t xml:space="preserve">Definition 4 (Structural Confounder vs. Traditional Confounder)</w:t>
             </w:r>
             <w:r>
               <w:t xml:space="preserve"> </w:t>
@@ -7074,7 +7123,7 @@
               <w:t xml:space="preserve">: Use the causal diagram (DAG) to identify the structural confounders and the appropriate adjustment set via the backdoor criterion.</w:t>
             </w:r>
           </w:p>
-          <w:bookmarkEnd w:id="36"/>
+          <w:bookmarkEnd w:id="37"/>
         </w:tc>
       </w:tr>
     </w:tbl>
@@ -7305,12 +7354,12 @@
                 <wp:inline>
                   <wp:extent cx="152400" cy="152400"/>
                   <wp:effectExtent b="0" l="0" r="0" t="0"/>
-                  <wp:docPr descr="" title="" id="37" name="Picture"/>
+                  <wp:docPr descr="" title="" id="38" name="Picture"/>
                   <a:graphic>
                     <a:graphicData uri="http://schemas.openxmlformats.org/drawingml/2006/picture">
                       <pic:pic>
                         <pic:nvPicPr>
-                          <pic:cNvPr descr="/opt/quarto/share/formats/docx/note.png" id="38" name="Picture"/>
+                          <pic:cNvPr descr="/opt/quarto/share/formats/docx/note.png" id="39" name="Picture"/>
                           <pic:cNvPicPr>
                             <a:picLocks noChangeArrowheads="1" noChangeAspect="1"/>
                           </pic:cNvPicPr>
@@ -7479,9 +7528,9 @@
         </w:tc>
       </w:tr>
     </w:tbl>
-    <w:bookmarkEnd w:id="39"/>
     <w:bookmarkEnd w:id="40"/>
-    <w:bookmarkStart w:id="44" w:name="X0e184d5f063eec6fef9b3f9eae4f815a037bb64"/>
+    <w:bookmarkEnd w:id="41"/>
+    <w:bookmarkStart w:id="46" w:name="X0e184d5f063eec6fef9b3f9eae4f815a037bb64"/>
     <w:p>
       <w:pPr>
         <w:pStyle w:val="Heading2"/>
@@ -7601,7 +7650,7 @@
         <w:t xml:space="preserve">, developed by Richardson and Robins (2014), extend causal diagrams to include counterfactual variables explicitly.</w:t>
       </w:r>
     </w:p>
-    <w:bookmarkStart w:id="42" w:name="constructing-a-swig"/>
+    <w:bookmarkStart w:id="44" w:name="constructing-a-swig"/>
     <w:p>
       <w:pPr>
         <w:pStyle w:val="Heading3"/>
@@ -7610,298 +7659,355 @@
         <w:t xml:space="preserve">5.1 Constructing a SWIG</w:t>
       </w:r>
     </w:p>
-    <w:p>
-      <w:pPr>
-        <w:pStyle w:val="FirstParagraph"/>
-      </w:pPr>
-      <w:r>
-        <w:t xml:space="preserve">A SWIG for the intervention</w:t>
-      </w:r>
-      <w:r>
-        <w:t xml:space="preserve"> </w:t>
-      </w:r>
-      <m:oMath>
-        <m:r>
-          <m:t>A</m:t>
-        </m:r>
-        <m:r>
-          <m:rPr>
-            <m:sty m:val="p"/>
-          </m:rPr>
-          <m:t>=</m:t>
-        </m:r>
-        <m:r>
-          <m:t>a</m:t>
-        </m:r>
-      </m:oMath>
-      <w:r>
-        <w:t xml:space="preserve"> </w:t>
-      </w:r>
-      <w:r>
-        <w:t xml:space="preserve">is obtained from the original causal diagram by the following operation:</w:t>
-      </w:r>
-    </w:p>
-    <w:p>
-      <w:pPr>
-        <w:pStyle w:val="Compact"/>
-        <w:numPr>
-          <w:ilvl w:val="0"/>
-          <w:numId w:val="1012"/>
-        </w:numPr>
-      </w:pPr>
-      <w:r>
-        <w:rPr>
-          <w:b/>
-          <w:bCs/>
-        </w:rPr>
-        <w:t xml:space="preserve">Split each treatment node</w:t>
-      </w:r>
-      <w:r>
-        <w:rPr>
-          <w:b/>
-          <w:bCs/>
-        </w:rPr>
-        <w:t xml:space="preserve"> </w:t>
-      </w:r>
-      <m:oMath>
-        <m:r>
-          <m:t>A</m:t>
-        </m:r>
-      </m:oMath>
-      <w:r>
-        <w:t xml:space="preserve"> </w:t>
-      </w:r>
-      <w:r>
-        <w:t xml:space="preserve">into two parts:</w:t>
-      </w:r>
-    </w:p>
-    <w:p>
-      <w:pPr>
-        <w:pStyle w:val="Compact"/>
-        <w:numPr>
-          <w:ilvl w:val="1"/>
-          <w:numId w:val="1013"/>
-        </w:numPr>
-      </w:pPr>
-      <w:r>
-        <w:t xml:space="preserve">The</w:t>
-      </w:r>
-      <w:r>
-        <w:t xml:space="preserve"> </w:t>
-      </w:r>
-      <w:r>
-        <w:rPr>
-          <w:b/>
-          <w:bCs/>
-        </w:rPr>
-        <w:t xml:space="preserve">fixed intervention value</w:t>
-      </w:r>
-      <w:r>
-        <w:t xml:space="preserve"> </w:t>
-      </w:r>
-      <m:oMath>
-        <m:r>
-          <m:t>a</m:t>
-        </m:r>
-      </m:oMath>
-      <w:r>
-        <w:t xml:space="preserve"> </w:t>
-      </w:r>
-      <w:r>
-        <w:t xml:space="preserve">(the value to which</w:t>
-      </w:r>
-      <w:r>
-        <w:t xml:space="preserve"> </w:t>
-      </w:r>
-      <m:oMath>
-        <m:r>
-          <m:t>A</m:t>
-        </m:r>
-      </m:oMath>
-      <w:r>
-        <w:t xml:space="preserve"> </w:t>
-      </w:r>
-      <w:r>
-        <w:t xml:space="preserve">is set by the intervention)</w:t>
-      </w:r>
-    </w:p>
-    <w:p>
-      <w:pPr>
-        <w:pStyle w:val="Compact"/>
-        <w:numPr>
-          <w:ilvl w:val="1"/>
-          <w:numId w:val="1013"/>
-        </w:numPr>
-      </w:pPr>
-      <w:r>
-        <w:t xml:space="preserve">The</w:t>
-      </w:r>
-      <w:r>
-        <w:t xml:space="preserve"> </w:t>
-      </w:r>
-      <w:r>
-        <w:rPr>
-          <w:b/>
-          <w:bCs/>
-        </w:rPr>
-        <w:t xml:space="preserve">natural value</w:t>
-      </w:r>
-      <w:r>
-        <w:t xml:space="preserve"> </w:t>
-      </w:r>
-      <m:oMath>
-        <m:r>
-          <m:t>A</m:t>
-        </m:r>
-      </m:oMath>
-      <w:r>
-        <w:t xml:space="preserve"> </w:t>
-      </w:r>
-      <w:r>
-        <w:t xml:space="preserve">(the random variable representing what treatment the individual would have received in the absence of intervention)</w:t>
-      </w:r>
-    </w:p>
-    <w:p>
-      <w:pPr>
-        <w:pStyle w:val="Compact"/>
-        <w:numPr>
-          <w:ilvl w:val="0"/>
-          <w:numId w:val="1012"/>
-        </w:numPr>
-      </w:pPr>
-      <w:r>
-        <w:t xml:space="preserve">All arrows into</w:t>
-      </w:r>
-      <w:r>
-        <w:t xml:space="preserve"> </w:t>
-      </w:r>
-      <m:oMath>
-        <m:r>
-          <m:t>A</m:t>
-        </m:r>
-      </m:oMath>
-      <w:r>
-        <w:t xml:space="preserve"> </w:t>
-      </w:r>
-      <w:r>
-        <w:t xml:space="preserve">now point to the natural value</w:t>
-      </w:r>
-      <w:r>
-        <w:t xml:space="preserve"> </w:t>
-      </w:r>
-      <m:oMath>
-        <m:r>
-          <m:t>A</m:t>
-        </m:r>
-      </m:oMath>
-      <w:r>
-        <w:t xml:space="preserve">; all arrows out of</w:t>
-      </w:r>
-      <w:r>
-        <w:t xml:space="preserve"> </w:t>
-      </w:r>
-      <m:oMath>
-        <m:r>
-          <m:t>A</m:t>
-        </m:r>
-      </m:oMath>
-      <w:r>
-        <w:t xml:space="preserve"> </w:t>
-      </w:r>
-      <w:r>
-        <w:t xml:space="preserve">now originate from the fixed value</w:t>
-      </w:r>
-      <w:r>
-        <w:t xml:space="preserve"> </w:t>
-      </w:r>
-      <m:oMath>
-        <m:r>
-          <m:t>a</m:t>
-        </m:r>
-      </m:oMath>
-      <w:r>
-        <w:t xml:space="preserve">.</w:t>
-      </w:r>
-    </w:p>
-    <w:p>
-      <w:pPr>
-        <w:pStyle w:val="Compact"/>
-        <w:numPr>
-          <w:ilvl w:val="0"/>
-          <w:numId w:val="1012"/>
-        </w:numPr>
-      </w:pPr>
-      <w:r>
-        <w:t xml:space="preserve">Each child of</w:t>
-      </w:r>
-      <w:r>
-        <w:t xml:space="preserve"> </w:t>
-      </w:r>
-      <m:oMath>
-        <m:r>
-          <m:t>A</m:t>
-        </m:r>
-      </m:oMath>
-      <w:r>
-        <w:t xml:space="preserve"> </w:t>
-      </w:r>
-      <w:r>
-        <w:t xml:space="preserve">in the original DAG becomes a counterfactual variable (e.g.,</w:t>
-      </w:r>
-      <w:r>
-        <w:t xml:space="preserve"> </w:t>
-      </w:r>
-      <m:oMath>
-        <m:r>
-          <m:t>Y</m:t>
-        </m:r>
-      </m:oMath>
-      <w:r>
-        <w:t xml:space="preserve"> </w:t>
-      </w:r>
-      <w:r>
-        <w:t xml:space="preserve">becomes</w:t>
-      </w:r>
-      <w:r>
-        <w:t xml:space="preserve"> </w:t>
-      </w:r>
-      <m:oMath>
-        <m:sSup>
-          <m:e>
-            <m:r>
-              <m:t>Y</m:t>
-            </m:r>
-          </m:e>
-          <m:sup>
-            <m:r>
-              <m:t>a</m:t>
-            </m:r>
-          </m:sup>
-        </m:sSup>
-      </m:oMath>
-      <w:r>
-        <w:t xml:space="preserve">).</w:t>
-      </w:r>
-    </w:p>
-    <w:p>
-      <w:pPr>
-        <w:pStyle w:val="FirstParagraph"/>
-      </w:pPr>
-      <w:r>
-        <w:t xml:space="preserve">The key result is that in the SWIG,</w:t>
-      </w:r>
-      <w:r>
-        <w:t xml:space="preserve"> </w:t>
-      </w:r>
-      <w:r>
-        <w:rPr>
-          <w:b/>
-          <w:bCs/>
-        </w:rPr>
-        <w:t xml:space="preserve">counterfactual independence can be read off using d-separation</w:t>
-      </w:r>
-      <w:r>
-        <w:t xml:space="preserve">, just as ordinary independence is read from a standard DAG.</w:t>
+    <w:tbl>
+      <w:tblPr>
+        <w:tblStyle w:val="Table"/>
+        <w:tblInd w:w="164" w:type="dxa"/>
+        <w:tblBorders>
+          <w:left w:val="single" w:sz="24" w:space="0" w:color="909090"/>
+        </w:tblBorders>
+        <w:tblCellMar>
+          <w:left w:w="0" w:type="dxa"/>
+          <w:right w:w="0" w:type="dxa"/>
+        </w:tblCellMar>
+        <w:tblLook w:firstRow="0" w:lastRow="0" w:firstColumn="0" w:lastColumn="0" w:noHBand="0" w:noVBand="0" w:val="0000"/>
+      </w:tblPr>
+      <w:tblGrid>
+        <w:gridCol w:w="7920"/>
+      </w:tblGrid>
+      <w:tr>
+        <w:trPr>
+          <w:cantSplit/>
+        </w:trPr>
+        <w:tc>
+          <w:tcPr>
+            <w:tcMar>
+              <w:left w:w="144" w:type="dxa"/>
+            </w:tcMar>
+          </w:tcPr>
+          <w:p>
+            <w:pPr>
+              <w:pStyle w:val="FirstParagraph"/>
+            </w:pPr>
+            <w:pPr>
+              <w:spacing w:before="16" w:after="64"/>
+            </w:pPr>
+          </w:p>
+          <w:bookmarkStart w:id="42" w:name="def-swig"/>
+          <w:p>
+            <w:pPr>
+              <w:pStyle w:val="BodyText"/>
+            </w:pPr>
+            <w:r>
+              <w:rPr>
+                <w:b/>
+                <w:bCs/>
+              </w:rPr>
+              <w:t xml:space="preserve">Definition 5 (Single-World Intervention Graph (SWIG))</w:t>
+            </w:r>
+            <w:r>
+              <w:t xml:space="preserve"> </w:t>
+            </w:r>
+            <w:r>
+              <w:t xml:space="preserve">A SWIG for the intervention</w:t>
+            </w:r>
+            <w:r>
+              <w:t xml:space="preserve"> </w:t>
+            </w:r>
+            <m:oMath>
+              <m:r>
+                <m:t>A</m:t>
+              </m:r>
+              <m:r>
+                <m:rPr>
+                  <m:sty m:val="p"/>
+                </m:rPr>
+                <m:t>=</m:t>
+              </m:r>
+              <m:r>
+                <m:t>a</m:t>
+              </m:r>
+            </m:oMath>
+            <w:r>
+              <w:t xml:space="preserve"> </w:t>
+            </w:r>
+            <w:r>
+              <w:t xml:space="preserve">is obtained from the original causal diagram by the following operation:</w:t>
+            </w:r>
+          </w:p>
+          <w:p>
+            <w:pPr>
+              <w:pStyle w:val="Compact"/>
+              <w:numPr>
+                <w:ilvl w:val="0"/>
+                <w:numId w:val="1012"/>
+              </w:numPr>
+            </w:pPr>
+            <w:r>
+              <w:rPr>
+                <w:b/>
+                <w:bCs/>
+              </w:rPr>
+              <w:t xml:space="preserve">Split each treatment node</w:t>
+            </w:r>
+            <w:r>
+              <w:rPr>
+                <w:b/>
+                <w:bCs/>
+              </w:rPr>
+              <w:t xml:space="preserve"> </w:t>
+            </w:r>
+            <m:oMath>
+              <m:r>
+                <m:t>A</m:t>
+              </m:r>
+            </m:oMath>
+            <w:r>
+              <w:t xml:space="preserve"> </w:t>
+            </w:r>
+            <w:r>
+              <w:t xml:space="preserve">into two parts:</w:t>
+            </w:r>
+          </w:p>
+          <w:p>
+            <w:pPr>
+              <w:pStyle w:val="Compact"/>
+              <w:numPr>
+                <w:ilvl w:val="1"/>
+                <w:numId w:val="1013"/>
+              </w:numPr>
+            </w:pPr>
+            <w:r>
+              <w:t xml:space="preserve">The</w:t>
+            </w:r>
+            <w:r>
+              <w:t xml:space="preserve"> </w:t>
+            </w:r>
+            <w:r>
+              <w:rPr>
+                <w:b/>
+                <w:bCs/>
+              </w:rPr>
+              <w:t xml:space="preserve">fixed intervention value</w:t>
+            </w:r>
+            <w:r>
+              <w:t xml:space="preserve"> </w:t>
+            </w:r>
+            <m:oMath>
+              <m:r>
+                <m:t>a</m:t>
+              </m:r>
+            </m:oMath>
+            <w:r>
+              <w:t xml:space="preserve"> </w:t>
+            </w:r>
+            <w:r>
+              <w:t xml:space="preserve">(the value to which</w:t>
+            </w:r>
+            <w:r>
+              <w:t xml:space="preserve"> </w:t>
+            </w:r>
+            <m:oMath>
+              <m:r>
+                <m:t>A</m:t>
+              </m:r>
+            </m:oMath>
+            <w:r>
+              <w:t xml:space="preserve"> </w:t>
+            </w:r>
+            <w:r>
+              <w:t xml:space="preserve">is set by the intervention)</w:t>
+            </w:r>
+          </w:p>
+          <w:p>
+            <w:pPr>
+              <w:pStyle w:val="Compact"/>
+              <w:numPr>
+                <w:ilvl w:val="1"/>
+                <w:numId w:val="1013"/>
+              </w:numPr>
+            </w:pPr>
+            <w:r>
+              <w:t xml:space="preserve">The</w:t>
+            </w:r>
+            <w:r>
+              <w:t xml:space="preserve"> </w:t>
+            </w:r>
+            <w:r>
+              <w:rPr>
+                <w:b/>
+                <w:bCs/>
+              </w:rPr>
+              <w:t xml:space="preserve">natural value</w:t>
+            </w:r>
+            <w:r>
+              <w:t xml:space="preserve"> </w:t>
+            </w:r>
+            <m:oMath>
+              <m:r>
+                <m:t>A</m:t>
+              </m:r>
+            </m:oMath>
+            <w:r>
+              <w:t xml:space="preserve"> </w:t>
+            </w:r>
+            <w:r>
+              <w:t xml:space="preserve">(the random variable representing what treatment the individual would have received in the absence of intervention)</w:t>
+            </w:r>
+          </w:p>
+          <w:p>
+            <w:pPr>
+              <w:pStyle w:val="Compact"/>
+              <w:numPr>
+                <w:ilvl w:val="0"/>
+                <w:numId w:val="1012"/>
+              </w:numPr>
+            </w:pPr>
+            <w:r>
+              <w:t xml:space="preserve">All arrows into</w:t>
+            </w:r>
+            <w:r>
+              <w:t xml:space="preserve"> </w:t>
+            </w:r>
+            <m:oMath>
+              <m:r>
+                <m:t>A</m:t>
+              </m:r>
+            </m:oMath>
+            <w:r>
+              <w:t xml:space="preserve"> </w:t>
+            </w:r>
+            <w:r>
+              <w:t xml:space="preserve">now point to the natural value</w:t>
+            </w:r>
+            <w:r>
+              <w:t xml:space="preserve"> </w:t>
+            </w:r>
+            <m:oMath>
+              <m:r>
+                <m:t>A</m:t>
+              </m:r>
+            </m:oMath>
+            <w:r>
+              <w:t xml:space="preserve">; all arrows out of</w:t>
+            </w:r>
+            <w:r>
+              <w:t xml:space="preserve"> </w:t>
+            </w:r>
+            <m:oMath>
+              <m:r>
+                <m:t>A</m:t>
+              </m:r>
+            </m:oMath>
+            <w:r>
+              <w:t xml:space="preserve"> </w:t>
+            </w:r>
+            <w:r>
+              <w:t xml:space="preserve">now originate from the fixed value</w:t>
+            </w:r>
+            <w:r>
+              <w:t xml:space="preserve"> </w:t>
+            </w:r>
+            <m:oMath>
+              <m:r>
+                <m:t>a</m:t>
+              </m:r>
+            </m:oMath>
+            <w:r>
+              <w:t xml:space="preserve">.</w:t>
+            </w:r>
+          </w:p>
+          <w:p>
+            <w:pPr>
+              <w:pStyle w:val="Compact"/>
+              <w:numPr>
+                <w:ilvl w:val="0"/>
+                <w:numId w:val="1012"/>
+              </w:numPr>
+            </w:pPr>
+            <w:r>
+              <w:t xml:space="preserve">Each child of</w:t>
+            </w:r>
+            <w:r>
+              <w:t xml:space="preserve"> </w:t>
+            </w:r>
+            <m:oMath>
+              <m:r>
+                <m:t>A</m:t>
+              </m:r>
+            </m:oMath>
+            <w:r>
+              <w:t xml:space="preserve"> </w:t>
+            </w:r>
+            <w:r>
+              <w:t xml:space="preserve">in the original DAG becomes a counterfactual variable (e.g.,</w:t>
+            </w:r>
+            <w:r>
+              <w:t xml:space="preserve"> </w:t>
+            </w:r>
+            <m:oMath>
+              <m:r>
+                <m:t>Y</m:t>
+              </m:r>
+            </m:oMath>
+            <w:r>
+              <w:t xml:space="preserve"> </w:t>
+            </w:r>
+            <w:r>
+              <w:t xml:space="preserve">becomes</w:t>
+            </w:r>
+            <w:r>
+              <w:t xml:space="preserve"> </w:t>
+            </w:r>
+            <m:oMath>
+              <m:sSup>
+                <m:e>
+                  <m:r>
+                    <m:t>Y</m:t>
+                  </m:r>
+                </m:e>
+                <m:sup>
+                  <m:r>
+                    <m:t>a</m:t>
+                  </m:r>
+                </m:sup>
+              </m:sSup>
+            </m:oMath>
+            <w:r>
+              <w:t xml:space="preserve">).</w:t>
+            </w:r>
+          </w:p>
+          <w:p>
+            <w:pPr>
+              <w:pStyle w:val="FirstParagraph"/>
+            </w:pPr>
+            <w:r>
+              <w:t xml:space="preserve">The key result is that in the SWIG,</w:t>
+            </w:r>
+            <w:r>
+              <w:t xml:space="preserve"> </w:t>
+            </w:r>
+            <w:r>
+              <w:rPr>
+                <w:b/>
+                <w:bCs/>
+              </w:rPr>
+              <w:t xml:space="preserve">counterfactual independence can be read off using d-separation</w:t>
+            </w:r>
+            <w:r>
+              <w:t xml:space="preserve">, just as ordinary independence is read from a standard DAG.</w:t>
+            </w:r>
+          </w:p>
+          <w:bookmarkEnd w:id="42"/>
+        </w:tc>
+      </w:tr>
+    </w:tbl>
+    <w:p>
+      <w:pPr>
+        <w:pStyle w:val="BodyText"/>
+      </w:pPr>
+      <w:r>
+        <w:t xml:space="preserve"> </w:t>
       </w:r>
     </w:p>
     <w:tbl>
@@ -7938,7 +8044,7 @@
               <w:spacing w:before="16" w:after="64"/>
             </w:pPr>
           </w:p>
-          <w:bookmarkStart w:id="41" w:name="exm-swig"/>
+          <w:bookmarkStart w:id="43" w:name="exm-swig"/>
           <w:p>
             <w:pPr>
               <w:pStyle w:val="BodyText"/>
@@ -8545,12 +8651,12 @@
               <w:t xml:space="preserve">satisfies the backdoor criterion.</w:t>
             </w:r>
           </w:p>
-          <w:bookmarkEnd w:id="41"/>
+          <w:bookmarkEnd w:id="43"/>
         </w:tc>
       </w:tr>
     </w:tbl>
-    <w:bookmarkEnd w:id="42"/>
-    <w:bookmarkStart w:id="43" w:name="what-swigs-add"/>
+    <w:bookmarkEnd w:id="44"/>
+    <w:bookmarkStart w:id="45" w:name="what-swigs-add"/>
     <w:p>
       <w:pPr>
         <w:pStyle w:val="Heading3"/>
@@ -8934,9 +9040,9 @@
         <w:t xml:space="preserve">For most purposes in this textbook, standard DAGs combined with the backdoor criterion are sufficient. SWIGs provide an additional layer of rigor for readers interested in the formal connections between the potential outcomes framework and the graphical framework.</w:t>
       </w:r>
     </w:p>
-    <w:bookmarkEnd w:id="43"/>
-    <w:bookmarkEnd w:id="44"/>
-    <w:bookmarkStart w:id="45" w:name="summary"/>
+    <w:bookmarkEnd w:id="45"/>
+    <w:bookmarkEnd w:id="46"/>
+    <w:bookmarkStart w:id="47" w:name="summary"/>
     <w:p>
       <w:pPr>
         <w:pStyle w:val="Heading2"/>
@@ -9448,8 +9554,8 @@
         <w:t xml:space="preserve">Confounding bias is the central challenge in observational causal inference. This chapter has provided the structural tools needed to identify which variables to adjust for (the backdoor criterion) and the formal justification for why that adjustment works (conditional exchangeability, proved graphically via SWIGs).</w:t>
       </w:r>
     </w:p>
-    <w:bookmarkEnd w:id="45"/>
-    <w:bookmarkStart w:id="49" w:name="references"/>
+    <w:bookmarkEnd w:id="47"/>
+    <w:bookmarkStart w:id="51" w:name="references"/>
     <w:p>
       <w:pPr>
         <w:pStyle w:val="Heading2"/>
@@ -9465,8 +9571,8 @@
         </w:pict>
       </w:r>
     </w:p>
-    <w:bookmarkStart w:id="48" w:name="refs"/>
-    <w:bookmarkStart w:id="47" w:name="ref-hernan2020causal"/>
+    <w:bookmarkStart w:id="50" w:name="refs"/>
+    <w:bookmarkStart w:id="49" w:name="ref-hernan2020causal"/>
     <w:p>
       <w:pPr>
         <w:pStyle w:val="Bibliography"/>
@@ -9490,7 +9596,7 @@
       <w:r>
         <w:t xml:space="preserve"> </w:t>
       </w:r>
-      <w:hyperlink r:id="rId46">
+      <w:hyperlink r:id="rId48">
         <w:r>
           <w:rPr>
             <w:rStyle w:val="Hyperlink"/>
@@ -9502,9 +9608,9 @@
         <w:t xml:space="preserve">.</w:t>
       </w:r>
     </w:p>
-    <w:bookmarkEnd w:id="47"/>
-    <w:bookmarkEnd w:id="48"/>
     <w:bookmarkEnd w:id="49"/>
+    <w:bookmarkEnd w:id="50"/>
+    <w:bookmarkEnd w:id="51"/>
     <w:sectPr>
       <w:footnotePr>
         <w:numRestart w:val="eachSect"/>

--- a/pr-preview/pr-78/chapters/07-confounding.docx
+++ b/pr-preview/pr-78/chapters/07-confounding.docx
@@ -61,7 +61,7 @@
         <w:t xml:space="preserve">.</w:t>
       </w:r>
     </w:p>
-    <w:bookmarkStart w:id="16" w:name="the-structure-of-confounding-pp.-7780"/>
+    <w:bookmarkStart w:id="18" w:name="the-structure-of-confounding-pp.-7780"/>
     <w:p>
       <w:pPr>
         <w:pStyle w:val="Heading2"/>
@@ -1410,7 +1410,7 @@
       </w:r>
     </w:p>
     <w:bookmarkEnd w:id="10"/>
-    <w:bookmarkStart w:id="15" w:name="the-structural-definition"/>
+    <w:bookmarkStart w:id="17" w:name="the-structural-definition"/>
     <w:p>
       <w:pPr>
         <w:pStyle w:val="Heading3"/>
@@ -2064,1977 +2064,7 @@
         <w:pStyle w:val="BodyText"/>
       </w:pPr>
       <w:r>
-        <w:rPr>
-          <w:b/>
-          <w:bCs/>
-        </w:rPr>
-        <w:t xml:space="preserve">Confounding can operate in any direction:</w:t>
-      </w:r>
-    </w:p>
-    <w:p>
-      <w:pPr>
-        <w:pStyle w:val="Compact"/>
-        <w:numPr>
-          <w:ilvl w:val="0"/>
-          <w:numId w:val="1001"/>
-        </w:numPr>
-      </w:pPr>
-      <w:r>
-        <w:rPr>
-          <w:b/>
-          <w:bCs/>
-        </w:rPr>
-        <w:t xml:space="preserve">Positive confounding</w:t>
-      </w:r>
-      <w:r>
-        <w:t xml:space="preserve">: the crude estimate overstates the causal effect (or makes a harmful treatment look beneficial, or a beneficial treatment look even more beneficial)</w:t>
-      </w:r>
-    </w:p>
-    <w:p>
-      <w:pPr>
-        <w:pStyle w:val="Compact"/>
-        <w:numPr>
-          <w:ilvl w:val="0"/>
-          <w:numId w:val="1001"/>
-        </w:numPr>
-      </w:pPr>
-      <w:r>
-        <w:rPr>
-          <w:b/>
-          <w:bCs/>
-        </w:rPr>
-        <w:t xml:space="preserve">Negative confounding</w:t>
-      </w:r>
-      <w:r>
-        <w:t xml:space="preserve">: the crude estimate understates the causal effect (or makes a beneficial treatment look harmful)</w:t>
-      </w:r>
-    </w:p>
-    <w:p>
-      <w:pPr>
-        <w:pStyle w:val="Compact"/>
-        <w:numPr>
-          <w:ilvl w:val="0"/>
-          <w:numId w:val="1001"/>
-        </w:numPr>
-      </w:pPr>
-      <w:r>
-        <w:t xml:space="preserve">The direction depends on the signs of the associations</w:t>
-      </w:r>
-      <w:r>
-        <w:t xml:space="preserve"> </w:t>
-      </w:r>
-      <m:oMath>
-        <m:r>
-          <m:t>L</m:t>
-        </m:r>
-        <m:r>
-          <m:rPr>
-            <m:sty m:val="p"/>
-          </m:rPr>
-          <m:t>→</m:t>
-        </m:r>
-        <m:r>
-          <m:t>A</m:t>
-        </m:r>
-      </m:oMath>
-      <w:r>
-        <w:t xml:space="preserve"> </w:t>
-      </w:r>
-      <w:r>
-        <w:t xml:space="preserve">and</w:t>
-      </w:r>
-      <w:r>
-        <w:t xml:space="preserve"> </w:t>
-      </w:r>
-      <m:oMath>
-        <m:r>
-          <m:t>L</m:t>
-        </m:r>
-        <m:r>
-          <m:rPr>
-            <m:sty m:val="p"/>
-          </m:rPr>
-          <m:t>→</m:t>
-        </m:r>
-        <m:r>
-          <m:t>Y</m:t>
-        </m:r>
-      </m:oMath>
-    </w:p>
-    <w:p>
-      <w:pPr>
-        <w:pStyle w:val="FirstParagraph"/>
-      </w:pPr>
-      <w:r>
-        <w:t xml:space="preserve">In the drug example above, sicker patients (males) were more likely to receive treatment and had worse outcomes, so the drug appears harmful even though it has no effect. This is</w:t>
-      </w:r>
-      <w:r>
-        <w:t xml:space="preserve"> </w:t>
-      </w:r>
-      <w:r>
-        <w:rPr>
-          <w:b/>
-          <w:bCs/>
-        </w:rPr>
-        <w:t xml:space="preserve">confounding by indication</w:t>
-      </w:r>
-      <w:r>
-        <w:t xml:space="preserve"> </w:t>
-      </w:r>
-      <w:r>
-        <w:t xml:space="preserve">or</w:t>
-      </w:r>
-      <w:r>
-        <w:t xml:space="preserve"> </w:t>
-      </w:r>
-      <w:r>
-        <w:rPr>
-          <w:b/>
-          <w:bCs/>
-        </w:rPr>
-        <w:t xml:space="preserve">channeling bias</w:t>
-      </w:r>
-      <w:r>
-        <w:t xml:space="preserve">—the indication for treatment (higher disease severity) is itself a risk factor for the outcome.</w:t>
-      </w:r>
-    </w:p>
-    <w:bookmarkEnd w:id="15"/>
-    <w:bookmarkEnd w:id="16"/>
-    <w:bookmarkStart w:id="18" w:name="confounding-and-exchangeability-pp.-8082"/>
-    <w:p>
-      <w:pPr>
-        <w:pStyle w:val="Heading2"/>
-      </w:pPr>
-      <w:r>
-        <w:t xml:space="preserve">2 7.2 Confounding and Exchangeability (pp. 80–82)</w:t>
-      </w:r>
-    </w:p>
-    <w:p>
-      <w:r>
-        <w:pict>
-          <v:rect style="width:0;height:1.5pt" o:hralign="center" o:hrstd="t" o:hr="t"/>
-        </w:pict>
-      </w:r>
-    </w:p>
-    <w:p>
-      <w:pPr>
-        <w:pStyle w:val="FirstParagraph"/>
-      </w:pPr>
-      <w:r>
-        <w:t xml:space="preserve">Confounding is mathematically equivalent to the failure of</w:t>
-      </w:r>
-      <w:r>
-        <w:t xml:space="preserve"> </w:t>
-      </w:r>
-      <w:r>
-        <w:rPr>
-          <w:b/>
-          <w:bCs/>
-        </w:rPr>
-        <w:t xml:space="preserve">marginal exchangeability</w:t>
-      </w:r>
-      <w:r>
-        <w:t xml:space="preserve">. Recall from Chapter 2 that marginal exchangeability holds when:</w:t>
-      </w:r>
-    </w:p>
-    <w:p>
-      <w:pPr>
-        <w:pStyle w:val="BodyText"/>
-      </w:pPr>
-      <m:oMathPara>
-        <m:oMathParaPr>
-          <m:jc m:val="center"/>
-        </m:oMathParaPr>
-        <m:oMath>
-          <m:sSup>
-            <m:e>
-              <m:r>
-                <m:t>Y</m:t>
-              </m:r>
-            </m:e>
-            <m:sup>
-              <m:r>
-                <m:t>a</m:t>
-              </m:r>
-            </m:sup>
-          </m:sSup>
-          <m:r>
-            <m:rPr>
-              <m:sty m:val="p"/>
-            </m:rPr>
-            <m:t>⟂</m:t>
-          </m:r>
-          <m:r>
-            <m:t>​</m:t>
-          </m:r>
-          <m:r>
-            <m:t>​</m:t>
-          </m:r>
-          <m:r>
-            <m:t>​</m:t>
-          </m:r>
-          <m:r>
-            <m:rPr>
-              <m:sty m:val="p"/>
-            </m:rPr>
-            <m:t>⟂</m:t>
-          </m:r>
-          <m:r>
-            <m:t>A</m:t>
-          </m:r>
-          <m:r>
-            <m:t> </m:t>
-          </m:r>
-          <m:r>
-            <m:rPr>
-              <m:nor/>
-              <m:sty m:val="p"/>
-            </m:rPr>
-            <m:t>for all </m:t>
-          </m:r>
-          <m:r>
-            <m:t>a</m:t>
-          </m:r>
-        </m:oMath>
-      </m:oMathPara>
-    </w:p>
-    <w:p>
-      <w:pPr>
-        <w:pStyle w:val="FirstParagraph"/>
-      </w:pPr>
-      <w:r>
-        <w:t xml:space="preserve">This means the treated and untreated groups have the same distribution of potential outcomes:</w:t>
-      </w:r>
-      <w:r>
-        <w:t xml:space="preserve"> </w:t>
-      </w:r>
-      <m:oMath>
-        <m:r>
-          <m:rPr>
-            <m:sty m:val="p"/>
-          </m:rPr>
-          <m:t>Pr</m:t>
-        </m:r>
-        <m:r>
-          <m:rPr>
-            <m:sty m:val="p"/>
-          </m:rPr>
-          <m:t>[</m:t>
-        </m:r>
-        <m:sSup>
-          <m:e>
-            <m:r>
-              <m:t>Y</m:t>
-            </m:r>
-          </m:e>
-          <m:sup>
-            <m:r>
-              <m:t>a</m:t>
-            </m:r>
-          </m:sup>
-        </m:sSup>
-        <m:r>
-          <m:rPr>
-            <m:sty m:val="p"/>
-          </m:rPr>
-          <m:t>=</m:t>
-        </m:r>
-        <m:r>
-          <m:t>1</m:t>
-        </m:r>
-        <m:r>
-          <m:rPr>
-            <m:sty m:val="p"/>
-          </m:rPr>
-          <m:t>∣</m:t>
-        </m:r>
-        <m:r>
-          <m:t>A</m:t>
-        </m:r>
-        <m:r>
-          <m:rPr>
-            <m:sty m:val="p"/>
-          </m:rPr>
-          <m:t>=</m:t>
-        </m:r>
-        <m:r>
-          <m:t>1</m:t>
-        </m:r>
-        <m:r>
-          <m:rPr>
-            <m:sty m:val="p"/>
-          </m:rPr>
-          <m:t>]</m:t>
-        </m:r>
-        <m:r>
-          <m:rPr>
-            <m:sty m:val="p"/>
-          </m:rPr>
-          <m:t>=</m:t>
-        </m:r>
-        <m:r>
-          <m:rPr>
-            <m:sty m:val="p"/>
-          </m:rPr>
-          <m:t>Pr</m:t>
-        </m:r>
-        <m:r>
-          <m:rPr>
-            <m:sty m:val="p"/>
-          </m:rPr>
-          <m:t>[</m:t>
-        </m:r>
-        <m:sSup>
-          <m:e>
-            <m:r>
-              <m:t>Y</m:t>
-            </m:r>
-          </m:e>
-          <m:sup>
-            <m:r>
-              <m:t>a</m:t>
-            </m:r>
-          </m:sup>
-        </m:sSup>
-        <m:r>
-          <m:rPr>
-            <m:sty m:val="p"/>
-          </m:rPr>
-          <m:t>=</m:t>
-        </m:r>
-        <m:r>
-          <m:t>1</m:t>
-        </m:r>
-        <m:r>
-          <m:rPr>
-            <m:sty m:val="p"/>
-          </m:rPr>
-          <m:t>∣</m:t>
-        </m:r>
-        <m:r>
-          <m:t>A</m:t>
-        </m:r>
-        <m:r>
-          <m:rPr>
-            <m:sty m:val="p"/>
-          </m:rPr>
-          <m:t>=</m:t>
-        </m:r>
-        <m:r>
-          <m:t>0</m:t>
-        </m:r>
-        <m:r>
-          <m:rPr>
-            <m:sty m:val="p"/>
-          </m:rPr>
-          <m:t>]</m:t>
-        </m:r>
-        <m:r>
-          <m:rPr>
-            <m:sty m:val="p"/>
-          </m:rPr>
-          <m:t>=</m:t>
-        </m:r>
-        <m:r>
-          <m:rPr>
-            <m:sty m:val="p"/>
-          </m:rPr>
-          <m:t>Pr</m:t>
-        </m:r>
-        <m:r>
-          <m:rPr>
-            <m:sty m:val="p"/>
-          </m:rPr>
-          <m:t>[</m:t>
-        </m:r>
-        <m:sSup>
-          <m:e>
-            <m:r>
-              <m:t>Y</m:t>
-            </m:r>
-          </m:e>
-          <m:sup>
-            <m:r>
-              <m:t>a</m:t>
-            </m:r>
-          </m:sup>
-        </m:sSup>
-        <m:r>
-          <m:rPr>
-            <m:sty m:val="p"/>
-          </m:rPr>
-          <m:t>=</m:t>
-        </m:r>
-        <m:r>
-          <m:t>1</m:t>
-        </m:r>
-        <m:r>
-          <m:rPr>
-            <m:sty m:val="p"/>
-          </m:rPr>
-          <m:t>]</m:t>
-        </m:r>
-      </m:oMath>
-      <w:r>
-        <w:t xml:space="preserve">.</w:t>
-      </w:r>
-    </w:p>
-    <w:p>
-      <w:pPr>
-        <w:pStyle w:val="BodyText"/>
-      </w:pPr>
-      <w:r>
-        <w:t xml:space="preserve">When marginal exchangeability holds, association equals causation:</w:t>
-      </w:r>
-    </w:p>
-    <w:p>
-      <w:pPr>
-        <w:pStyle w:val="BodyText"/>
-      </w:pPr>
-      <m:oMathPara>
-        <m:oMathParaPr>
-          <m:jc m:val="center"/>
-        </m:oMathParaPr>
-        <m:oMath>
-          <m:r>
-            <m:rPr>
-              <m:sty m:val="p"/>
-            </m:rPr>
-            <m:t>Pr</m:t>
-          </m:r>
-          <m:r>
-            <m:rPr>
-              <m:sty m:val="p"/>
-            </m:rPr>
-            <m:t>[</m:t>
-          </m:r>
-          <m:r>
-            <m:t>Y</m:t>
-          </m:r>
-          <m:r>
-            <m:rPr>
-              <m:sty m:val="p"/>
-            </m:rPr>
-            <m:t>=</m:t>
-          </m:r>
-          <m:r>
-            <m:t>1</m:t>
-          </m:r>
-          <m:r>
-            <m:rPr>
-              <m:sty m:val="p"/>
-            </m:rPr>
-            <m:t>∣</m:t>
-          </m:r>
-          <m:r>
-            <m:t>A</m:t>
-          </m:r>
-          <m:r>
-            <m:rPr>
-              <m:sty m:val="p"/>
-            </m:rPr>
-            <m:t>=</m:t>
-          </m:r>
-          <m:r>
-            <m:t>1</m:t>
-          </m:r>
-          <m:r>
-            <m:rPr>
-              <m:sty m:val="p"/>
-            </m:rPr>
-            <m:t>]</m:t>
-          </m:r>
-          <m:r>
-            <m:rPr>
-              <m:sty m:val="p"/>
-            </m:rPr>
-            <m:t>−</m:t>
-          </m:r>
-          <m:r>
-            <m:rPr>
-              <m:sty m:val="p"/>
-            </m:rPr>
-            <m:t>Pr</m:t>
-          </m:r>
-          <m:r>
-            <m:rPr>
-              <m:sty m:val="p"/>
-            </m:rPr>
-            <m:t>[</m:t>
-          </m:r>
-          <m:r>
-            <m:t>Y</m:t>
-          </m:r>
-          <m:r>
-            <m:rPr>
-              <m:sty m:val="p"/>
-            </m:rPr>
-            <m:t>=</m:t>
-          </m:r>
-          <m:r>
-            <m:t>1</m:t>
-          </m:r>
-          <m:r>
-            <m:rPr>
-              <m:sty m:val="p"/>
-            </m:rPr>
-            <m:t>∣</m:t>
-          </m:r>
-          <m:r>
-            <m:t>A</m:t>
-          </m:r>
-          <m:r>
-            <m:rPr>
-              <m:sty m:val="p"/>
-            </m:rPr>
-            <m:t>=</m:t>
-          </m:r>
-          <m:r>
-            <m:t>0</m:t>
-          </m:r>
-          <m:r>
-            <m:rPr>
-              <m:sty m:val="p"/>
-            </m:rPr>
-            <m:t>]</m:t>
-          </m:r>
-          <m:r>
-            <m:rPr>
-              <m:sty m:val="p"/>
-            </m:rPr>
-            <m:t>=</m:t>
-          </m:r>
-          <m:r>
-            <m:rPr>
-              <m:sty m:val="p"/>
-            </m:rPr>
-            <m:t>Pr</m:t>
-          </m:r>
-          <m:r>
-            <m:rPr>
-              <m:sty m:val="p"/>
-            </m:rPr>
-            <m:t>[</m:t>
-          </m:r>
-          <m:sSup>
-            <m:e>
-              <m:r>
-                <m:t>Y</m:t>
-              </m:r>
-            </m:e>
-            <m:sup>
-              <m:r>
-                <m:t>a</m:t>
-              </m:r>
-              <m:r>
-                <m:rPr>
-                  <m:sty m:val="p"/>
-                </m:rPr>
-                <m:t>=</m:t>
-              </m:r>
-              <m:r>
-                <m:t>1</m:t>
-              </m:r>
-            </m:sup>
-          </m:sSup>
-          <m:r>
-            <m:rPr>
-              <m:sty m:val="p"/>
-            </m:rPr>
-            <m:t>=</m:t>
-          </m:r>
-          <m:r>
-            <m:t>1</m:t>
-          </m:r>
-          <m:r>
-            <m:rPr>
-              <m:sty m:val="p"/>
-            </m:rPr>
-            <m:t>]</m:t>
-          </m:r>
-          <m:r>
-            <m:rPr>
-              <m:sty m:val="p"/>
-            </m:rPr>
-            <m:t>−</m:t>
-          </m:r>
-          <m:r>
-            <m:rPr>
-              <m:sty m:val="p"/>
-            </m:rPr>
-            <m:t>Pr</m:t>
-          </m:r>
-          <m:r>
-            <m:rPr>
-              <m:sty m:val="p"/>
-            </m:rPr>
-            <m:t>[</m:t>
-          </m:r>
-          <m:sSup>
-            <m:e>
-              <m:r>
-                <m:t>Y</m:t>
-              </m:r>
-            </m:e>
-            <m:sup>
-              <m:r>
-                <m:t>a</m:t>
-              </m:r>
-              <m:r>
-                <m:rPr>
-                  <m:sty m:val="p"/>
-                </m:rPr>
-                <m:t>=</m:t>
-              </m:r>
-              <m:r>
-                <m:t>0</m:t>
-              </m:r>
-            </m:sup>
-          </m:sSup>
-          <m:r>
-            <m:rPr>
-              <m:sty m:val="p"/>
-            </m:rPr>
-            <m:t>=</m:t>
-          </m:r>
-          <m:r>
-            <m:t>1</m:t>
-          </m:r>
-          <m:r>
-            <m:rPr>
-              <m:sty m:val="p"/>
-            </m:rPr>
-            <m:t>]</m:t>
-          </m:r>
-        </m:oMath>
-      </m:oMathPara>
-    </w:p>
-    <w:p>
-      <w:pPr>
-        <w:pStyle w:val="FirstParagraph"/>
-      </w:pPr>
-      <w:r>
-        <w:rPr>
-          <w:b/>
-          <w:bCs/>
-        </w:rPr>
-        <w:t xml:space="preserve">No confounding is equivalent to marginal exchangeability.</w:t>
-      </w:r>
-      <w:r>
-        <w:t xml:space="preserve"> </w:t>
-      </w:r>
-      <w:r>
-        <w:t xml:space="preserve">When confounding is present, marginal exchangeability fails:</w:t>
-      </w:r>
-      <w:r>
-        <w:t xml:space="preserve"> </w:t>
-      </w:r>
-      <m:oMath>
-        <m:sSup>
-          <m:e>
-            <m:r>
-              <m:t>Y</m:t>
-            </m:r>
-          </m:e>
-          <m:sup>
-            <m:r>
-              <m:t>a</m:t>
-            </m:r>
-          </m:sup>
-        </m:sSup>
-        <m:box>
-          <m:boxPr>
-            <m:opEmu m:val="on"/>
-          </m:boxPr>
-          <m:e>
-            <m:r>
-              <m:rPr>
-                <m:sty m:val="p"/>
-              </m:rPr>
-              <m:t>⟂̸</m:t>
-            </m:r>
-          </m:e>
-        </m:box>
-        <m:r>
-          <m:t>​</m:t>
-        </m:r>
-        <m:r>
-          <m:t>​</m:t>
-        </m:r>
-        <m:r>
-          <m:t>​</m:t>
-        </m:r>
-        <m:r>
-          <m:rPr>
-            <m:sty m:val="p"/>
-          </m:rPr>
-          <m:t>⟂</m:t>
-        </m:r>
-        <m:r>
-          <m:t>A</m:t>
-        </m:r>
-      </m:oMath>
-      <w:r>
-        <w:t xml:space="preserve">, and the treated and untreated differ in their potential outcomes.</w:t>
-      </w:r>
-    </w:p>
-    <w:bookmarkStart w:id="17" w:name="eliminating-confounding-via-conditioning"/>
-    <w:p>
-      <w:pPr>
-        <w:pStyle w:val="Heading3"/>
-      </w:pPr>
-      <w:r>
-        <w:t xml:space="preserve">2.1 Eliminating Confounding via Conditioning</w:t>
-      </w:r>
-    </w:p>
-    <w:p>
-      <w:pPr>
-        <w:pStyle w:val="FirstParagraph"/>
-      </w:pPr>
-      <w:r>
-        <w:t xml:space="preserve">Even when marginal exchangeability fails, we can often achieve</w:t>
-      </w:r>
-      <w:r>
-        <w:t xml:space="preserve"> </w:t>
-      </w:r>
-      <w:r>
-        <w:rPr>
-          <w:b/>
-          <w:bCs/>
-        </w:rPr>
-        <w:t xml:space="preserve">conditional exchangeability</w:t>
-      </w:r>
-      <w:r>
-        <w:t xml:space="preserve"> </w:t>
-      </w:r>
-      <w:r>
-        <w:t xml:space="preserve">by adjusting for the measured confounders</w:t>
-      </w:r>
-      <w:r>
-        <w:t xml:space="preserve"> </w:t>
-      </w:r>
-      <m:oMath>
-        <m:r>
-          <m:t>L</m:t>
-        </m:r>
-      </m:oMath>
-      <w:r>
-        <w:t xml:space="preserve">:</w:t>
-      </w:r>
-    </w:p>
-    <w:p>
-      <w:pPr>
-        <w:pStyle w:val="BodyText"/>
-      </w:pPr>
-      <m:oMathPara>
-        <m:oMathParaPr>
-          <m:jc m:val="center"/>
-        </m:oMathParaPr>
-        <m:oMath>
-          <m:sSup>
-            <m:e>
-              <m:r>
-                <m:t>Y</m:t>
-              </m:r>
-            </m:e>
-            <m:sup>
-              <m:r>
-                <m:t>a</m:t>
-              </m:r>
-            </m:sup>
-          </m:sSup>
-          <m:r>
-            <m:rPr>
-              <m:sty m:val="p"/>
-            </m:rPr>
-            <m:t>⟂</m:t>
-          </m:r>
-          <m:r>
-            <m:t>​</m:t>
-          </m:r>
-          <m:r>
-            <m:t>​</m:t>
-          </m:r>
-          <m:r>
-            <m:t>​</m:t>
-          </m:r>
-          <m:r>
-            <m:rPr>
-              <m:sty m:val="p"/>
-            </m:rPr>
-            <m:t>⟂</m:t>
-          </m:r>
-          <m:r>
-            <m:t>A</m:t>
-          </m:r>
-          <m:r>
-            <m:rPr>
-              <m:sty m:val="p"/>
-            </m:rPr>
-            <m:t>∣</m:t>
-          </m:r>
-          <m:r>
-            <m:t>L</m:t>
-          </m:r>
-          <m:r>
-            <m:t> </m:t>
-          </m:r>
-          <m:r>
-            <m:rPr>
-              <m:nor/>
-              <m:sty m:val="p"/>
-            </m:rPr>
-            <m:t>for all </m:t>
-          </m:r>
-          <m:r>
-            <m:t>a</m:t>
-          </m:r>
-        </m:oMath>
-      </m:oMathPara>
-    </w:p>
-    <w:p>
-      <w:pPr>
-        <w:pStyle w:val="FirstParagraph"/>
-      </w:pPr>
-      <w:r>
-        <w:t xml:space="preserve">This means that within each stratum of</w:t>
-      </w:r>
-      <w:r>
-        <w:t xml:space="preserve"> </w:t>
-      </w:r>
-      <m:oMath>
-        <m:r>
-          <m:t>L</m:t>
-        </m:r>
-      </m:oMath>
-      <w:r>
-        <w:t xml:space="preserve">, the treated and untreated are exchangeable. In the drug example:</w:t>
-      </w:r>
-    </w:p>
-    <w:p>
-      <w:pPr>
-        <w:pStyle w:val="Compact"/>
-        <w:numPr>
-          <w:ilvl w:val="0"/>
-          <w:numId w:val="1002"/>
-        </w:numPr>
-      </w:pPr>
-      <w:r>
-        <w:t xml:space="preserve">Within males (</w:t>
-      </w:r>
-      <m:oMath>
-        <m:r>
-          <m:t>L</m:t>
-        </m:r>
-        <m:r>
-          <m:rPr>
-            <m:sty m:val="p"/>
-          </m:rPr>
-          <m:t>=</m:t>
-        </m:r>
-        <m:r>
-          <m:t>1</m:t>
-        </m:r>
-      </m:oMath>
-      <w:r>
-        <w:t xml:space="preserve">):</w:t>
-      </w:r>
-      <w:r>
-        <w:t xml:space="preserve"> </w:t>
-      </w:r>
-      <m:oMath>
-        <m:r>
-          <m:rPr>
-            <m:sty m:val="p"/>
-          </m:rPr>
-          <m:t>Pr</m:t>
-        </m:r>
-        <m:r>
-          <m:rPr>
-            <m:sty m:val="p"/>
-          </m:rPr>
-          <m:t>[</m:t>
-        </m:r>
-        <m:sSup>
-          <m:e>
-            <m:r>
-              <m:t>Y</m:t>
-            </m:r>
-          </m:e>
-          <m:sup>
-            <m:r>
-              <m:t>a</m:t>
-            </m:r>
-          </m:sup>
-        </m:sSup>
-        <m:r>
-          <m:rPr>
-            <m:sty m:val="p"/>
-          </m:rPr>
-          <m:t>=</m:t>
-        </m:r>
-        <m:r>
-          <m:t>1</m:t>
-        </m:r>
-        <m:r>
-          <m:rPr>
-            <m:sty m:val="p"/>
-          </m:rPr>
-          <m:t>∣</m:t>
-        </m:r>
-        <m:r>
-          <m:t>A</m:t>
-        </m:r>
-        <m:r>
-          <m:rPr>
-            <m:sty m:val="p"/>
-          </m:rPr>
-          <m:t>=</m:t>
-        </m:r>
-        <m:r>
-          <m:t>1</m:t>
-        </m:r>
-        <m:r>
-          <m:rPr>
-            <m:sty m:val="p"/>
-          </m:rPr>
-          <m:t>,</m:t>
-        </m:r>
-        <m:r>
-          <m:t>L</m:t>
-        </m:r>
-        <m:r>
-          <m:rPr>
-            <m:sty m:val="p"/>
-          </m:rPr>
-          <m:t>=</m:t>
-        </m:r>
-        <m:r>
-          <m:t>1</m:t>
-        </m:r>
-        <m:r>
-          <m:rPr>
-            <m:sty m:val="p"/>
-          </m:rPr>
-          <m:t>]</m:t>
-        </m:r>
-        <m:r>
-          <m:rPr>
-            <m:sty m:val="p"/>
-          </m:rPr>
-          <m:t>=</m:t>
-        </m:r>
-        <m:r>
-          <m:rPr>
-            <m:sty m:val="p"/>
-          </m:rPr>
-          <m:t>Pr</m:t>
-        </m:r>
-        <m:r>
-          <m:rPr>
-            <m:sty m:val="p"/>
-          </m:rPr>
-          <m:t>[</m:t>
-        </m:r>
-        <m:sSup>
-          <m:e>
-            <m:r>
-              <m:t>Y</m:t>
-            </m:r>
-          </m:e>
-          <m:sup>
-            <m:r>
-              <m:t>a</m:t>
-            </m:r>
-          </m:sup>
-        </m:sSup>
-        <m:r>
-          <m:rPr>
-            <m:sty m:val="p"/>
-          </m:rPr>
-          <m:t>=</m:t>
-        </m:r>
-        <m:r>
-          <m:t>1</m:t>
-        </m:r>
-        <m:r>
-          <m:rPr>
-            <m:sty m:val="p"/>
-          </m:rPr>
-          <m:t>∣</m:t>
-        </m:r>
-        <m:r>
-          <m:t>A</m:t>
-        </m:r>
-        <m:r>
-          <m:rPr>
-            <m:sty m:val="p"/>
-          </m:rPr>
-          <m:t>=</m:t>
-        </m:r>
-        <m:r>
-          <m:t>0</m:t>
-        </m:r>
-        <m:r>
-          <m:rPr>
-            <m:sty m:val="p"/>
-          </m:rPr>
-          <m:t>,</m:t>
-        </m:r>
-        <m:r>
-          <m:t>L</m:t>
-        </m:r>
-        <m:r>
-          <m:rPr>
-            <m:sty m:val="p"/>
-          </m:rPr>
-          <m:t>=</m:t>
-        </m:r>
-        <m:r>
-          <m:t>1</m:t>
-        </m:r>
-        <m:r>
-          <m:rPr>
-            <m:sty m:val="p"/>
-          </m:rPr>
-          <m:t>]</m:t>
-        </m:r>
-      </m:oMath>
-      <w:r>
-        <w:t xml:space="preserve"> </w:t>
-      </w:r>
-      <w:r>
-        <w:t xml:space="preserve">✓</w:t>
-      </w:r>
-    </w:p>
-    <w:p>
-      <w:pPr>
-        <w:pStyle w:val="Compact"/>
-        <w:numPr>
-          <w:ilvl w:val="0"/>
-          <w:numId w:val="1002"/>
-        </w:numPr>
-      </w:pPr>
-      <w:r>
-        <w:t xml:space="preserve">Within females (</w:t>
-      </w:r>
-      <m:oMath>
-        <m:r>
-          <m:t>L</m:t>
-        </m:r>
-        <m:r>
-          <m:rPr>
-            <m:sty m:val="p"/>
-          </m:rPr>
-          <m:t>=</m:t>
-        </m:r>
-        <m:r>
-          <m:t>0</m:t>
-        </m:r>
-      </m:oMath>
-      <w:r>
-        <w:t xml:space="preserve">):</w:t>
-      </w:r>
-      <w:r>
-        <w:t xml:space="preserve"> </w:t>
-      </w:r>
-      <m:oMath>
-        <m:r>
-          <m:rPr>
-            <m:sty m:val="p"/>
-          </m:rPr>
-          <m:t>Pr</m:t>
-        </m:r>
-        <m:r>
-          <m:rPr>
-            <m:sty m:val="p"/>
-          </m:rPr>
-          <m:t>[</m:t>
-        </m:r>
-        <m:sSup>
-          <m:e>
-            <m:r>
-              <m:t>Y</m:t>
-            </m:r>
-          </m:e>
-          <m:sup>
-            <m:r>
-              <m:t>a</m:t>
-            </m:r>
-          </m:sup>
-        </m:sSup>
-        <m:r>
-          <m:rPr>
-            <m:sty m:val="p"/>
-          </m:rPr>
-          <m:t>=</m:t>
-        </m:r>
-        <m:r>
-          <m:t>1</m:t>
-        </m:r>
-        <m:r>
-          <m:rPr>
-            <m:sty m:val="p"/>
-          </m:rPr>
-          <m:t>∣</m:t>
-        </m:r>
-        <m:r>
-          <m:t>A</m:t>
-        </m:r>
-        <m:r>
-          <m:rPr>
-            <m:sty m:val="p"/>
-          </m:rPr>
-          <m:t>=</m:t>
-        </m:r>
-        <m:r>
-          <m:t>1</m:t>
-        </m:r>
-        <m:r>
-          <m:rPr>
-            <m:sty m:val="p"/>
-          </m:rPr>
-          <m:t>,</m:t>
-        </m:r>
-        <m:r>
-          <m:t>L</m:t>
-        </m:r>
-        <m:r>
-          <m:rPr>
-            <m:sty m:val="p"/>
-          </m:rPr>
-          <m:t>=</m:t>
-        </m:r>
-        <m:r>
-          <m:t>0</m:t>
-        </m:r>
-        <m:r>
-          <m:rPr>
-            <m:sty m:val="p"/>
-          </m:rPr>
-          <m:t>]</m:t>
-        </m:r>
-        <m:r>
-          <m:rPr>
-            <m:sty m:val="p"/>
-          </m:rPr>
-          <m:t>=</m:t>
-        </m:r>
-        <m:r>
-          <m:rPr>
-            <m:sty m:val="p"/>
-          </m:rPr>
-          <m:t>Pr</m:t>
-        </m:r>
-        <m:r>
-          <m:rPr>
-            <m:sty m:val="p"/>
-          </m:rPr>
-          <m:t>[</m:t>
-        </m:r>
-        <m:sSup>
-          <m:e>
-            <m:r>
-              <m:t>Y</m:t>
-            </m:r>
-          </m:e>
-          <m:sup>
-            <m:r>
-              <m:t>a</m:t>
-            </m:r>
-          </m:sup>
-        </m:sSup>
-        <m:r>
-          <m:rPr>
-            <m:sty m:val="p"/>
-          </m:rPr>
-          <m:t>=</m:t>
-        </m:r>
-        <m:r>
-          <m:t>1</m:t>
-        </m:r>
-        <m:r>
-          <m:rPr>
-            <m:sty m:val="p"/>
-          </m:rPr>
-          <m:t>∣</m:t>
-        </m:r>
-        <m:r>
-          <m:t>A</m:t>
-        </m:r>
-        <m:r>
-          <m:rPr>
-            <m:sty m:val="p"/>
-          </m:rPr>
-          <m:t>=</m:t>
-        </m:r>
-        <m:r>
-          <m:t>0</m:t>
-        </m:r>
-        <m:r>
-          <m:rPr>
-            <m:sty m:val="p"/>
-          </m:rPr>
-          <m:t>,</m:t>
-        </m:r>
-        <m:r>
-          <m:t>L</m:t>
-        </m:r>
-        <m:r>
-          <m:rPr>
-            <m:sty m:val="p"/>
-          </m:rPr>
-          <m:t>=</m:t>
-        </m:r>
-        <m:r>
-          <m:t>0</m:t>
-        </m:r>
-        <m:r>
-          <m:rPr>
-            <m:sty m:val="p"/>
-          </m:rPr>
-          <m:t>]</m:t>
-        </m:r>
-      </m:oMath>
-      <w:r>
-        <w:t xml:space="preserve"> </w:t>
-      </w:r>
-      <w:r>
-        <w:t xml:space="preserve">✓</w:t>
-      </w:r>
-    </w:p>
-    <w:p>
-      <w:pPr>
-        <w:pStyle w:val="FirstParagraph"/>
-      </w:pPr>
-      <w:r>
-        <w:t xml:space="preserve">Under conditional exchangeability and positivity, the standardization (g-formula) identifies the causal effect:</w:t>
-      </w:r>
-    </w:p>
-    <w:p>
-      <w:pPr>
-        <w:pStyle w:val="BodyText"/>
-      </w:pPr>
-      <m:oMathPara>
-        <m:oMathParaPr>
-          <m:jc m:val="center"/>
-        </m:oMathParaPr>
-        <m:oMath>
-          <m:r>
-            <m:rPr>
-              <m:sty m:val="p"/>
-            </m:rPr>
-            <m:t>Pr</m:t>
-          </m:r>
-          <m:r>
-            <m:rPr>
-              <m:sty m:val="p"/>
-            </m:rPr>
-            <m:t>[</m:t>
-          </m:r>
-          <m:sSup>
-            <m:e>
-              <m:r>
-                <m:t>Y</m:t>
-              </m:r>
-            </m:e>
-            <m:sup>
-              <m:r>
-                <m:t>a</m:t>
-              </m:r>
-            </m:sup>
-          </m:sSup>
-          <m:r>
-            <m:rPr>
-              <m:sty m:val="p"/>
-            </m:rPr>
-            <m:t>=</m:t>
-          </m:r>
-          <m:r>
-            <m:t>1</m:t>
-          </m:r>
-          <m:r>
-            <m:rPr>
-              <m:sty m:val="p"/>
-            </m:rPr>
-            <m:t>]</m:t>
-          </m:r>
-          <m:r>
-            <m:rPr>
-              <m:sty m:val="p"/>
-            </m:rPr>
-            <m:t>=</m:t>
-          </m:r>
-          <m:nary>
-            <m:naryPr>
-              <m:chr m:val="∑"/>
-              <m:limLoc m:val="undOvr"/>
-              <m:subHide m:val="off"/>
-              <m:supHide m:val="on"/>
-            </m:naryPr>
-            <m:sub>
-              <m:r>
-                <m:t>l</m:t>
-              </m:r>
-            </m:sub>
-            <m:sup>
-              <m:r>
-                <m:t>​</m:t>
-              </m:r>
-            </m:sup>
-            <m:e>
-              <m:r>
-                <m:rPr>
-                  <m:sty m:val="p"/>
-                </m:rPr>
-                <m:t>Pr</m:t>
-              </m:r>
-            </m:e>
-          </m:nary>
-          <m:r>
-            <m:rPr>
-              <m:sty m:val="p"/>
-            </m:rPr>
-            <m:t>[</m:t>
-          </m:r>
-          <m:r>
-            <m:t>Y</m:t>
-          </m:r>
-          <m:r>
-            <m:rPr>
-              <m:sty m:val="p"/>
-            </m:rPr>
-            <m:t>=</m:t>
-          </m:r>
-          <m:r>
-            <m:t>1</m:t>
-          </m:r>
-          <m:r>
-            <m:rPr>
-              <m:sty m:val="p"/>
-            </m:rPr>
-            <m:t>∣</m:t>
-          </m:r>
-          <m:r>
-            <m:t>A</m:t>
-          </m:r>
-          <m:r>
-            <m:rPr>
-              <m:sty m:val="p"/>
-            </m:rPr>
-            <m:t>=</m:t>
-          </m:r>
-          <m:r>
-            <m:t>a</m:t>
-          </m:r>
-          <m:r>
-            <m:rPr>
-              <m:sty m:val="p"/>
-            </m:rPr>
-            <m:t>,</m:t>
-          </m:r>
-          <m:r>
-            <m:t>L</m:t>
-          </m:r>
-          <m:r>
-            <m:rPr>
-              <m:sty m:val="p"/>
-            </m:rPr>
-            <m:t>=</m:t>
-          </m:r>
-          <m:r>
-            <m:t>l</m:t>
-          </m:r>
-          <m:r>
-            <m:rPr>
-              <m:sty m:val="p"/>
-            </m:rPr>
-            <m:t>]</m:t>
-          </m:r>
-          <m:r>
-            <m:t> </m:t>
-          </m:r>
-          <m:r>
-            <m:rPr>
-              <m:sty m:val="p"/>
-            </m:rPr>
-            <m:t>Pr</m:t>
-          </m:r>
-          <m:r>
-            <m:rPr>
-              <m:sty m:val="p"/>
-            </m:rPr>
-            <m:t>[</m:t>
-          </m:r>
-          <m:r>
-            <m:t>L</m:t>
-          </m:r>
-          <m:r>
-            <m:rPr>
-              <m:sty m:val="p"/>
-            </m:rPr>
-            <m:t>=</m:t>
-          </m:r>
-          <m:r>
-            <m:t>l</m:t>
-          </m:r>
-          <m:r>
-            <m:rPr>
-              <m:sty m:val="p"/>
-            </m:rPr>
-            <m:t>]</m:t>
-          </m:r>
-        </m:oMath>
-      </m:oMathPara>
-    </w:p>
-    <w:p>
-      <w:pPr>
-        <w:pStyle w:val="FirstParagraph"/>
-      </w:pPr>
-      <w:r>
-        <w:t xml:space="preserve">Applying standardization to the data in Table 7.1:</w:t>
-      </w:r>
-    </w:p>
-    <w:p>
-      <w:pPr>
-        <w:pStyle w:val="BodyText"/>
-      </w:pPr>
-      <m:oMathPara>
-        <m:oMathParaPr>
-          <m:jc m:val="center"/>
-        </m:oMathParaPr>
-        <m:oMath>
-          <m:r>
-            <m:rPr>
-              <m:sty m:val="p"/>
-            </m:rPr>
-            <m:t>Pr</m:t>
-          </m:r>
-          <m:r>
-            <m:rPr>
-              <m:sty m:val="p"/>
-            </m:rPr>
-            <m:t>[</m:t>
-          </m:r>
-          <m:sSup>
-            <m:e>
-              <m:r>
-                <m:t>Y</m:t>
-              </m:r>
-            </m:e>
-            <m:sup>
-              <m:r>
-                <m:t>a</m:t>
-              </m:r>
-              <m:r>
-                <m:rPr>
-                  <m:sty m:val="p"/>
-                </m:rPr>
-                <m:t>=</m:t>
-              </m:r>
-              <m:r>
-                <m:t>1</m:t>
-              </m:r>
-            </m:sup>
-          </m:sSup>
-          <m:r>
-            <m:rPr>
-              <m:sty m:val="p"/>
-            </m:rPr>
-            <m:t>=</m:t>
-          </m:r>
-          <m:r>
-            <m:t>1</m:t>
-          </m:r>
-          <m:r>
-            <m:rPr>
-              <m:sty m:val="p"/>
-            </m:rPr>
-            <m:t>]</m:t>
-          </m:r>
-          <m:r>
-            <m:rPr>
-              <m:sty m:val="p"/>
-            </m:rPr>
-            <m:t>=</m:t>
-          </m:r>
-          <m:r>
-            <m:t>0.50</m:t>
-          </m:r>
-          <m:r>
-            <m:rPr>
-              <m:sty m:val="p"/>
-            </m:rPr>
-            <m:t>×</m:t>
-          </m:r>
-          <m:r>
-            <m:t>0.50</m:t>
-          </m:r>
-          <m:r>
-            <m:rPr>
-              <m:sty m:val="p"/>
-            </m:rPr>
-            <m:t>+</m:t>
-          </m:r>
-          <m:r>
-            <m:t>0.00</m:t>
-          </m:r>
-          <m:r>
-            <m:rPr>
-              <m:sty m:val="p"/>
-            </m:rPr>
-            <m:t>×</m:t>
-          </m:r>
-          <m:r>
-            <m:t>0.50</m:t>
-          </m:r>
-          <m:r>
-            <m:rPr>
-              <m:sty m:val="p"/>
-            </m:rPr>
-            <m:t>=</m:t>
-          </m:r>
-          <m:r>
-            <m:t>0.25</m:t>
-          </m:r>
-        </m:oMath>
-      </m:oMathPara>
-    </w:p>
-    <w:p>
-      <w:pPr>
-        <w:pStyle w:val="FirstParagraph"/>
-      </w:pPr>
-      <m:oMathPara>
-        <m:oMathParaPr>
-          <m:jc m:val="center"/>
-        </m:oMathParaPr>
-        <m:oMath>
-          <m:r>
-            <m:rPr>
-              <m:sty m:val="p"/>
-            </m:rPr>
-            <m:t>Pr</m:t>
-          </m:r>
-          <m:r>
-            <m:rPr>
-              <m:sty m:val="p"/>
-            </m:rPr>
-            <m:t>[</m:t>
-          </m:r>
-          <m:sSup>
-            <m:e>
-              <m:r>
-                <m:t>Y</m:t>
-              </m:r>
-            </m:e>
-            <m:sup>
-              <m:r>
-                <m:t>a</m:t>
-              </m:r>
-              <m:r>
-                <m:rPr>
-                  <m:sty m:val="p"/>
-                </m:rPr>
-                <m:t>=</m:t>
-              </m:r>
-              <m:r>
-                <m:t>0</m:t>
-              </m:r>
-            </m:sup>
-          </m:sSup>
-          <m:r>
-            <m:rPr>
-              <m:sty m:val="p"/>
-            </m:rPr>
-            <m:t>=</m:t>
-          </m:r>
-          <m:r>
-            <m:t>1</m:t>
-          </m:r>
-          <m:r>
-            <m:rPr>
-              <m:sty m:val="p"/>
-            </m:rPr>
-            <m:t>]</m:t>
-          </m:r>
-          <m:r>
-            <m:rPr>
-              <m:sty m:val="p"/>
-            </m:rPr>
-            <m:t>=</m:t>
-          </m:r>
-          <m:r>
-            <m:t>0.50</m:t>
-          </m:r>
-          <m:r>
-            <m:rPr>
-              <m:sty m:val="p"/>
-            </m:rPr>
-            <m:t>×</m:t>
-          </m:r>
-          <m:r>
-            <m:t>0.50</m:t>
-          </m:r>
-          <m:r>
-            <m:rPr>
-              <m:sty m:val="p"/>
-            </m:rPr>
-            <m:t>+</m:t>
-          </m:r>
-          <m:r>
-            <m:t>0.00</m:t>
-          </m:r>
-          <m:r>
-            <m:rPr>
-              <m:sty m:val="p"/>
-            </m:rPr>
-            <m:t>×</m:t>
-          </m:r>
-          <m:r>
-            <m:t>0.50</m:t>
-          </m:r>
-          <m:r>
-            <m:rPr>
-              <m:sty m:val="p"/>
-            </m:rPr>
-            <m:t>=</m:t>
-          </m:r>
-          <m:r>
-            <m:t>0.25</m:t>
-          </m:r>
-        </m:oMath>
-      </m:oMathPara>
-    </w:p>
-    <w:p>
-      <w:pPr>
-        <w:pStyle w:val="FirstParagraph"/>
-      </w:pPr>
-      <w:r>
-        <w:t xml:space="preserve">The standardized risk difference is zero, correctly recovering the null causal effect.</w:t>
-      </w:r>
-    </w:p>
-    <w:p>
-      <w:pPr>
-        <w:pStyle w:val="BodyText"/>
-      </w:pPr>
-      <w:r>
-        <w:rPr>
-          <w:b/>
-          <w:bCs/>
-        </w:rPr>
-        <w:t xml:space="preserve">Marginal vs. conditional exchangeability:</w:t>
-      </w:r>
-    </w:p>
-    <w:p>
-      <w:pPr>
-        <w:pStyle w:val="Compact"/>
-        <w:numPr>
-          <w:ilvl w:val="0"/>
-          <w:numId w:val="1003"/>
-        </w:numPr>
-      </w:pPr>
-      <w:r>
-        <w:rPr>
-          <w:b/>
-          <w:bCs/>
-        </w:rPr>
-        <w:t xml:space="preserve">Marginal exchangeability</w:t>
-      </w:r>
-      <w:r>
-        <w:t xml:space="preserve"> </w:t>
-      </w:r>
-      <w:r>
-        <w:t xml:space="preserve">(</w:t>
-      </w:r>
-      <m:oMath>
-        <m:sSup>
-          <m:e>
-            <m:r>
-              <m:t>Y</m:t>
-            </m:r>
-          </m:e>
-          <m:sup>
-            <m:r>
-              <m:t>a</m:t>
-            </m:r>
-          </m:sup>
-        </m:sSup>
-        <m:r>
-          <m:rPr>
-            <m:sty m:val="p"/>
-          </m:rPr>
-          <m:t>⟂</m:t>
-        </m:r>
-        <m:r>
-          <m:t>​</m:t>
-        </m:r>
-        <m:r>
-          <m:t>​</m:t>
-        </m:r>
-        <m:r>
-          <m:t>​</m:t>
-        </m:r>
-        <m:r>
-          <m:rPr>
-            <m:sty m:val="p"/>
-          </m:rPr>
-          <m:t>⟂</m:t>
-        </m:r>
-        <m:r>
-          <m:t>A</m:t>
-        </m:r>
-      </m:oMath>
-      <w:r>
-        <w:t xml:space="preserve">): holds in marginally randomized experiments; association equals causation without any adjustment.</w:t>
-      </w:r>
-    </w:p>
-    <w:p>
-      <w:pPr>
-        <w:pStyle w:val="Compact"/>
-        <w:numPr>
-          <w:ilvl w:val="0"/>
-          <w:numId w:val="1003"/>
-        </w:numPr>
-      </w:pPr>
-      <w:r>
-        <w:rPr>
-          <w:b/>
-          <w:bCs/>
-        </w:rPr>
-        <w:t xml:space="preserve">Conditional exchangeability</w:t>
-      </w:r>
-      <w:r>
-        <w:t xml:space="preserve"> </w:t>
-      </w:r>
-      <w:r>
-        <w:t xml:space="preserve">(</w:t>
-      </w:r>
-      <m:oMath>
-        <m:sSup>
-          <m:e>
-            <m:r>
-              <m:t>Y</m:t>
-            </m:r>
-          </m:e>
-          <m:sup>
-            <m:r>
-              <m:t>a</m:t>
-            </m:r>
-          </m:sup>
-        </m:sSup>
-        <m:r>
-          <m:rPr>
-            <m:sty m:val="p"/>
-          </m:rPr>
-          <m:t>⟂</m:t>
-        </m:r>
-        <m:r>
-          <m:t>​</m:t>
-        </m:r>
-        <m:r>
-          <m:t>​</m:t>
-        </m:r>
-        <m:r>
-          <m:t>​</m:t>
-        </m:r>
-        <m:r>
-          <m:rPr>
-            <m:sty m:val="p"/>
-          </m:rPr>
-          <m:t>⟂</m:t>
-        </m:r>
-        <m:r>
-          <m:t>A</m:t>
-        </m:r>
-        <m:r>
-          <m:rPr>
-            <m:sty m:val="p"/>
-          </m:rPr>
-          <m:t>∣</m:t>
-        </m:r>
-        <m:r>
-          <m:t>L</m:t>
-        </m:r>
-      </m:oMath>
-      <w:r>
-        <w:t xml:space="preserve">): holds in conditionally randomized experiments and (by assumption) in observational studies after adjusting for all confounders</w:t>
-      </w:r>
-      <w:r>
-        <w:t xml:space="preserve"> </w:t>
-      </w:r>
-      <m:oMath>
-        <m:r>
-          <m:t>L</m:t>
-        </m:r>
-      </m:oMath>
-      <w:r>
-        <w:t xml:space="preserve">.</w:t>
-      </w:r>
-    </w:p>
-    <w:p>
-      <w:pPr>
-        <w:pStyle w:val="FirstParagraph"/>
-      </w:pPr>
-      <w:r>
-        <w:t xml:space="preserve">In practice, we can never verify from data alone that conditional exchangeability holds. We must rely on subject-matter knowledge to argue that the measured</w:t>
-      </w:r>
-      <w:r>
-        <w:t xml:space="preserve"> </w:t>
-      </w:r>
-      <m:oMath>
-        <m:r>
-          <m:t>L</m:t>
-        </m:r>
-      </m:oMath>
-      <w:r>
-        <w:t xml:space="preserve"> </w:t>
-      </w:r>
-      <w:r>
-        <w:t xml:space="preserve">captures all common causes of</w:t>
-      </w:r>
-      <w:r>
-        <w:t xml:space="preserve"> </w:t>
-      </w:r>
-      <m:oMath>
-        <m:r>
-          <m:t>A</m:t>
-        </m:r>
-      </m:oMath>
-      <w:r>
-        <w:t xml:space="preserve"> </w:t>
-      </w:r>
-      <w:r>
-        <w:t xml:space="preserve">and</w:t>
-      </w:r>
-      <w:r>
-        <w:t xml:space="preserve"> </w:t>
-      </w:r>
-      <m:oMath>
-        <m:r>
-          <m:t>Y</m:t>
-        </m:r>
-      </m:oMath>
-      <w:r>
-        <w:t xml:space="preserve">.</w:t>
-      </w:r>
-    </w:p>
-    <w:p>
-      <w:pPr>
-        <w:pStyle w:val="BodyText"/>
-      </w:pPr>
-      <w:r>
-        <w:rPr>
-          <w:b/>
-          <w:bCs/>
-        </w:rPr>
-        <w:t xml:space="preserve">The no-unmeasured-confounding assumption:</w:t>
-      </w:r>
-    </w:p>
-    <w:p>
-      <w:pPr>
-        <w:pStyle w:val="BodyText"/>
-      </w:pPr>
-      <w:r>
-        <w:t xml:space="preserve">Conditional exchangeability given</w:t>
-      </w:r>
-      <w:r>
-        <w:t xml:space="preserve"> </w:t>
-      </w:r>
-      <m:oMath>
-        <m:r>
-          <m:t>L</m:t>
-        </m:r>
-      </m:oMath>
-      <w:r>
-        <w:t xml:space="preserve"> </w:t>
-      </w:r>
-      <w:r>
-        <w:t xml:space="preserve">is sometimes called the</w:t>
-      </w:r>
-      <w:r>
-        <w:t xml:space="preserve"> </w:t>
-      </w:r>
-      <w:r>
-        <w:rPr>
-          <w:b/>
-          <w:bCs/>
-        </w:rPr>
-        <w:t xml:space="preserve">no-unmeasured-confounding assumption</w:t>
-      </w:r>
-      <w:r>
-        <w:t xml:space="preserve"> </w:t>
-      </w:r>
-      <w:r>
-        <w:t xml:space="preserve">or</w:t>
-      </w:r>
-      <w:r>
-        <w:t xml:space="preserve"> </w:t>
-      </w:r>
-      <w:r>
-        <w:rPr>
-          <w:b/>
-          <w:bCs/>
-        </w:rPr>
-        <w:t xml:space="preserve">ignorability</w:t>
-      </w:r>
-      <w:r>
-        <w:t xml:space="preserve">. It is the key assumption required for identification of causal effects in observational studies.</w:t>
-      </w:r>
-    </w:p>
-    <w:bookmarkEnd w:id="17"/>
-    <w:bookmarkEnd w:id="18"/>
-    <w:bookmarkStart w:id="31" w:name="Xe153521bd1ebe40aca3271d012a49e54d21f43b"/>
-    <w:p>
-      <w:pPr>
-        <w:pStyle w:val="Heading2"/>
-      </w:pPr>
-      <w:r>
-        <w:t xml:space="preserve">3 7.3 Confounding and the Backdoor Criterion (pp. 82–85)</w:t>
-      </w:r>
-    </w:p>
-    <w:p>
-      <w:r>
-        <w:pict>
-          <v:rect style="width:0;height:1.5pt" o:hralign="center" o:hrstd="t" o:hr="t"/>
-        </w:pict>
-      </w:r>
-    </w:p>
-    <w:p>
-      <w:pPr>
-        <w:pStyle w:val="FirstParagraph"/>
-      </w:pPr>
-      <w:r>
-        <w:t xml:space="preserve">The</w:t>
-      </w:r>
-      <w:r>
-        <w:t xml:space="preserve"> </w:t>
-      </w:r>
-      <w:r>
-        <w:rPr>
-          <w:b/>
-          <w:bCs/>
-        </w:rPr>
-        <w:t xml:space="preserve">backdoor criterion</w:t>
-      </w:r>
-      <w:r>
-        <w:t xml:space="preserve"> </w:t>
-      </w:r>
-      <w:r>
-        <w:t xml:space="preserve">(Chapter 6) provides a graphical condition for identifying sets of variables</w:t>
-      </w:r>
-      <w:r>
-        <w:t xml:space="preserve"> </w:t>
-      </w:r>
-      <m:oMath>
-        <m:r>
-          <m:t>L</m:t>
-        </m:r>
-      </m:oMath>
-      <w:r>
-        <w:t xml:space="preserve"> </w:t>
-      </w:r>
-      <w:r>
-        <w:t xml:space="preserve">that suffice to eliminate confounding by adjustment.</w:t>
+        <w:t xml:space="preserve"> </w:t>
       </w:r>
     </w:p>
     <w:tbl>
@@ -4071,7 +2101,7 @@
               <w:spacing w:before="16" w:after="64"/>
             </w:pPr>
           </w:p>
-          <w:bookmarkStart w:id="19" w:name="def-backdoor-criterion-ch7"/>
+          <w:bookmarkStart w:id="15" w:name="def-confounding-direction"/>
           <w:p>
             <w:pPr>
               <w:pStyle w:val="BodyText"/>
@@ -4081,7 +2111,2069 @@
                 <w:b/>
                 <w:bCs/>
               </w:rPr>
-              <w:t xml:space="preserve">Definition 2 (Backdoor Criterion)</w:t>
+              <w:t xml:space="preserve">Definition 2 (Positive and Negative Confounding)</w:t>
+            </w:r>
+            <w:r>
+              <w:t xml:space="preserve"> </w:t>
+            </w:r>
+            <w:r>
+              <w:rPr>
+                <w:b/>
+                <w:bCs/>
+              </w:rPr>
+              <w:t xml:space="preserve">Positive confounding</w:t>
+            </w:r>
+            <w:r>
+              <w:t xml:space="preserve">: the crude estimate overstates the causal effect (or makes a harmful treatment look beneficial, or a beneficial treatment look even more beneficial).</w:t>
+            </w:r>
+          </w:p>
+          <w:p>
+            <w:pPr>
+              <w:pStyle w:val="BodyText"/>
+            </w:pPr>
+            <w:r>
+              <w:rPr>
+                <w:b/>
+                <w:bCs/>
+              </w:rPr>
+              <w:t xml:space="preserve">Negative confounding</w:t>
+            </w:r>
+            <w:r>
+              <w:t xml:space="preserve">: the crude estimate understates the causal effect (or makes a beneficial treatment look harmful).</w:t>
+            </w:r>
+          </w:p>
+          <w:p>
+            <w:pPr>
+              <w:pStyle w:val="BodyText"/>
+            </w:pPr>
+            <w:r>
+              <w:t xml:space="preserve">The direction depends on the signs of the associations</w:t>
+            </w:r>
+            <w:r>
+              <w:t xml:space="preserve"> </w:t>
+            </w:r>
+            <m:oMath>
+              <m:r>
+                <m:t>L</m:t>
+              </m:r>
+              <m:r>
+                <m:rPr>
+                  <m:sty m:val="p"/>
+                </m:rPr>
+                <m:t>→</m:t>
+              </m:r>
+              <m:r>
+                <m:t>A</m:t>
+              </m:r>
+            </m:oMath>
+            <w:r>
+              <w:t xml:space="preserve"> </w:t>
+            </w:r>
+            <w:r>
+              <w:t xml:space="preserve">and</w:t>
+            </w:r>
+            <w:r>
+              <w:t xml:space="preserve"> </w:t>
+            </w:r>
+            <m:oMath>
+              <m:r>
+                <m:t>L</m:t>
+              </m:r>
+              <m:r>
+                <m:rPr>
+                  <m:sty m:val="p"/>
+                </m:rPr>
+                <m:t>→</m:t>
+              </m:r>
+              <m:r>
+                <m:t>Y</m:t>
+              </m:r>
+            </m:oMath>
+            <w:r>
+              <w:t xml:space="preserve">.</w:t>
+            </w:r>
+          </w:p>
+          <w:bookmarkEnd w:id="15"/>
+        </w:tc>
+      </w:tr>
+    </w:tbl>
+    <w:p>
+      <w:pPr>
+        <w:pStyle w:val="BodyText"/>
+      </w:pPr>
+      <w:r>
+        <w:t xml:space="preserve"> </w:t>
+      </w:r>
+    </w:p>
+    <w:tbl>
+      <w:tblPr>
+        <w:tblStyle w:val="Table"/>
+        <w:tblInd w:w="164" w:type="dxa"/>
+        <w:tblBorders>
+          <w:left w:val="single" w:sz="24" w:space="0" w:color="909090"/>
+        </w:tblBorders>
+        <w:tblCellMar>
+          <w:left w:w="0" w:type="dxa"/>
+          <w:right w:w="0" w:type="dxa"/>
+        </w:tblCellMar>
+        <w:tblLook w:firstRow="0" w:lastRow="0" w:firstColumn="0" w:lastColumn="0" w:noHBand="0" w:noVBand="0" w:val="0000"/>
+      </w:tblPr>
+      <w:tblGrid>
+        <w:gridCol w:w="7920"/>
+      </w:tblGrid>
+      <w:tr>
+        <w:trPr>
+          <w:cantSplit/>
+        </w:trPr>
+        <w:tc>
+          <w:tcPr>
+            <w:tcMar>
+              <w:left w:w="144" w:type="dxa"/>
+            </w:tcMar>
+          </w:tcPr>
+          <w:p>
+            <w:pPr>
+              <w:pStyle w:val="BodyText"/>
+            </w:pPr>
+            <w:pPr>
+              <w:spacing w:before="16" w:after="64"/>
+            </w:pPr>
+          </w:p>
+          <w:bookmarkStart w:id="16" w:name="def-confounding-by-indication"/>
+          <w:p>
+            <w:pPr>
+              <w:pStyle w:val="BodyText"/>
+            </w:pPr>
+            <w:r>
+              <w:rPr>
+                <w:b/>
+                <w:bCs/>
+              </w:rPr>
+              <w:t xml:space="preserve">Definition 3 (Confounding by Indication (Channeling Bias))</w:t>
+            </w:r>
+            <w:r>
+              <w:t xml:space="preserve"> </w:t>
+            </w:r>
+            <w:r>
+              <w:rPr>
+                <w:b/>
+                <w:bCs/>
+              </w:rPr>
+              <w:t xml:space="preserve">Confounding by indication</w:t>
+            </w:r>
+            <w:r>
+              <w:t xml:space="preserve">, also called</w:t>
+            </w:r>
+            <w:r>
+              <w:t xml:space="preserve"> </w:t>
+            </w:r>
+            <w:r>
+              <w:rPr>
+                <w:b/>
+                <w:bCs/>
+              </w:rPr>
+              <w:t xml:space="preserve">channeling bias</w:t>
+            </w:r>
+            <w:r>
+              <w:t xml:space="preserve">, occurs when the indication for treatment (e.g., higher disease severity) is itself a risk factor for the outcome, so that patients selected for treatment differ systematically in prognosis from those who are not.</w:t>
+            </w:r>
+          </w:p>
+          <w:bookmarkEnd w:id="16"/>
+        </w:tc>
+      </w:tr>
+    </w:tbl>
+    <w:p>
+      <w:pPr>
+        <w:pStyle w:val="BodyText"/>
+      </w:pPr>
+      <w:r>
+        <w:t xml:space="preserve">In the drug example above, sicker patients (males) were more likely to receive treatment and had worse outcomes, so the drug appears harmful even though it has no effect. This is an instance of confounding by indication.</w:t>
+      </w:r>
+    </w:p>
+    <w:bookmarkEnd w:id="17"/>
+    <w:bookmarkEnd w:id="18"/>
+    <w:bookmarkStart w:id="20" w:name="confounding-and-exchangeability-pp.-8082"/>
+    <w:p>
+      <w:pPr>
+        <w:pStyle w:val="Heading2"/>
+      </w:pPr>
+      <w:r>
+        <w:t xml:space="preserve">2 7.2 Confounding and Exchangeability (pp. 80–82)</w:t>
+      </w:r>
+    </w:p>
+    <w:p>
+      <w:r>
+        <w:pict>
+          <v:rect style="width:0;height:1.5pt" o:hralign="center" o:hrstd="t" o:hr="t"/>
+        </w:pict>
+      </w:r>
+    </w:p>
+    <w:p>
+      <w:pPr>
+        <w:pStyle w:val="FirstParagraph"/>
+      </w:pPr>
+      <w:r>
+        <w:t xml:space="preserve">Confounding is mathematically equivalent to the failure of</w:t>
+      </w:r>
+      <w:r>
+        <w:t xml:space="preserve"> </w:t>
+      </w:r>
+      <w:r>
+        <w:rPr>
+          <w:b/>
+          <w:bCs/>
+        </w:rPr>
+        <w:t xml:space="preserve">marginal exchangeability</w:t>
+      </w:r>
+      <w:r>
+        <w:t xml:space="preserve">. Recall from Chapter 2 that marginal exchangeability holds when:</w:t>
+      </w:r>
+    </w:p>
+    <w:p>
+      <w:pPr>
+        <w:pStyle w:val="BodyText"/>
+      </w:pPr>
+      <m:oMathPara>
+        <m:oMathParaPr>
+          <m:jc m:val="center"/>
+        </m:oMathParaPr>
+        <m:oMath>
+          <m:sSup>
+            <m:e>
+              <m:r>
+                <m:t>Y</m:t>
+              </m:r>
+            </m:e>
+            <m:sup>
+              <m:r>
+                <m:t>a</m:t>
+              </m:r>
+            </m:sup>
+          </m:sSup>
+          <m:r>
+            <m:rPr>
+              <m:sty m:val="p"/>
+            </m:rPr>
+            <m:t>⟂</m:t>
+          </m:r>
+          <m:r>
+            <m:t>​</m:t>
+          </m:r>
+          <m:r>
+            <m:t>​</m:t>
+          </m:r>
+          <m:r>
+            <m:t>​</m:t>
+          </m:r>
+          <m:r>
+            <m:rPr>
+              <m:sty m:val="p"/>
+            </m:rPr>
+            <m:t>⟂</m:t>
+          </m:r>
+          <m:r>
+            <m:t>A</m:t>
+          </m:r>
+          <m:r>
+            <m:t> </m:t>
+          </m:r>
+          <m:r>
+            <m:rPr>
+              <m:nor/>
+              <m:sty m:val="p"/>
+            </m:rPr>
+            <m:t>for all </m:t>
+          </m:r>
+          <m:r>
+            <m:t>a</m:t>
+          </m:r>
+        </m:oMath>
+      </m:oMathPara>
+    </w:p>
+    <w:p>
+      <w:pPr>
+        <w:pStyle w:val="FirstParagraph"/>
+      </w:pPr>
+      <w:r>
+        <w:t xml:space="preserve">This means the treated and untreated groups have the same distribution of potential outcomes:</w:t>
+      </w:r>
+      <w:r>
+        <w:t xml:space="preserve"> </w:t>
+      </w:r>
+      <m:oMath>
+        <m:r>
+          <m:rPr>
+            <m:sty m:val="p"/>
+          </m:rPr>
+          <m:t>Pr</m:t>
+        </m:r>
+        <m:r>
+          <m:rPr>
+            <m:sty m:val="p"/>
+          </m:rPr>
+          <m:t>[</m:t>
+        </m:r>
+        <m:sSup>
+          <m:e>
+            <m:r>
+              <m:t>Y</m:t>
+            </m:r>
+          </m:e>
+          <m:sup>
+            <m:r>
+              <m:t>a</m:t>
+            </m:r>
+          </m:sup>
+        </m:sSup>
+        <m:r>
+          <m:rPr>
+            <m:sty m:val="p"/>
+          </m:rPr>
+          <m:t>=</m:t>
+        </m:r>
+        <m:r>
+          <m:t>1</m:t>
+        </m:r>
+        <m:r>
+          <m:rPr>
+            <m:sty m:val="p"/>
+          </m:rPr>
+          <m:t>∣</m:t>
+        </m:r>
+        <m:r>
+          <m:t>A</m:t>
+        </m:r>
+        <m:r>
+          <m:rPr>
+            <m:sty m:val="p"/>
+          </m:rPr>
+          <m:t>=</m:t>
+        </m:r>
+        <m:r>
+          <m:t>1</m:t>
+        </m:r>
+        <m:r>
+          <m:rPr>
+            <m:sty m:val="p"/>
+          </m:rPr>
+          <m:t>]</m:t>
+        </m:r>
+        <m:r>
+          <m:rPr>
+            <m:sty m:val="p"/>
+          </m:rPr>
+          <m:t>=</m:t>
+        </m:r>
+        <m:r>
+          <m:rPr>
+            <m:sty m:val="p"/>
+          </m:rPr>
+          <m:t>Pr</m:t>
+        </m:r>
+        <m:r>
+          <m:rPr>
+            <m:sty m:val="p"/>
+          </m:rPr>
+          <m:t>[</m:t>
+        </m:r>
+        <m:sSup>
+          <m:e>
+            <m:r>
+              <m:t>Y</m:t>
+            </m:r>
+          </m:e>
+          <m:sup>
+            <m:r>
+              <m:t>a</m:t>
+            </m:r>
+          </m:sup>
+        </m:sSup>
+        <m:r>
+          <m:rPr>
+            <m:sty m:val="p"/>
+          </m:rPr>
+          <m:t>=</m:t>
+        </m:r>
+        <m:r>
+          <m:t>1</m:t>
+        </m:r>
+        <m:r>
+          <m:rPr>
+            <m:sty m:val="p"/>
+          </m:rPr>
+          <m:t>∣</m:t>
+        </m:r>
+        <m:r>
+          <m:t>A</m:t>
+        </m:r>
+        <m:r>
+          <m:rPr>
+            <m:sty m:val="p"/>
+          </m:rPr>
+          <m:t>=</m:t>
+        </m:r>
+        <m:r>
+          <m:t>0</m:t>
+        </m:r>
+        <m:r>
+          <m:rPr>
+            <m:sty m:val="p"/>
+          </m:rPr>
+          <m:t>]</m:t>
+        </m:r>
+        <m:r>
+          <m:rPr>
+            <m:sty m:val="p"/>
+          </m:rPr>
+          <m:t>=</m:t>
+        </m:r>
+        <m:r>
+          <m:rPr>
+            <m:sty m:val="p"/>
+          </m:rPr>
+          <m:t>Pr</m:t>
+        </m:r>
+        <m:r>
+          <m:rPr>
+            <m:sty m:val="p"/>
+          </m:rPr>
+          <m:t>[</m:t>
+        </m:r>
+        <m:sSup>
+          <m:e>
+            <m:r>
+              <m:t>Y</m:t>
+            </m:r>
+          </m:e>
+          <m:sup>
+            <m:r>
+              <m:t>a</m:t>
+            </m:r>
+          </m:sup>
+        </m:sSup>
+        <m:r>
+          <m:rPr>
+            <m:sty m:val="p"/>
+          </m:rPr>
+          <m:t>=</m:t>
+        </m:r>
+        <m:r>
+          <m:t>1</m:t>
+        </m:r>
+        <m:r>
+          <m:rPr>
+            <m:sty m:val="p"/>
+          </m:rPr>
+          <m:t>]</m:t>
+        </m:r>
+      </m:oMath>
+      <w:r>
+        <w:t xml:space="preserve">.</w:t>
+      </w:r>
+    </w:p>
+    <w:p>
+      <w:pPr>
+        <w:pStyle w:val="BodyText"/>
+      </w:pPr>
+      <w:r>
+        <w:t xml:space="preserve">When marginal exchangeability holds, association equals causation:</w:t>
+      </w:r>
+    </w:p>
+    <w:p>
+      <w:pPr>
+        <w:pStyle w:val="BodyText"/>
+      </w:pPr>
+      <m:oMathPara>
+        <m:oMathParaPr>
+          <m:jc m:val="center"/>
+        </m:oMathParaPr>
+        <m:oMath>
+          <m:r>
+            <m:rPr>
+              <m:sty m:val="p"/>
+            </m:rPr>
+            <m:t>Pr</m:t>
+          </m:r>
+          <m:r>
+            <m:rPr>
+              <m:sty m:val="p"/>
+            </m:rPr>
+            <m:t>[</m:t>
+          </m:r>
+          <m:r>
+            <m:t>Y</m:t>
+          </m:r>
+          <m:r>
+            <m:rPr>
+              <m:sty m:val="p"/>
+            </m:rPr>
+            <m:t>=</m:t>
+          </m:r>
+          <m:r>
+            <m:t>1</m:t>
+          </m:r>
+          <m:r>
+            <m:rPr>
+              <m:sty m:val="p"/>
+            </m:rPr>
+            <m:t>∣</m:t>
+          </m:r>
+          <m:r>
+            <m:t>A</m:t>
+          </m:r>
+          <m:r>
+            <m:rPr>
+              <m:sty m:val="p"/>
+            </m:rPr>
+            <m:t>=</m:t>
+          </m:r>
+          <m:r>
+            <m:t>1</m:t>
+          </m:r>
+          <m:r>
+            <m:rPr>
+              <m:sty m:val="p"/>
+            </m:rPr>
+            <m:t>]</m:t>
+          </m:r>
+          <m:r>
+            <m:rPr>
+              <m:sty m:val="p"/>
+            </m:rPr>
+            <m:t>−</m:t>
+          </m:r>
+          <m:r>
+            <m:rPr>
+              <m:sty m:val="p"/>
+            </m:rPr>
+            <m:t>Pr</m:t>
+          </m:r>
+          <m:r>
+            <m:rPr>
+              <m:sty m:val="p"/>
+            </m:rPr>
+            <m:t>[</m:t>
+          </m:r>
+          <m:r>
+            <m:t>Y</m:t>
+          </m:r>
+          <m:r>
+            <m:rPr>
+              <m:sty m:val="p"/>
+            </m:rPr>
+            <m:t>=</m:t>
+          </m:r>
+          <m:r>
+            <m:t>1</m:t>
+          </m:r>
+          <m:r>
+            <m:rPr>
+              <m:sty m:val="p"/>
+            </m:rPr>
+            <m:t>∣</m:t>
+          </m:r>
+          <m:r>
+            <m:t>A</m:t>
+          </m:r>
+          <m:r>
+            <m:rPr>
+              <m:sty m:val="p"/>
+            </m:rPr>
+            <m:t>=</m:t>
+          </m:r>
+          <m:r>
+            <m:t>0</m:t>
+          </m:r>
+          <m:r>
+            <m:rPr>
+              <m:sty m:val="p"/>
+            </m:rPr>
+            <m:t>]</m:t>
+          </m:r>
+          <m:r>
+            <m:rPr>
+              <m:sty m:val="p"/>
+            </m:rPr>
+            <m:t>=</m:t>
+          </m:r>
+          <m:r>
+            <m:rPr>
+              <m:sty m:val="p"/>
+            </m:rPr>
+            <m:t>Pr</m:t>
+          </m:r>
+          <m:r>
+            <m:rPr>
+              <m:sty m:val="p"/>
+            </m:rPr>
+            <m:t>[</m:t>
+          </m:r>
+          <m:sSup>
+            <m:e>
+              <m:r>
+                <m:t>Y</m:t>
+              </m:r>
+            </m:e>
+            <m:sup>
+              <m:r>
+                <m:t>a</m:t>
+              </m:r>
+              <m:r>
+                <m:rPr>
+                  <m:sty m:val="p"/>
+                </m:rPr>
+                <m:t>=</m:t>
+              </m:r>
+              <m:r>
+                <m:t>1</m:t>
+              </m:r>
+            </m:sup>
+          </m:sSup>
+          <m:r>
+            <m:rPr>
+              <m:sty m:val="p"/>
+            </m:rPr>
+            <m:t>=</m:t>
+          </m:r>
+          <m:r>
+            <m:t>1</m:t>
+          </m:r>
+          <m:r>
+            <m:rPr>
+              <m:sty m:val="p"/>
+            </m:rPr>
+            <m:t>]</m:t>
+          </m:r>
+          <m:r>
+            <m:rPr>
+              <m:sty m:val="p"/>
+            </m:rPr>
+            <m:t>−</m:t>
+          </m:r>
+          <m:r>
+            <m:rPr>
+              <m:sty m:val="p"/>
+            </m:rPr>
+            <m:t>Pr</m:t>
+          </m:r>
+          <m:r>
+            <m:rPr>
+              <m:sty m:val="p"/>
+            </m:rPr>
+            <m:t>[</m:t>
+          </m:r>
+          <m:sSup>
+            <m:e>
+              <m:r>
+                <m:t>Y</m:t>
+              </m:r>
+            </m:e>
+            <m:sup>
+              <m:r>
+                <m:t>a</m:t>
+              </m:r>
+              <m:r>
+                <m:rPr>
+                  <m:sty m:val="p"/>
+                </m:rPr>
+                <m:t>=</m:t>
+              </m:r>
+              <m:r>
+                <m:t>0</m:t>
+              </m:r>
+            </m:sup>
+          </m:sSup>
+          <m:r>
+            <m:rPr>
+              <m:sty m:val="p"/>
+            </m:rPr>
+            <m:t>=</m:t>
+          </m:r>
+          <m:r>
+            <m:t>1</m:t>
+          </m:r>
+          <m:r>
+            <m:rPr>
+              <m:sty m:val="p"/>
+            </m:rPr>
+            <m:t>]</m:t>
+          </m:r>
+        </m:oMath>
+      </m:oMathPara>
+    </w:p>
+    <w:p>
+      <w:pPr>
+        <w:pStyle w:val="FirstParagraph"/>
+      </w:pPr>
+      <w:r>
+        <w:rPr>
+          <w:b/>
+          <w:bCs/>
+        </w:rPr>
+        <w:t xml:space="preserve">No confounding is equivalent to marginal exchangeability.</w:t>
+      </w:r>
+      <w:r>
+        <w:t xml:space="preserve"> </w:t>
+      </w:r>
+      <w:r>
+        <w:t xml:space="preserve">When confounding is present, marginal exchangeability fails:</w:t>
+      </w:r>
+      <w:r>
+        <w:t xml:space="preserve"> </w:t>
+      </w:r>
+      <m:oMath>
+        <m:sSup>
+          <m:e>
+            <m:r>
+              <m:t>Y</m:t>
+            </m:r>
+          </m:e>
+          <m:sup>
+            <m:r>
+              <m:t>a</m:t>
+            </m:r>
+          </m:sup>
+        </m:sSup>
+        <m:box>
+          <m:boxPr>
+            <m:opEmu m:val="on"/>
+          </m:boxPr>
+          <m:e>
+            <m:r>
+              <m:rPr>
+                <m:sty m:val="p"/>
+              </m:rPr>
+              <m:t>⟂̸</m:t>
+            </m:r>
+          </m:e>
+        </m:box>
+        <m:r>
+          <m:t>​</m:t>
+        </m:r>
+        <m:r>
+          <m:t>​</m:t>
+        </m:r>
+        <m:r>
+          <m:t>​</m:t>
+        </m:r>
+        <m:r>
+          <m:rPr>
+            <m:sty m:val="p"/>
+          </m:rPr>
+          <m:t>⟂</m:t>
+        </m:r>
+        <m:r>
+          <m:t>A</m:t>
+        </m:r>
+      </m:oMath>
+      <w:r>
+        <w:t xml:space="preserve">, and the treated and untreated differ in their potential outcomes.</w:t>
+      </w:r>
+    </w:p>
+    <w:bookmarkStart w:id="19" w:name="eliminating-confounding-via-conditioning"/>
+    <w:p>
+      <w:pPr>
+        <w:pStyle w:val="Heading3"/>
+      </w:pPr>
+      <w:r>
+        <w:t xml:space="preserve">2.1 Eliminating Confounding via Conditioning</w:t>
+      </w:r>
+    </w:p>
+    <w:p>
+      <w:pPr>
+        <w:pStyle w:val="FirstParagraph"/>
+      </w:pPr>
+      <w:r>
+        <w:t xml:space="preserve">Even when marginal exchangeability fails, we can often achieve</w:t>
+      </w:r>
+      <w:r>
+        <w:t xml:space="preserve"> </w:t>
+      </w:r>
+      <w:r>
+        <w:rPr>
+          <w:b/>
+          <w:bCs/>
+        </w:rPr>
+        <w:t xml:space="preserve">conditional exchangeability</w:t>
+      </w:r>
+      <w:r>
+        <w:t xml:space="preserve"> </w:t>
+      </w:r>
+      <w:r>
+        <w:t xml:space="preserve">by adjusting for the measured confounders</w:t>
+      </w:r>
+      <w:r>
+        <w:t xml:space="preserve"> </w:t>
+      </w:r>
+      <m:oMath>
+        <m:r>
+          <m:t>L</m:t>
+        </m:r>
+      </m:oMath>
+      <w:r>
+        <w:t xml:space="preserve">:</w:t>
+      </w:r>
+    </w:p>
+    <w:p>
+      <w:pPr>
+        <w:pStyle w:val="BodyText"/>
+      </w:pPr>
+      <m:oMathPara>
+        <m:oMathParaPr>
+          <m:jc m:val="center"/>
+        </m:oMathParaPr>
+        <m:oMath>
+          <m:sSup>
+            <m:e>
+              <m:r>
+                <m:t>Y</m:t>
+              </m:r>
+            </m:e>
+            <m:sup>
+              <m:r>
+                <m:t>a</m:t>
+              </m:r>
+            </m:sup>
+          </m:sSup>
+          <m:r>
+            <m:rPr>
+              <m:sty m:val="p"/>
+            </m:rPr>
+            <m:t>⟂</m:t>
+          </m:r>
+          <m:r>
+            <m:t>​</m:t>
+          </m:r>
+          <m:r>
+            <m:t>​</m:t>
+          </m:r>
+          <m:r>
+            <m:t>​</m:t>
+          </m:r>
+          <m:r>
+            <m:rPr>
+              <m:sty m:val="p"/>
+            </m:rPr>
+            <m:t>⟂</m:t>
+          </m:r>
+          <m:r>
+            <m:t>A</m:t>
+          </m:r>
+          <m:r>
+            <m:rPr>
+              <m:sty m:val="p"/>
+            </m:rPr>
+            <m:t>∣</m:t>
+          </m:r>
+          <m:r>
+            <m:t>L</m:t>
+          </m:r>
+          <m:r>
+            <m:t> </m:t>
+          </m:r>
+          <m:r>
+            <m:rPr>
+              <m:nor/>
+              <m:sty m:val="p"/>
+            </m:rPr>
+            <m:t>for all </m:t>
+          </m:r>
+          <m:r>
+            <m:t>a</m:t>
+          </m:r>
+        </m:oMath>
+      </m:oMathPara>
+    </w:p>
+    <w:p>
+      <w:pPr>
+        <w:pStyle w:val="FirstParagraph"/>
+      </w:pPr>
+      <w:r>
+        <w:t xml:space="preserve">This means that within each stratum of</w:t>
+      </w:r>
+      <w:r>
+        <w:t xml:space="preserve"> </w:t>
+      </w:r>
+      <m:oMath>
+        <m:r>
+          <m:t>L</m:t>
+        </m:r>
+      </m:oMath>
+      <w:r>
+        <w:t xml:space="preserve">, the treated and untreated are exchangeable. In the drug example:</w:t>
+      </w:r>
+    </w:p>
+    <w:p>
+      <w:pPr>
+        <w:pStyle w:val="Compact"/>
+        <w:numPr>
+          <w:ilvl w:val="0"/>
+          <w:numId w:val="1001"/>
+        </w:numPr>
+      </w:pPr>
+      <w:r>
+        <w:t xml:space="preserve">Within males (</w:t>
+      </w:r>
+      <m:oMath>
+        <m:r>
+          <m:t>L</m:t>
+        </m:r>
+        <m:r>
+          <m:rPr>
+            <m:sty m:val="p"/>
+          </m:rPr>
+          <m:t>=</m:t>
+        </m:r>
+        <m:r>
+          <m:t>1</m:t>
+        </m:r>
+      </m:oMath>
+      <w:r>
+        <w:t xml:space="preserve">):</w:t>
+      </w:r>
+      <w:r>
+        <w:t xml:space="preserve"> </w:t>
+      </w:r>
+      <m:oMath>
+        <m:r>
+          <m:rPr>
+            <m:sty m:val="p"/>
+          </m:rPr>
+          <m:t>Pr</m:t>
+        </m:r>
+        <m:r>
+          <m:rPr>
+            <m:sty m:val="p"/>
+          </m:rPr>
+          <m:t>[</m:t>
+        </m:r>
+        <m:sSup>
+          <m:e>
+            <m:r>
+              <m:t>Y</m:t>
+            </m:r>
+          </m:e>
+          <m:sup>
+            <m:r>
+              <m:t>a</m:t>
+            </m:r>
+          </m:sup>
+        </m:sSup>
+        <m:r>
+          <m:rPr>
+            <m:sty m:val="p"/>
+          </m:rPr>
+          <m:t>=</m:t>
+        </m:r>
+        <m:r>
+          <m:t>1</m:t>
+        </m:r>
+        <m:r>
+          <m:rPr>
+            <m:sty m:val="p"/>
+          </m:rPr>
+          <m:t>∣</m:t>
+        </m:r>
+        <m:r>
+          <m:t>A</m:t>
+        </m:r>
+        <m:r>
+          <m:rPr>
+            <m:sty m:val="p"/>
+          </m:rPr>
+          <m:t>=</m:t>
+        </m:r>
+        <m:r>
+          <m:t>1</m:t>
+        </m:r>
+        <m:r>
+          <m:rPr>
+            <m:sty m:val="p"/>
+          </m:rPr>
+          <m:t>,</m:t>
+        </m:r>
+        <m:r>
+          <m:t>L</m:t>
+        </m:r>
+        <m:r>
+          <m:rPr>
+            <m:sty m:val="p"/>
+          </m:rPr>
+          <m:t>=</m:t>
+        </m:r>
+        <m:r>
+          <m:t>1</m:t>
+        </m:r>
+        <m:r>
+          <m:rPr>
+            <m:sty m:val="p"/>
+          </m:rPr>
+          <m:t>]</m:t>
+        </m:r>
+        <m:r>
+          <m:rPr>
+            <m:sty m:val="p"/>
+          </m:rPr>
+          <m:t>=</m:t>
+        </m:r>
+        <m:r>
+          <m:rPr>
+            <m:sty m:val="p"/>
+          </m:rPr>
+          <m:t>Pr</m:t>
+        </m:r>
+        <m:r>
+          <m:rPr>
+            <m:sty m:val="p"/>
+          </m:rPr>
+          <m:t>[</m:t>
+        </m:r>
+        <m:sSup>
+          <m:e>
+            <m:r>
+              <m:t>Y</m:t>
+            </m:r>
+          </m:e>
+          <m:sup>
+            <m:r>
+              <m:t>a</m:t>
+            </m:r>
+          </m:sup>
+        </m:sSup>
+        <m:r>
+          <m:rPr>
+            <m:sty m:val="p"/>
+          </m:rPr>
+          <m:t>=</m:t>
+        </m:r>
+        <m:r>
+          <m:t>1</m:t>
+        </m:r>
+        <m:r>
+          <m:rPr>
+            <m:sty m:val="p"/>
+          </m:rPr>
+          <m:t>∣</m:t>
+        </m:r>
+        <m:r>
+          <m:t>A</m:t>
+        </m:r>
+        <m:r>
+          <m:rPr>
+            <m:sty m:val="p"/>
+          </m:rPr>
+          <m:t>=</m:t>
+        </m:r>
+        <m:r>
+          <m:t>0</m:t>
+        </m:r>
+        <m:r>
+          <m:rPr>
+            <m:sty m:val="p"/>
+          </m:rPr>
+          <m:t>,</m:t>
+        </m:r>
+        <m:r>
+          <m:t>L</m:t>
+        </m:r>
+        <m:r>
+          <m:rPr>
+            <m:sty m:val="p"/>
+          </m:rPr>
+          <m:t>=</m:t>
+        </m:r>
+        <m:r>
+          <m:t>1</m:t>
+        </m:r>
+        <m:r>
+          <m:rPr>
+            <m:sty m:val="p"/>
+          </m:rPr>
+          <m:t>]</m:t>
+        </m:r>
+      </m:oMath>
+      <w:r>
+        <w:t xml:space="preserve"> </w:t>
+      </w:r>
+      <w:r>
+        <w:t xml:space="preserve">✓</w:t>
+      </w:r>
+    </w:p>
+    <w:p>
+      <w:pPr>
+        <w:pStyle w:val="Compact"/>
+        <w:numPr>
+          <w:ilvl w:val="0"/>
+          <w:numId w:val="1001"/>
+        </w:numPr>
+      </w:pPr>
+      <w:r>
+        <w:t xml:space="preserve">Within females (</w:t>
+      </w:r>
+      <m:oMath>
+        <m:r>
+          <m:t>L</m:t>
+        </m:r>
+        <m:r>
+          <m:rPr>
+            <m:sty m:val="p"/>
+          </m:rPr>
+          <m:t>=</m:t>
+        </m:r>
+        <m:r>
+          <m:t>0</m:t>
+        </m:r>
+      </m:oMath>
+      <w:r>
+        <w:t xml:space="preserve">):</w:t>
+      </w:r>
+      <w:r>
+        <w:t xml:space="preserve"> </w:t>
+      </w:r>
+      <m:oMath>
+        <m:r>
+          <m:rPr>
+            <m:sty m:val="p"/>
+          </m:rPr>
+          <m:t>Pr</m:t>
+        </m:r>
+        <m:r>
+          <m:rPr>
+            <m:sty m:val="p"/>
+          </m:rPr>
+          <m:t>[</m:t>
+        </m:r>
+        <m:sSup>
+          <m:e>
+            <m:r>
+              <m:t>Y</m:t>
+            </m:r>
+          </m:e>
+          <m:sup>
+            <m:r>
+              <m:t>a</m:t>
+            </m:r>
+          </m:sup>
+        </m:sSup>
+        <m:r>
+          <m:rPr>
+            <m:sty m:val="p"/>
+          </m:rPr>
+          <m:t>=</m:t>
+        </m:r>
+        <m:r>
+          <m:t>1</m:t>
+        </m:r>
+        <m:r>
+          <m:rPr>
+            <m:sty m:val="p"/>
+          </m:rPr>
+          <m:t>∣</m:t>
+        </m:r>
+        <m:r>
+          <m:t>A</m:t>
+        </m:r>
+        <m:r>
+          <m:rPr>
+            <m:sty m:val="p"/>
+          </m:rPr>
+          <m:t>=</m:t>
+        </m:r>
+        <m:r>
+          <m:t>1</m:t>
+        </m:r>
+        <m:r>
+          <m:rPr>
+            <m:sty m:val="p"/>
+          </m:rPr>
+          <m:t>,</m:t>
+        </m:r>
+        <m:r>
+          <m:t>L</m:t>
+        </m:r>
+        <m:r>
+          <m:rPr>
+            <m:sty m:val="p"/>
+          </m:rPr>
+          <m:t>=</m:t>
+        </m:r>
+        <m:r>
+          <m:t>0</m:t>
+        </m:r>
+        <m:r>
+          <m:rPr>
+            <m:sty m:val="p"/>
+          </m:rPr>
+          <m:t>]</m:t>
+        </m:r>
+        <m:r>
+          <m:rPr>
+            <m:sty m:val="p"/>
+          </m:rPr>
+          <m:t>=</m:t>
+        </m:r>
+        <m:r>
+          <m:rPr>
+            <m:sty m:val="p"/>
+          </m:rPr>
+          <m:t>Pr</m:t>
+        </m:r>
+        <m:r>
+          <m:rPr>
+            <m:sty m:val="p"/>
+          </m:rPr>
+          <m:t>[</m:t>
+        </m:r>
+        <m:sSup>
+          <m:e>
+            <m:r>
+              <m:t>Y</m:t>
+            </m:r>
+          </m:e>
+          <m:sup>
+            <m:r>
+              <m:t>a</m:t>
+            </m:r>
+          </m:sup>
+        </m:sSup>
+        <m:r>
+          <m:rPr>
+            <m:sty m:val="p"/>
+          </m:rPr>
+          <m:t>=</m:t>
+        </m:r>
+        <m:r>
+          <m:t>1</m:t>
+        </m:r>
+        <m:r>
+          <m:rPr>
+            <m:sty m:val="p"/>
+          </m:rPr>
+          <m:t>∣</m:t>
+        </m:r>
+        <m:r>
+          <m:t>A</m:t>
+        </m:r>
+        <m:r>
+          <m:rPr>
+            <m:sty m:val="p"/>
+          </m:rPr>
+          <m:t>=</m:t>
+        </m:r>
+        <m:r>
+          <m:t>0</m:t>
+        </m:r>
+        <m:r>
+          <m:rPr>
+            <m:sty m:val="p"/>
+          </m:rPr>
+          <m:t>,</m:t>
+        </m:r>
+        <m:r>
+          <m:t>L</m:t>
+        </m:r>
+        <m:r>
+          <m:rPr>
+            <m:sty m:val="p"/>
+          </m:rPr>
+          <m:t>=</m:t>
+        </m:r>
+        <m:r>
+          <m:t>0</m:t>
+        </m:r>
+        <m:r>
+          <m:rPr>
+            <m:sty m:val="p"/>
+          </m:rPr>
+          <m:t>]</m:t>
+        </m:r>
+      </m:oMath>
+      <w:r>
+        <w:t xml:space="preserve"> </w:t>
+      </w:r>
+      <w:r>
+        <w:t xml:space="preserve">✓</w:t>
+      </w:r>
+    </w:p>
+    <w:p>
+      <w:pPr>
+        <w:pStyle w:val="FirstParagraph"/>
+      </w:pPr>
+      <w:r>
+        <w:t xml:space="preserve">Under conditional exchangeability and positivity, the standardization (g-formula) identifies the causal effect:</w:t>
+      </w:r>
+    </w:p>
+    <w:p>
+      <w:pPr>
+        <w:pStyle w:val="BodyText"/>
+      </w:pPr>
+      <m:oMathPara>
+        <m:oMathParaPr>
+          <m:jc m:val="center"/>
+        </m:oMathParaPr>
+        <m:oMath>
+          <m:r>
+            <m:rPr>
+              <m:sty m:val="p"/>
+            </m:rPr>
+            <m:t>Pr</m:t>
+          </m:r>
+          <m:r>
+            <m:rPr>
+              <m:sty m:val="p"/>
+            </m:rPr>
+            <m:t>[</m:t>
+          </m:r>
+          <m:sSup>
+            <m:e>
+              <m:r>
+                <m:t>Y</m:t>
+              </m:r>
+            </m:e>
+            <m:sup>
+              <m:r>
+                <m:t>a</m:t>
+              </m:r>
+            </m:sup>
+          </m:sSup>
+          <m:r>
+            <m:rPr>
+              <m:sty m:val="p"/>
+            </m:rPr>
+            <m:t>=</m:t>
+          </m:r>
+          <m:r>
+            <m:t>1</m:t>
+          </m:r>
+          <m:r>
+            <m:rPr>
+              <m:sty m:val="p"/>
+            </m:rPr>
+            <m:t>]</m:t>
+          </m:r>
+          <m:r>
+            <m:rPr>
+              <m:sty m:val="p"/>
+            </m:rPr>
+            <m:t>=</m:t>
+          </m:r>
+          <m:nary>
+            <m:naryPr>
+              <m:chr m:val="∑"/>
+              <m:limLoc m:val="undOvr"/>
+              <m:subHide m:val="off"/>
+              <m:supHide m:val="on"/>
+            </m:naryPr>
+            <m:sub>
+              <m:r>
+                <m:t>l</m:t>
+              </m:r>
+            </m:sub>
+            <m:sup>
+              <m:r>
+                <m:t>​</m:t>
+              </m:r>
+            </m:sup>
+            <m:e>
+              <m:r>
+                <m:rPr>
+                  <m:sty m:val="p"/>
+                </m:rPr>
+                <m:t>Pr</m:t>
+              </m:r>
+            </m:e>
+          </m:nary>
+          <m:r>
+            <m:rPr>
+              <m:sty m:val="p"/>
+            </m:rPr>
+            <m:t>[</m:t>
+          </m:r>
+          <m:r>
+            <m:t>Y</m:t>
+          </m:r>
+          <m:r>
+            <m:rPr>
+              <m:sty m:val="p"/>
+            </m:rPr>
+            <m:t>=</m:t>
+          </m:r>
+          <m:r>
+            <m:t>1</m:t>
+          </m:r>
+          <m:r>
+            <m:rPr>
+              <m:sty m:val="p"/>
+            </m:rPr>
+            <m:t>∣</m:t>
+          </m:r>
+          <m:r>
+            <m:t>A</m:t>
+          </m:r>
+          <m:r>
+            <m:rPr>
+              <m:sty m:val="p"/>
+            </m:rPr>
+            <m:t>=</m:t>
+          </m:r>
+          <m:r>
+            <m:t>a</m:t>
+          </m:r>
+          <m:r>
+            <m:rPr>
+              <m:sty m:val="p"/>
+            </m:rPr>
+            <m:t>,</m:t>
+          </m:r>
+          <m:r>
+            <m:t>L</m:t>
+          </m:r>
+          <m:r>
+            <m:rPr>
+              <m:sty m:val="p"/>
+            </m:rPr>
+            <m:t>=</m:t>
+          </m:r>
+          <m:r>
+            <m:t>l</m:t>
+          </m:r>
+          <m:r>
+            <m:rPr>
+              <m:sty m:val="p"/>
+            </m:rPr>
+            <m:t>]</m:t>
+          </m:r>
+          <m:r>
+            <m:t> </m:t>
+          </m:r>
+          <m:r>
+            <m:rPr>
+              <m:sty m:val="p"/>
+            </m:rPr>
+            <m:t>Pr</m:t>
+          </m:r>
+          <m:r>
+            <m:rPr>
+              <m:sty m:val="p"/>
+            </m:rPr>
+            <m:t>[</m:t>
+          </m:r>
+          <m:r>
+            <m:t>L</m:t>
+          </m:r>
+          <m:r>
+            <m:rPr>
+              <m:sty m:val="p"/>
+            </m:rPr>
+            <m:t>=</m:t>
+          </m:r>
+          <m:r>
+            <m:t>l</m:t>
+          </m:r>
+          <m:r>
+            <m:rPr>
+              <m:sty m:val="p"/>
+            </m:rPr>
+            <m:t>]</m:t>
+          </m:r>
+        </m:oMath>
+      </m:oMathPara>
+    </w:p>
+    <w:p>
+      <w:pPr>
+        <w:pStyle w:val="FirstParagraph"/>
+      </w:pPr>
+      <w:r>
+        <w:t xml:space="preserve">Applying standardization to the data in Table 7.1:</w:t>
+      </w:r>
+    </w:p>
+    <w:p>
+      <w:pPr>
+        <w:pStyle w:val="BodyText"/>
+      </w:pPr>
+      <m:oMathPara>
+        <m:oMathParaPr>
+          <m:jc m:val="center"/>
+        </m:oMathParaPr>
+        <m:oMath>
+          <m:r>
+            <m:rPr>
+              <m:sty m:val="p"/>
+            </m:rPr>
+            <m:t>Pr</m:t>
+          </m:r>
+          <m:r>
+            <m:rPr>
+              <m:sty m:val="p"/>
+            </m:rPr>
+            <m:t>[</m:t>
+          </m:r>
+          <m:sSup>
+            <m:e>
+              <m:r>
+                <m:t>Y</m:t>
+              </m:r>
+            </m:e>
+            <m:sup>
+              <m:r>
+                <m:t>a</m:t>
+              </m:r>
+              <m:r>
+                <m:rPr>
+                  <m:sty m:val="p"/>
+                </m:rPr>
+                <m:t>=</m:t>
+              </m:r>
+              <m:r>
+                <m:t>1</m:t>
+              </m:r>
+            </m:sup>
+          </m:sSup>
+          <m:r>
+            <m:rPr>
+              <m:sty m:val="p"/>
+            </m:rPr>
+            <m:t>=</m:t>
+          </m:r>
+          <m:r>
+            <m:t>1</m:t>
+          </m:r>
+          <m:r>
+            <m:rPr>
+              <m:sty m:val="p"/>
+            </m:rPr>
+            <m:t>]</m:t>
+          </m:r>
+          <m:r>
+            <m:rPr>
+              <m:sty m:val="p"/>
+            </m:rPr>
+            <m:t>=</m:t>
+          </m:r>
+          <m:r>
+            <m:t>0.50</m:t>
+          </m:r>
+          <m:r>
+            <m:rPr>
+              <m:sty m:val="p"/>
+            </m:rPr>
+            <m:t>×</m:t>
+          </m:r>
+          <m:r>
+            <m:t>0.50</m:t>
+          </m:r>
+          <m:r>
+            <m:rPr>
+              <m:sty m:val="p"/>
+            </m:rPr>
+            <m:t>+</m:t>
+          </m:r>
+          <m:r>
+            <m:t>0.00</m:t>
+          </m:r>
+          <m:r>
+            <m:rPr>
+              <m:sty m:val="p"/>
+            </m:rPr>
+            <m:t>×</m:t>
+          </m:r>
+          <m:r>
+            <m:t>0.50</m:t>
+          </m:r>
+          <m:r>
+            <m:rPr>
+              <m:sty m:val="p"/>
+            </m:rPr>
+            <m:t>=</m:t>
+          </m:r>
+          <m:r>
+            <m:t>0.25</m:t>
+          </m:r>
+        </m:oMath>
+      </m:oMathPara>
+    </w:p>
+    <w:p>
+      <w:pPr>
+        <w:pStyle w:val="FirstParagraph"/>
+      </w:pPr>
+      <m:oMathPara>
+        <m:oMathParaPr>
+          <m:jc m:val="center"/>
+        </m:oMathParaPr>
+        <m:oMath>
+          <m:r>
+            <m:rPr>
+              <m:sty m:val="p"/>
+            </m:rPr>
+            <m:t>Pr</m:t>
+          </m:r>
+          <m:r>
+            <m:rPr>
+              <m:sty m:val="p"/>
+            </m:rPr>
+            <m:t>[</m:t>
+          </m:r>
+          <m:sSup>
+            <m:e>
+              <m:r>
+                <m:t>Y</m:t>
+              </m:r>
+            </m:e>
+            <m:sup>
+              <m:r>
+                <m:t>a</m:t>
+              </m:r>
+              <m:r>
+                <m:rPr>
+                  <m:sty m:val="p"/>
+                </m:rPr>
+                <m:t>=</m:t>
+              </m:r>
+              <m:r>
+                <m:t>0</m:t>
+              </m:r>
+            </m:sup>
+          </m:sSup>
+          <m:r>
+            <m:rPr>
+              <m:sty m:val="p"/>
+            </m:rPr>
+            <m:t>=</m:t>
+          </m:r>
+          <m:r>
+            <m:t>1</m:t>
+          </m:r>
+          <m:r>
+            <m:rPr>
+              <m:sty m:val="p"/>
+            </m:rPr>
+            <m:t>]</m:t>
+          </m:r>
+          <m:r>
+            <m:rPr>
+              <m:sty m:val="p"/>
+            </m:rPr>
+            <m:t>=</m:t>
+          </m:r>
+          <m:r>
+            <m:t>0.50</m:t>
+          </m:r>
+          <m:r>
+            <m:rPr>
+              <m:sty m:val="p"/>
+            </m:rPr>
+            <m:t>×</m:t>
+          </m:r>
+          <m:r>
+            <m:t>0.50</m:t>
+          </m:r>
+          <m:r>
+            <m:rPr>
+              <m:sty m:val="p"/>
+            </m:rPr>
+            <m:t>+</m:t>
+          </m:r>
+          <m:r>
+            <m:t>0.00</m:t>
+          </m:r>
+          <m:r>
+            <m:rPr>
+              <m:sty m:val="p"/>
+            </m:rPr>
+            <m:t>×</m:t>
+          </m:r>
+          <m:r>
+            <m:t>0.50</m:t>
+          </m:r>
+          <m:r>
+            <m:rPr>
+              <m:sty m:val="p"/>
+            </m:rPr>
+            <m:t>=</m:t>
+          </m:r>
+          <m:r>
+            <m:t>0.25</m:t>
+          </m:r>
+        </m:oMath>
+      </m:oMathPara>
+    </w:p>
+    <w:p>
+      <w:pPr>
+        <w:pStyle w:val="FirstParagraph"/>
+      </w:pPr>
+      <w:r>
+        <w:t xml:space="preserve">The standardized risk difference is zero, correctly recovering the null causal effect.</w:t>
+      </w:r>
+    </w:p>
+    <w:p>
+      <w:pPr>
+        <w:pStyle w:val="BodyText"/>
+      </w:pPr>
+      <w:r>
+        <w:rPr>
+          <w:b/>
+          <w:bCs/>
+        </w:rPr>
+        <w:t xml:space="preserve">Marginal vs. conditional exchangeability:</w:t>
+      </w:r>
+    </w:p>
+    <w:p>
+      <w:pPr>
+        <w:pStyle w:val="Compact"/>
+        <w:numPr>
+          <w:ilvl w:val="0"/>
+          <w:numId w:val="1002"/>
+        </w:numPr>
+      </w:pPr>
+      <w:r>
+        <w:rPr>
+          <w:b/>
+          <w:bCs/>
+        </w:rPr>
+        <w:t xml:space="preserve">Marginal exchangeability</w:t>
+      </w:r>
+      <w:r>
+        <w:t xml:space="preserve"> </w:t>
+      </w:r>
+      <w:r>
+        <w:t xml:space="preserve">(</w:t>
+      </w:r>
+      <m:oMath>
+        <m:sSup>
+          <m:e>
+            <m:r>
+              <m:t>Y</m:t>
+            </m:r>
+          </m:e>
+          <m:sup>
+            <m:r>
+              <m:t>a</m:t>
+            </m:r>
+          </m:sup>
+        </m:sSup>
+        <m:r>
+          <m:rPr>
+            <m:sty m:val="p"/>
+          </m:rPr>
+          <m:t>⟂</m:t>
+        </m:r>
+        <m:r>
+          <m:t>​</m:t>
+        </m:r>
+        <m:r>
+          <m:t>​</m:t>
+        </m:r>
+        <m:r>
+          <m:t>​</m:t>
+        </m:r>
+        <m:r>
+          <m:rPr>
+            <m:sty m:val="p"/>
+          </m:rPr>
+          <m:t>⟂</m:t>
+        </m:r>
+        <m:r>
+          <m:t>A</m:t>
+        </m:r>
+      </m:oMath>
+      <w:r>
+        <w:t xml:space="preserve">): holds in marginally randomized experiments; association equals causation without any adjustment.</w:t>
+      </w:r>
+    </w:p>
+    <w:p>
+      <w:pPr>
+        <w:pStyle w:val="Compact"/>
+        <w:numPr>
+          <w:ilvl w:val="0"/>
+          <w:numId w:val="1002"/>
+        </w:numPr>
+      </w:pPr>
+      <w:r>
+        <w:rPr>
+          <w:b/>
+          <w:bCs/>
+        </w:rPr>
+        <w:t xml:space="preserve">Conditional exchangeability</w:t>
+      </w:r>
+      <w:r>
+        <w:t xml:space="preserve"> </w:t>
+      </w:r>
+      <w:r>
+        <w:t xml:space="preserve">(</w:t>
+      </w:r>
+      <m:oMath>
+        <m:sSup>
+          <m:e>
+            <m:r>
+              <m:t>Y</m:t>
+            </m:r>
+          </m:e>
+          <m:sup>
+            <m:r>
+              <m:t>a</m:t>
+            </m:r>
+          </m:sup>
+        </m:sSup>
+        <m:r>
+          <m:rPr>
+            <m:sty m:val="p"/>
+          </m:rPr>
+          <m:t>⟂</m:t>
+        </m:r>
+        <m:r>
+          <m:t>​</m:t>
+        </m:r>
+        <m:r>
+          <m:t>​</m:t>
+        </m:r>
+        <m:r>
+          <m:t>​</m:t>
+        </m:r>
+        <m:r>
+          <m:rPr>
+            <m:sty m:val="p"/>
+          </m:rPr>
+          <m:t>⟂</m:t>
+        </m:r>
+        <m:r>
+          <m:t>A</m:t>
+        </m:r>
+        <m:r>
+          <m:rPr>
+            <m:sty m:val="p"/>
+          </m:rPr>
+          <m:t>∣</m:t>
+        </m:r>
+        <m:r>
+          <m:t>L</m:t>
+        </m:r>
+      </m:oMath>
+      <w:r>
+        <w:t xml:space="preserve">): holds in conditionally randomized experiments and (by assumption) in observational studies after adjusting for all confounders</w:t>
+      </w:r>
+      <w:r>
+        <w:t xml:space="preserve"> </w:t>
+      </w:r>
+      <m:oMath>
+        <m:r>
+          <m:t>L</m:t>
+        </m:r>
+      </m:oMath>
+      <w:r>
+        <w:t xml:space="preserve">.</w:t>
+      </w:r>
+    </w:p>
+    <w:p>
+      <w:pPr>
+        <w:pStyle w:val="FirstParagraph"/>
+      </w:pPr>
+      <w:r>
+        <w:t xml:space="preserve">In practice, we can never verify from data alone that conditional exchangeability holds. We must rely on subject-matter knowledge to argue that the measured</w:t>
+      </w:r>
+      <w:r>
+        <w:t xml:space="preserve"> </w:t>
+      </w:r>
+      <m:oMath>
+        <m:r>
+          <m:t>L</m:t>
+        </m:r>
+      </m:oMath>
+      <w:r>
+        <w:t xml:space="preserve"> </w:t>
+      </w:r>
+      <w:r>
+        <w:t xml:space="preserve">captures all common causes of</w:t>
+      </w:r>
+      <w:r>
+        <w:t xml:space="preserve"> </w:t>
+      </w:r>
+      <m:oMath>
+        <m:r>
+          <m:t>A</m:t>
+        </m:r>
+      </m:oMath>
+      <w:r>
+        <w:t xml:space="preserve"> </w:t>
+      </w:r>
+      <w:r>
+        <w:t xml:space="preserve">and</w:t>
+      </w:r>
+      <w:r>
+        <w:t xml:space="preserve"> </w:t>
+      </w:r>
+      <m:oMath>
+        <m:r>
+          <m:t>Y</m:t>
+        </m:r>
+      </m:oMath>
+      <w:r>
+        <w:t xml:space="preserve">.</w:t>
+      </w:r>
+    </w:p>
+    <w:p>
+      <w:pPr>
+        <w:pStyle w:val="BodyText"/>
+      </w:pPr>
+      <w:r>
+        <w:rPr>
+          <w:b/>
+          <w:bCs/>
+        </w:rPr>
+        <w:t xml:space="preserve">The no-unmeasured-confounding assumption:</w:t>
+      </w:r>
+    </w:p>
+    <w:p>
+      <w:pPr>
+        <w:pStyle w:val="BodyText"/>
+      </w:pPr>
+      <w:r>
+        <w:t xml:space="preserve">Conditional exchangeability given</w:t>
+      </w:r>
+      <w:r>
+        <w:t xml:space="preserve"> </w:t>
+      </w:r>
+      <m:oMath>
+        <m:r>
+          <m:t>L</m:t>
+        </m:r>
+      </m:oMath>
+      <w:r>
+        <w:t xml:space="preserve"> </w:t>
+      </w:r>
+      <w:r>
+        <w:t xml:space="preserve">is sometimes called the</w:t>
+      </w:r>
+      <w:r>
+        <w:t xml:space="preserve"> </w:t>
+      </w:r>
+      <w:r>
+        <w:rPr>
+          <w:b/>
+          <w:bCs/>
+        </w:rPr>
+        <w:t xml:space="preserve">no-unmeasured-confounding assumption</w:t>
+      </w:r>
+      <w:r>
+        <w:t xml:space="preserve"> </w:t>
+      </w:r>
+      <w:r>
+        <w:t xml:space="preserve">or</w:t>
+      </w:r>
+      <w:r>
+        <w:t xml:space="preserve"> </w:t>
+      </w:r>
+      <w:r>
+        <w:rPr>
+          <w:b/>
+          <w:bCs/>
+        </w:rPr>
+        <w:t xml:space="preserve">ignorability</w:t>
+      </w:r>
+      <w:r>
+        <w:t xml:space="preserve">. It is the key assumption required for identification of causal effects in observational studies.</w:t>
+      </w:r>
+    </w:p>
+    <w:bookmarkEnd w:id="19"/>
+    <w:bookmarkEnd w:id="20"/>
+    <w:bookmarkStart w:id="33" w:name="Xe153521bd1ebe40aca3271d012a49e54d21f43b"/>
+    <w:p>
+      <w:pPr>
+        <w:pStyle w:val="Heading2"/>
+      </w:pPr>
+      <w:r>
+        <w:t xml:space="preserve">3 7.3 Confounding and the Backdoor Criterion (pp. 82–85)</w:t>
+      </w:r>
+    </w:p>
+    <w:p>
+      <w:r>
+        <w:pict>
+          <v:rect style="width:0;height:1.5pt" o:hralign="center" o:hrstd="t" o:hr="t"/>
+        </w:pict>
+      </w:r>
+    </w:p>
+    <w:p>
+      <w:pPr>
+        <w:pStyle w:val="FirstParagraph"/>
+      </w:pPr>
+      <w:r>
+        <w:t xml:space="preserve">The</w:t>
+      </w:r>
+      <w:r>
+        <w:t xml:space="preserve"> </w:t>
+      </w:r>
+      <w:r>
+        <w:rPr>
+          <w:b/>
+          <w:bCs/>
+        </w:rPr>
+        <w:t xml:space="preserve">backdoor criterion</w:t>
+      </w:r>
+      <w:r>
+        <w:t xml:space="preserve"> </w:t>
+      </w:r>
+      <w:r>
+        <w:t xml:space="preserve">(Chapter 6) provides a graphical condition for identifying sets of variables</w:t>
+      </w:r>
+      <w:r>
+        <w:t xml:space="preserve"> </w:t>
+      </w:r>
+      <m:oMath>
+        <m:r>
+          <m:t>L</m:t>
+        </m:r>
+      </m:oMath>
+      <w:r>
+        <w:t xml:space="preserve"> </w:t>
+      </w:r>
+      <w:r>
+        <w:t xml:space="preserve">that suffice to eliminate confounding by adjustment.</w:t>
+      </w:r>
+    </w:p>
+    <w:tbl>
+      <w:tblPr>
+        <w:tblStyle w:val="Table"/>
+        <w:tblInd w:w="164" w:type="dxa"/>
+        <w:tblBorders>
+          <w:left w:val="single" w:sz="24" w:space="0" w:color="909090"/>
+        </w:tblBorders>
+        <w:tblCellMar>
+          <w:left w:w="0" w:type="dxa"/>
+          <w:right w:w="0" w:type="dxa"/>
+        </w:tblCellMar>
+        <w:tblLook w:firstRow="0" w:lastRow="0" w:firstColumn="0" w:lastColumn="0" w:noHBand="0" w:noVBand="0" w:val="0000"/>
+      </w:tblPr>
+      <w:tblGrid>
+        <w:gridCol w:w="7920"/>
+      </w:tblGrid>
+      <w:tr>
+        <w:trPr>
+          <w:cantSplit/>
+        </w:trPr>
+        <w:tc>
+          <w:tcPr>
+            <w:tcMar>
+              <w:left w:w="144" w:type="dxa"/>
+            </w:tcMar>
+          </w:tcPr>
+          <w:p>
+            <w:pPr>
+              <w:pStyle w:val="BodyText"/>
+            </w:pPr>
+            <w:pPr>
+              <w:spacing w:before="16" w:after="64"/>
+            </w:pPr>
+          </w:p>
+          <w:bookmarkStart w:id="21" w:name="def-backdoor-criterion-ch7"/>
+          <w:p>
+            <w:pPr>
+              <w:pStyle w:val="BodyText"/>
+            </w:pPr>
+            <w:r>
+              <w:rPr>
+                <w:b/>
+                <w:bCs/>
+              </w:rPr>
+              <w:t xml:space="preserve">Definition 4 (Backdoor Criterion)</w:t>
             </w:r>
             <w:r>
               <w:t xml:space="preserve"> </w:t>
@@ -4153,7 +4245,7 @@
               <w:pStyle w:val="Compact"/>
               <w:numPr>
                 <w:ilvl w:val="0"/>
-                <w:numId w:val="1004"/>
+                <w:numId w:val="1003"/>
               </w:numPr>
             </w:pPr>
             <w:r>
@@ -4187,7 +4279,7 @@
               <w:pStyle w:val="Compact"/>
               <w:numPr>
                 <w:ilvl w:val="0"/>
-                <w:numId w:val="1004"/>
+                <w:numId w:val="1003"/>
               </w:numPr>
             </w:pPr>
             <m:oMath>
@@ -4260,11 +4352,11 @@
               <w:t xml:space="preserve">(via standardization, IP weighting, or regression) eliminates confounding and identifies the average causal effect.</w:t>
             </w:r>
           </w:p>
-          <w:bookmarkEnd w:id="19"/>
+          <w:bookmarkEnd w:id="21"/>
         </w:tc>
       </w:tr>
     </w:tbl>
-    <w:bookmarkStart w:id="23" w:name="multiple-dag-structures"/>
+    <w:bookmarkStart w:id="25" w:name="multiple-dag-structures"/>
     <w:p>
       <w:pPr>
         <w:pStyle w:val="Heading3"/>
@@ -4290,18 +4382,18 @@
           <wp:inline>
             <wp:extent cx="5334000" cy="1333500"/>
             <wp:effectExtent b="0" l="0" r="0" t="0"/>
-            <wp:docPr descr="Figure 7.2. Three causal structures. Left: L is the only confounder; adjust for L. Middle: U is unmeasured but all backdoor paths pass through L (U causes Y only via L and directly); adjusting for L blocks both paths. Right: U has a direct arrow into A bypassing L; adjusting for L alone leaves residual confounding through U." title="" id="21" name="Picture"/>
+            <wp:docPr descr="Figure 7.2. Three causal structures. Left: L is the only confounder; adjust for L. Middle: U is unmeasured but all backdoor paths pass through L (U causes Y only via L and directly); adjusting for L blocks both paths. Right: U has a direct arrow into A bypassing L; adjusting for L alone leaves residual confounding through U." title="" id="23" name="Picture"/>
             <a:graphic>
               <a:graphicData uri="http://schemas.openxmlformats.org/drawingml/2006/picture">
                 <pic:pic>
                   <pic:nvPicPr>
-                    <pic:cNvPr descr="07-confounding_files/figure-docx/unnamed-chunk-2-1.png" id="22" name="Picture"/>
+                    <pic:cNvPr descr="07-confounding_files/figure-docx/unnamed-chunk-2-1.png" id="24" name="Picture"/>
                     <pic:cNvPicPr>
                       <a:picLocks noChangeArrowheads="1" noChangeAspect="1"/>
                     </pic:cNvPicPr>
                   </pic:nvPicPr>
                   <pic:blipFill>
-                    <a:blip r:embed="rId20"/>
+                    <a:blip r:embed="rId22"/>
                     <a:stretch>
                       <a:fillRect/>
                     </a:stretch>
@@ -4416,7 +4508,7 @@
         <w:pStyle w:val="Compact"/>
         <w:numPr>
           <w:ilvl w:val="0"/>
-          <w:numId w:val="1005"/>
+          <w:numId w:val="1004"/>
         </w:numPr>
       </w:pPr>
       <w:r>
@@ -4448,6 +4540,210 @@
           <m:t>Y</m:t>
         </m:r>
       </m:oMath>
+    </w:p>
+    <w:p>
+      <w:pPr>
+        <w:pStyle w:val="Compact"/>
+        <w:numPr>
+          <w:ilvl w:val="0"/>
+          <w:numId w:val="1004"/>
+        </w:numPr>
+      </w:pPr>
+      <m:oMath>
+        <m:r>
+          <m:rPr>
+            <m:sty m:val="p"/>
+          </m:rPr>
+          <m:t>{</m:t>
+        </m:r>
+        <m:r>
+          <m:t>L</m:t>
+        </m:r>
+        <m:r>
+          <m:rPr>
+            <m:sty m:val="p"/>
+          </m:rPr>
+          <m:t>}</m:t>
+        </m:r>
+      </m:oMath>
+      <w:r>
+        <w:t xml:space="preserve"> </w:t>
+      </w:r>
+      <w:r>
+        <w:t xml:space="preserve">satisfies the backdoor criterion:</w:t>
+      </w:r>
+      <w:r>
+        <w:t xml:space="preserve"> </w:t>
+      </w:r>
+      <m:oMath>
+        <m:r>
+          <m:t>L</m:t>
+        </m:r>
+      </m:oMath>
+      <w:r>
+        <w:t xml:space="preserve"> </w:t>
+      </w:r>
+      <w:r>
+        <w:t xml:space="preserve">is not a descendant of</w:t>
+      </w:r>
+      <w:r>
+        <w:t xml:space="preserve"> </w:t>
+      </w:r>
+      <m:oMath>
+        <m:r>
+          <m:t>A</m:t>
+        </m:r>
+      </m:oMath>
+      <w:r>
+        <w:t xml:space="preserve"> </w:t>
+      </w:r>
+      <w:r>
+        <w:t xml:space="preserve">and blocks the only backdoor path.</w:t>
+      </w:r>
+    </w:p>
+    <w:p>
+      <w:pPr>
+        <w:pStyle w:val="Compact"/>
+        <w:numPr>
+          <w:ilvl w:val="0"/>
+          <w:numId w:val="1004"/>
+        </w:numPr>
+      </w:pPr>
+      <w:r>
+        <w:t xml:space="preserve">Adjustment for</w:t>
+      </w:r>
+      <w:r>
+        <w:t xml:space="preserve"> </w:t>
+      </w:r>
+      <m:oMath>
+        <m:r>
+          <m:t>L</m:t>
+        </m:r>
+      </m:oMath>
+      <w:r>
+        <w:t xml:space="preserve"> </w:t>
+      </w:r>
+      <w:r>
+        <w:t xml:space="preserve">suffices.</w:t>
+      </w:r>
+    </w:p>
+    <w:p>
+      <w:pPr>
+        <w:pStyle w:val="FirstParagraph"/>
+      </w:pPr>
+      <w:r>
+        <w:rPr>
+          <w:b/>
+          <w:bCs/>
+        </w:rPr>
+        <w:t xml:space="preserve">Structure II</w:t>
+      </w:r>
+      <w:r>
+        <w:t xml:space="preserve"> </w:t>
+      </w:r>
+      <w:r>
+        <w:t xml:space="preserve">(</w:t>
+      </w:r>
+      <m:oMath>
+        <m:r>
+          <m:t>U</m:t>
+        </m:r>
+        <m:r>
+          <m:rPr>
+            <m:sty m:val="p"/>
+          </m:rPr>
+          <m:t>→</m:t>
+        </m:r>
+        <m:r>
+          <m:t>L</m:t>
+        </m:r>
+        <m:r>
+          <m:rPr>
+            <m:sty m:val="p"/>
+          </m:rPr>
+          <m:t>→</m:t>
+        </m:r>
+        <m:r>
+          <m:t>A</m:t>
+        </m:r>
+      </m:oMath>
+      <w:r>
+        <w:t xml:space="preserve">,</w:t>
+      </w:r>
+      <w:r>
+        <w:t xml:space="preserve"> </w:t>
+      </w:r>
+      <m:oMath>
+        <m:r>
+          <m:t>U</m:t>
+        </m:r>
+        <m:r>
+          <m:rPr>
+            <m:sty m:val="p"/>
+          </m:rPr>
+          <m:t>→</m:t>
+        </m:r>
+        <m:r>
+          <m:t>Y</m:t>
+        </m:r>
+      </m:oMath>
+      <w:r>
+        <w:t xml:space="preserve">,</w:t>
+      </w:r>
+      <w:r>
+        <w:t xml:space="preserve"> </w:t>
+      </w:r>
+      <m:oMath>
+        <m:r>
+          <m:t>L</m:t>
+        </m:r>
+        <m:r>
+          <m:rPr>
+            <m:sty m:val="p"/>
+          </m:rPr>
+          <m:t>→</m:t>
+        </m:r>
+        <m:r>
+          <m:t>Y</m:t>
+        </m:r>
+      </m:oMath>
+      <w:r>
+        <w:t xml:space="preserve">,</w:t>
+      </w:r>
+      <w:r>
+        <w:t xml:space="preserve"> </w:t>
+      </w:r>
+      <m:oMath>
+        <m:r>
+          <m:t>A</m:t>
+        </m:r>
+        <m:r>
+          <m:rPr>
+            <m:sty m:val="p"/>
+          </m:rPr>
+          <m:t>→</m:t>
+        </m:r>
+        <m:r>
+          <m:t>Y</m:t>
+        </m:r>
+      </m:oMath>
+      <w:r>
+        <w:t xml:space="preserve">,</w:t>
+      </w:r>
+      <w:r>
+        <w:t xml:space="preserve"> </w:t>
+      </w:r>
+      <m:oMath>
+        <m:r>
+          <m:t>U</m:t>
+        </m:r>
+      </m:oMath>
+      <w:r>
+        <w:t xml:space="preserve"> </w:t>
+      </w:r>
+      <w:r>
+        <w:t xml:space="preserve">unmeasured):</w:t>
+      </w:r>
     </w:p>
     <w:p>
       <w:pPr>
@@ -4457,12 +4753,21 @@
           <w:numId w:val="1005"/>
         </w:numPr>
       </w:pPr>
-      <m:oMath>
-        <m:r>
-          <m:rPr>
-            <m:sty m:val="p"/>
-          </m:rPr>
-          <m:t>{</m:t>
+      <w:r>
+        <w:t xml:space="preserve">Backdoor paths:</w:t>
+      </w:r>
+      <w:r>
+        <w:t xml:space="preserve"> </w:t>
+      </w:r>
+      <m:oMath>
+        <m:r>
+          <m:t>A</m:t>
+        </m:r>
+        <m:r>
+          <m:rPr>
+            <m:sty m:val="p"/>
+          </m:rPr>
+          <m:t>←</m:t>
         </m:r>
         <m:r>
           <m:t>L</m:t>
@@ -4471,43 +4776,53 @@
           <m:rPr>
             <m:sty m:val="p"/>
           </m:rPr>
-          <m:t>}</m:t>
-        </m:r>
-      </m:oMath>
-      <w:r>
-        <w:t xml:space="preserve"> </w:t>
-      </w:r>
-      <w:r>
-        <w:t xml:space="preserve">satisfies the backdoor criterion:</w:t>
-      </w:r>
-      <w:r>
-        <w:t xml:space="preserve"> </w:t>
-      </w:r>
-      <m:oMath>
+          <m:t>→</m:t>
+        </m:r>
+        <m:r>
+          <m:t>Y</m:t>
+        </m:r>
+      </m:oMath>
+      <w:r>
+        <w:t xml:space="preserve"> </w:t>
+      </w:r>
+      <w:r>
+        <w:t xml:space="preserve">and</w:t>
+      </w:r>
+      <w:r>
+        <w:t xml:space="preserve"> </w:t>
+      </w:r>
+      <m:oMath>
+        <m:r>
+          <m:t>A</m:t>
+        </m:r>
+        <m:r>
+          <m:rPr>
+            <m:sty m:val="p"/>
+          </m:rPr>
+          <m:t>←</m:t>
+        </m:r>
         <m:r>
           <m:t>L</m:t>
         </m:r>
-      </m:oMath>
-      <w:r>
-        <w:t xml:space="preserve"> </w:t>
-      </w:r>
-      <w:r>
-        <w:t xml:space="preserve">is not a descendant of</w:t>
-      </w:r>
-      <w:r>
-        <w:t xml:space="preserve"> </w:t>
-      </w:r>
-      <m:oMath>
-        <m:r>
-          <m:t>A</m:t>
-        </m:r>
-      </m:oMath>
-      <w:r>
-        <w:t xml:space="preserve"> </w:t>
-      </w:r>
-      <w:r>
-        <w:t xml:space="preserve">and blocks the only backdoor path.</w:t>
-      </w:r>
+        <m:r>
+          <m:rPr>
+            <m:sty m:val="p"/>
+          </m:rPr>
+          <m:t>←</m:t>
+        </m:r>
+        <m:r>
+          <m:t>U</m:t>
+        </m:r>
+        <m:r>
+          <m:rPr>
+            <m:sty m:val="p"/>
+          </m:rPr>
+          <m:t>→</m:t>
+        </m:r>
+        <m:r>
+          <m:t>Y</m:t>
+        </m:r>
+      </m:oMath>
     </w:p>
     <w:p>
       <w:pPr>
@@ -4517,12 +4832,6 @@
           <w:numId w:val="1005"/>
         </w:numPr>
       </w:pPr>
-      <w:r>
-        <w:t xml:space="preserve">Adjustment for</w:t>
-      </w:r>
-      <w:r>
-        <w:t xml:space="preserve"> </w:t>
-      </w:r>
       <m:oMath>
         <m:r>
           <m:t>L</m:t>
@@ -4532,7 +4841,81 @@
         <w:t xml:space="preserve"> </w:t>
       </w:r>
       <w:r>
-        <w:t xml:space="preserve">suffices.</w:t>
+        <w:t xml:space="preserve">is a non-collider on both paths; conditioning on</w:t>
+      </w:r>
+      <w:r>
+        <w:t xml:space="preserve"> </w:t>
+      </w:r>
+      <m:oMath>
+        <m:r>
+          <m:t>L</m:t>
+        </m:r>
+      </m:oMath>
+      <w:r>
+        <w:t xml:space="preserve"> </w:t>
+      </w:r>
+      <w:r>
+        <w:t xml:space="preserve">blocks them both.</w:t>
+      </w:r>
+    </w:p>
+    <w:p>
+      <w:pPr>
+        <w:pStyle w:val="Compact"/>
+        <w:numPr>
+          <w:ilvl w:val="0"/>
+          <w:numId w:val="1005"/>
+        </w:numPr>
+      </w:pPr>
+      <m:oMath>
+        <m:r>
+          <m:rPr>
+            <m:sty m:val="p"/>
+          </m:rPr>
+          <m:t>{</m:t>
+        </m:r>
+        <m:r>
+          <m:t>L</m:t>
+        </m:r>
+        <m:r>
+          <m:rPr>
+            <m:sty m:val="p"/>
+          </m:rPr>
+          <m:t>}</m:t>
+        </m:r>
+      </m:oMath>
+      <w:r>
+        <w:t xml:space="preserve"> </w:t>
+      </w:r>
+      <w:r>
+        <w:t xml:space="preserve">satisfies the backdoor criterion: adjustment for</w:t>
+      </w:r>
+      <w:r>
+        <w:t xml:space="preserve"> </w:t>
+      </w:r>
+      <m:oMath>
+        <m:r>
+          <m:t>L</m:t>
+        </m:r>
+      </m:oMath>
+      <w:r>
+        <w:t xml:space="preserve"> </w:t>
+      </w:r>
+      <w:r>
+        <w:t xml:space="preserve">suffices even though</w:t>
+      </w:r>
+      <w:r>
+        <w:t xml:space="preserve"> </w:t>
+      </w:r>
+      <m:oMath>
+        <m:r>
+          <m:t>U</m:t>
+        </m:r>
+      </m:oMath>
+      <w:r>
+        <w:t xml:space="preserve"> </w:t>
+      </w:r>
+      <w:r>
+        <w:t xml:space="preserve">is unmeasured.</w:t>
       </w:r>
     </w:p>
     <w:p>
@@ -4544,7 +4927,7 @@
           <w:b/>
           <w:bCs/>
         </w:rPr>
-        <w:t xml:space="preserve">Structure II</w:t>
+        <w:t xml:space="preserve">Structure III</w:t>
       </w:r>
       <w:r>
         <w:t xml:space="preserve"> </w:t>
@@ -4563,6 +4946,37 @@
           <m:t>→</m:t>
         </m:r>
         <m:r>
+          <m:t>A</m:t>
+        </m:r>
+      </m:oMath>
+      <w:r>
+        <w:t xml:space="preserve">,</w:t>
+      </w:r>
+      <w:r>
+        <w:t xml:space="preserve"> </w:t>
+      </w:r>
+      <m:oMath>
+        <m:r>
+          <m:t>U</m:t>
+        </m:r>
+        <m:r>
+          <m:rPr>
+            <m:sty m:val="p"/>
+          </m:rPr>
+          <m:t>→</m:t>
+        </m:r>
+        <m:r>
+          <m:t>Y</m:t>
+        </m:r>
+      </m:oMath>
+      <w:r>
+        <w:t xml:space="preserve">,</w:t>
+      </w:r>
+      <w:r>
+        <w:t xml:space="preserve"> </w:t>
+      </w:r>
+      <m:oMath>
+        <m:r>
           <m:t>L</m:t>
         </m:r>
         <m:r>
@@ -4573,26 +4987,6 @@
         </m:r>
         <m:r>
           <m:t>A</m:t>
-        </m:r>
-      </m:oMath>
-      <w:r>
-        <w:t xml:space="preserve">,</w:t>
-      </w:r>
-      <w:r>
-        <w:t xml:space="preserve"> </w:t>
-      </w:r>
-      <m:oMath>
-        <m:r>
-          <m:t>U</m:t>
-        </m:r>
-        <m:r>
-          <m:rPr>
-            <m:sty m:val="p"/>
-          </m:rPr>
-          <m:t>→</m:t>
-        </m:r>
-        <m:r>
-          <m:t>Y</m:t>
         </m:r>
       </m:oMath>
       <w:r>
@@ -4694,6 +5088,10 @@
         <w:t xml:space="preserve"> </w:t>
       </w:r>
       <w:r>
+        <w:rPr>
+          <w:b/>
+          <w:bCs/>
+        </w:rPr>
         <w:t xml:space="preserve">and</w:t>
       </w:r>
       <w:r>
@@ -4702,15 +5100,6 @@
       <m:oMath>
         <m:r>
           <m:t>A</m:t>
-        </m:r>
-        <m:r>
-          <m:rPr>
-            <m:sty m:val="p"/>
-          </m:rPr>
-          <m:t>←</m:t>
-        </m:r>
-        <m:r>
-          <m:t>L</m:t>
         </m:r>
         <m:r>
           <m:rPr>
@@ -4740,6 +5129,12 @@
           <w:numId w:val="1006"/>
         </w:numPr>
       </w:pPr>
+      <w:r>
+        <w:t xml:space="preserve">Conditioning on</w:t>
+      </w:r>
+      <w:r>
+        <w:t xml:space="preserve"> </w:t>
+      </w:r>
       <m:oMath>
         <m:r>
           <m:t>L</m:t>
@@ -4749,21 +5144,109 @@
         <w:t xml:space="preserve"> </w:t>
       </w:r>
       <w:r>
-        <w:t xml:space="preserve">is a non-collider on both paths; conditioning on</w:t>
-      </w:r>
-      <w:r>
-        <w:t xml:space="preserve"> </w:t>
-      </w:r>
-      <m:oMath>
+        <w:t xml:space="preserve">blocks</w:t>
+      </w:r>
+      <w:r>
+        <w:t xml:space="preserve"> </w:t>
+      </w:r>
+      <m:oMath>
+        <m:r>
+          <m:t>A</m:t>
+        </m:r>
+        <m:r>
+          <m:rPr>
+            <m:sty m:val="p"/>
+          </m:rPr>
+          <m:t>←</m:t>
+        </m:r>
         <m:r>
           <m:t>L</m:t>
         </m:r>
-      </m:oMath>
-      <w:r>
-        <w:t xml:space="preserve"> </w:t>
-      </w:r>
-      <w:r>
-        <w:t xml:space="preserve">blocks them both.</w:t>
+        <m:r>
+          <m:rPr>
+            <m:sty m:val="p"/>
+          </m:rPr>
+          <m:t>→</m:t>
+        </m:r>
+        <m:r>
+          <m:t>Y</m:t>
+        </m:r>
+      </m:oMath>
+      <w:r>
+        <w:t xml:space="preserve">, but the path</w:t>
+      </w:r>
+      <w:r>
+        <w:t xml:space="preserve"> </w:t>
+      </w:r>
+      <m:oMath>
+        <m:r>
+          <m:t>A</m:t>
+        </m:r>
+        <m:r>
+          <m:rPr>
+            <m:sty m:val="p"/>
+          </m:rPr>
+          <m:t>←</m:t>
+        </m:r>
+        <m:r>
+          <m:t>U</m:t>
+        </m:r>
+        <m:r>
+          <m:rPr>
+            <m:sty m:val="p"/>
+          </m:rPr>
+          <m:t>→</m:t>
+        </m:r>
+        <m:r>
+          <m:t>Y</m:t>
+        </m:r>
+      </m:oMath>
+      <w:r>
+        <w:t xml:space="preserve"> </w:t>
+      </w:r>
+      <w:r>
+        <w:t xml:space="preserve">does</w:t>
+      </w:r>
+      <w:r>
+        <w:t xml:space="preserve"> </w:t>
+      </w:r>
+      <w:r>
+        <w:rPr>
+          <w:b/>
+          <w:bCs/>
+        </w:rPr>
+        <w:t xml:space="preserve">not</w:t>
+      </w:r>
+      <w:r>
+        <w:t xml:space="preserve"> </w:t>
+      </w:r>
+      <w:r>
+        <w:t xml:space="preserve">pass through</w:t>
+      </w:r>
+      <w:r>
+        <w:t xml:space="preserve"> </w:t>
+      </w:r>
+      <m:oMath>
+        <m:r>
+          <m:t>L</m:t>
+        </m:r>
+      </m:oMath>
+      <w:r>
+        <w:t xml:space="preserve">—conditioning on</w:t>
+      </w:r>
+      <w:r>
+        <w:t xml:space="preserve"> </w:t>
+      </w:r>
+      <m:oMath>
+        <m:r>
+          <m:t>L</m:t>
+        </m:r>
+      </m:oMath>
+      <w:r>
+        <w:t xml:space="preserve"> </w:t>
+      </w:r>
+      <w:r>
+        <w:t xml:space="preserve">leaves it open.</w:t>
       </w:r>
     </w:p>
     <w:p>
@@ -4795,324 +5278,6 @@
         <w:t xml:space="preserve"> </w:t>
       </w:r>
       <w:r>
-        <w:t xml:space="preserve">satisfies the backdoor criterion: adjustment for</w:t>
-      </w:r>
-      <w:r>
-        <w:t xml:space="preserve"> </w:t>
-      </w:r>
-      <m:oMath>
-        <m:r>
-          <m:t>L</m:t>
-        </m:r>
-      </m:oMath>
-      <w:r>
-        <w:t xml:space="preserve"> </w:t>
-      </w:r>
-      <w:r>
-        <w:t xml:space="preserve">suffices even though</w:t>
-      </w:r>
-      <w:r>
-        <w:t xml:space="preserve"> </w:t>
-      </w:r>
-      <m:oMath>
-        <m:r>
-          <m:t>U</m:t>
-        </m:r>
-      </m:oMath>
-      <w:r>
-        <w:t xml:space="preserve"> </w:t>
-      </w:r>
-      <w:r>
-        <w:t xml:space="preserve">is unmeasured.</w:t>
-      </w:r>
-    </w:p>
-    <w:p>
-      <w:pPr>
-        <w:pStyle w:val="FirstParagraph"/>
-      </w:pPr>
-      <w:r>
-        <w:rPr>
-          <w:b/>
-          <w:bCs/>
-        </w:rPr>
-        <w:t xml:space="preserve">Structure III</w:t>
-      </w:r>
-      <w:r>
-        <w:t xml:space="preserve"> </w:t>
-      </w:r>
-      <w:r>
-        <w:t xml:space="preserve">(</w:t>
-      </w:r>
-      <m:oMath>
-        <m:r>
-          <m:t>U</m:t>
-        </m:r>
-        <m:r>
-          <m:rPr>
-            <m:sty m:val="p"/>
-          </m:rPr>
-          <m:t>→</m:t>
-        </m:r>
-        <m:r>
-          <m:t>A</m:t>
-        </m:r>
-      </m:oMath>
-      <w:r>
-        <w:t xml:space="preserve">,</w:t>
-      </w:r>
-      <w:r>
-        <w:t xml:space="preserve"> </w:t>
-      </w:r>
-      <m:oMath>
-        <m:r>
-          <m:t>U</m:t>
-        </m:r>
-        <m:r>
-          <m:rPr>
-            <m:sty m:val="p"/>
-          </m:rPr>
-          <m:t>→</m:t>
-        </m:r>
-        <m:r>
-          <m:t>Y</m:t>
-        </m:r>
-      </m:oMath>
-      <w:r>
-        <w:t xml:space="preserve">,</w:t>
-      </w:r>
-      <w:r>
-        <w:t xml:space="preserve"> </w:t>
-      </w:r>
-      <m:oMath>
-        <m:r>
-          <m:t>L</m:t>
-        </m:r>
-        <m:r>
-          <m:rPr>
-            <m:sty m:val="p"/>
-          </m:rPr>
-          <m:t>→</m:t>
-        </m:r>
-        <m:r>
-          <m:t>A</m:t>
-        </m:r>
-      </m:oMath>
-      <w:r>
-        <w:t xml:space="preserve">,</w:t>
-      </w:r>
-      <w:r>
-        <w:t xml:space="preserve"> </w:t>
-      </w:r>
-      <m:oMath>
-        <m:r>
-          <m:t>L</m:t>
-        </m:r>
-        <m:r>
-          <m:rPr>
-            <m:sty m:val="p"/>
-          </m:rPr>
-          <m:t>→</m:t>
-        </m:r>
-        <m:r>
-          <m:t>Y</m:t>
-        </m:r>
-      </m:oMath>
-      <w:r>
-        <w:t xml:space="preserve">,</w:t>
-      </w:r>
-      <w:r>
-        <w:t xml:space="preserve"> </w:t>
-      </w:r>
-      <m:oMath>
-        <m:r>
-          <m:t>A</m:t>
-        </m:r>
-        <m:r>
-          <m:rPr>
-            <m:sty m:val="p"/>
-          </m:rPr>
-          <m:t>→</m:t>
-        </m:r>
-        <m:r>
-          <m:t>Y</m:t>
-        </m:r>
-      </m:oMath>
-      <w:r>
-        <w:t xml:space="preserve">,</w:t>
-      </w:r>
-      <w:r>
-        <w:t xml:space="preserve"> </w:t>
-      </w:r>
-      <m:oMath>
-        <m:r>
-          <m:t>U</m:t>
-        </m:r>
-      </m:oMath>
-      <w:r>
-        <w:t xml:space="preserve"> </w:t>
-      </w:r>
-      <w:r>
-        <w:t xml:space="preserve">unmeasured):</w:t>
-      </w:r>
-    </w:p>
-    <w:p>
-      <w:pPr>
-        <w:pStyle w:val="Compact"/>
-        <w:numPr>
-          <w:ilvl w:val="0"/>
-          <w:numId w:val="1007"/>
-        </w:numPr>
-      </w:pPr>
-      <w:r>
-        <w:t xml:space="preserve">Backdoor paths:</w:t>
-      </w:r>
-      <w:r>
-        <w:t xml:space="preserve"> </w:t>
-      </w:r>
-      <m:oMath>
-        <m:r>
-          <m:t>A</m:t>
-        </m:r>
-        <m:r>
-          <m:rPr>
-            <m:sty m:val="p"/>
-          </m:rPr>
-          <m:t>←</m:t>
-        </m:r>
-        <m:r>
-          <m:t>L</m:t>
-        </m:r>
-        <m:r>
-          <m:rPr>
-            <m:sty m:val="p"/>
-          </m:rPr>
-          <m:t>→</m:t>
-        </m:r>
-        <m:r>
-          <m:t>Y</m:t>
-        </m:r>
-      </m:oMath>
-      <w:r>
-        <w:t xml:space="preserve"> </w:t>
-      </w:r>
-      <w:r>
-        <w:rPr>
-          <w:b/>
-          <w:bCs/>
-        </w:rPr>
-        <w:t xml:space="preserve">and</w:t>
-      </w:r>
-      <w:r>
-        <w:t xml:space="preserve"> </w:t>
-      </w:r>
-      <m:oMath>
-        <m:r>
-          <m:t>A</m:t>
-        </m:r>
-        <m:r>
-          <m:rPr>
-            <m:sty m:val="p"/>
-          </m:rPr>
-          <m:t>←</m:t>
-        </m:r>
-        <m:r>
-          <m:t>U</m:t>
-        </m:r>
-        <m:r>
-          <m:rPr>
-            <m:sty m:val="p"/>
-          </m:rPr>
-          <m:t>→</m:t>
-        </m:r>
-        <m:r>
-          <m:t>Y</m:t>
-        </m:r>
-      </m:oMath>
-    </w:p>
-    <w:p>
-      <w:pPr>
-        <w:pStyle w:val="Compact"/>
-        <w:numPr>
-          <w:ilvl w:val="0"/>
-          <w:numId w:val="1007"/>
-        </w:numPr>
-      </w:pPr>
-      <w:r>
-        <w:t xml:space="preserve">Conditioning on</w:t>
-      </w:r>
-      <w:r>
-        <w:t xml:space="preserve"> </w:t>
-      </w:r>
-      <m:oMath>
-        <m:r>
-          <m:t>L</m:t>
-        </m:r>
-      </m:oMath>
-      <w:r>
-        <w:t xml:space="preserve"> </w:t>
-      </w:r>
-      <w:r>
-        <w:t xml:space="preserve">blocks</w:t>
-      </w:r>
-      <w:r>
-        <w:t xml:space="preserve"> </w:t>
-      </w:r>
-      <m:oMath>
-        <m:r>
-          <m:t>A</m:t>
-        </m:r>
-        <m:r>
-          <m:rPr>
-            <m:sty m:val="p"/>
-          </m:rPr>
-          <m:t>←</m:t>
-        </m:r>
-        <m:r>
-          <m:t>L</m:t>
-        </m:r>
-        <m:r>
-          <m:rPr>
-            <m:sty m:val="p"/>
-          </m:rPr>
-          <m:t>→</m:t>
-        </m:r>
-        <m:r>
-          <m:t>Y</m:t>
-        </m:r>
-      </m:oMath>
-      <w:r>
-        <w:t xml:space="preserve">, but the path</w:t>
-      </w:r>
-      <w:r>
-        <w:t xml:space="preserve"> </w:t>
-      </w:r>
-      <m:oMath>
-        <m:r>
-          <m:t>A</m:t>
-        </m:r>
-        <m:r>
-          <m:rPr>
-            <m:sty m:val="p"/>
-          </m:rPr>
-          <m:t>←</m:t>
-        </m:r>
-        <m:r>
-          <m:t>U</m:t>
-        </m:r>
-        <m:r>
-          <m:rPr>
-            <m:sty m:val="p"/>
-          </m:rPr>
-          <m:t>→</m:t>
-        </m:r>
-        <m:r>
-          <m:t>Y</m:t>
-        </m:r>
-      </m:oMath>
-      <w:r>
-        <w:t xml:space="preserve"> </w:t>
-      </w:r>
-      <w:r>
         <w:t xml:space="preserve">does</w:t>
       </w:r>
       <w:r>
@@ -5129,32 +5294,7 @@
         <w:t xml:space="preserve"> </w:t>
       </w:r>
       <w:r>
-        <w:t xml:space="preserve">pass through</w:t>
-      </w:r>
-      <w:r>
-        <w:t xml:space="preserve"> </w:t>
-      </w:r>
-      <m:oMath>
-        <m:r>
-          <m:t>L</m:t>
-        </m:r>
-      </m:oMath>
-      <w:r>
-        <w:t xml:space="preserve">—conditioning on</w:t>
-      </w:r>
-      <w:r>
-        <w:t xml:space="preserve"> </w:t>
-      </w:r>
-      <m:oMath>
-        <m:r>
-          <m:t>L</m:t>
-        </m:r>
-      </m:oMath>
-      <w:r>
-        <w:t xml:space="preserve"> </w:t>
-      </w:r>
-      <w:r>
-        <w:t xml:space="preserve">leaves it open.</w:t>
+        <w:t xml:space="preserve">satisfy the backdoor criterion because not all backdoor paths are blocked.</w:t>
       </w:r>
     </w:p>
     <w:p>
@@ -5162,55 +5302,7 @@
         <w:pStyle w:val="Compact"/>
         <w:numPr>
           <w:ilvl w:val="0"/>
-          <w:numId w:val="1007"/>
-        </w:numPr>
-      </w:pPr>
-      <m:oMath>
-        <m:r>
-          <m:rPr>
-            <m:sty m:val="p"/>
-          </m:rPr>
-          <m:t>{</m:t>
-        </m:r>
-        <m:r>
-          <m:t>L</m:t>
-        </m:r>
-        <m:r>
-          <m:rPr>
-            <m:sty m:val="p"/>
-          </m:rPr>
-          <m:t>}</m:t>
-        </m:r>
-      </m:oMath>
-      <w:r>
-        <w:t xml:space="preserve"> </w:t>
-      </w:r>
-      <w:r>
-        <w:t xml:space="preserve">does</w:t>
-      </w:r>
-      <w:r>
-        <w:t xml:space="preserve"> </w:t>
-      </w:r>
-      <w:r>
-        <w:rPr>
-          <w:b/>
-          <w:bCs/>
-        </w:rPr>
-        <w:t xml:space="preserve">not</w:t>
-      </w:r>
-      <w:r>
-        <w:t xml:space="preserve"> </w:t>
-      </w:r>
-      <w:r>
-        <w:t xml:space="preserve">satisfy the backdoor criterion because not all backdoor paths are blocked.</w:t>
-      </w:r>
-    </w:p>
-    <w:p>
-      <w:pPr>
-        <w:pStyle w:val="Compact"/>
-        <w:numPr>
-          <w:ilvl w:val="0"/>
-          <w:numId w:val="1007"/>
+          <w:numId w:val="1006"/>
         </w:numPr>
       </w:pPr>
       <w:r>
@@ -5519,8 +5611,8 @@
         <w:t xml:space="preserve">The backdoor criterion is a sufficient condition but not always necessary. Other identification strategies (instrumental variables, front-door criterion, etc.) can sometimes identify causal effects when no set satisfies the backdoor criterion.</w:t>
       </w:r>
     </w:p>
-    <w:bookmarkEnd w:id="23"/>
-    <w:bookmarkStart w:id="30" w:name="when-no-sufficient-adjustment-set-exists"/>
+    <w:bookmarkEnd w:id="25"/>
+    <w:bookmarkStart w:id="32" w:name="when-no-sufficient-adjustment-set-exists"/>
     <w:p>
       <w:pPr>
         <w:pStyle w:val="Heading3"/>
@@ -5538,18 +5630,18 @@
           <wp:inline>
             <wp:extent cx="4620126" cy="2772075"/>
             <wp:effectExtent b="0" l="0" r="0" t="0"/>
-            <wp:docPr descr="Figure 7.3. Unmeasured confounding: U is an unmeasured common cause of A and Y with no measured common cause on the backdoor path. No measured set satisfies the backdoor criterion." title="" id="25" name="Picture"/>
+            <wp:docPr descr="Figure 7.3. Unmeasured confounding: U is an unmeasured common cause of A and Y with no measured common cause on the backdoor path. No measured set satisfies the backdoor criterion." title="" id="27" name="Picture"/>
             <a:graphic>
               <a:graphicData uri="http://schemas.openxmlformats.org/drawingml/2006/picture">
                 <pic:pic>
                   <pic:nvPicPr>
-                    <pic:cNvPr descr="07-confounding_files/figure-docx/unnamed-chunk-3-1.png" id="26" name="Picture"/>
+                    <pic:cNvPr descr="07-confounding_files/figure-docx/unnamed-chunk-3-1.png" id="28" name="Picture"/>
                     <pic:cNvPicPr>
                       <a:picLocks noChangeArrowheads="1" noChangeAspect="1"/>
                     </pic:cNvPicPr>
                   </pic:nvPicPr>
                   <pic:blipFill>
-                    <a:blip r:embed="rId24"/>
+                    <a:blip r:embed="rId26"/>
                     <a:stretch>
                       <a:fillRect/>
                     </a:stretch>
@@ -5690,7 +5782,7 @@
         <w:pStyle w:val="Compact"/>
         <w:numPr>
           <w:ilvl w:val="0"/>
-          <w:numId w:val="1008"/>
+          <w:numId w:val="1007"/>
         </w:numPr>
       </w:pPr>
       <w:r>
@@ -5709,7 +5801,7 @@
         <w:pStyle w:val="Compact"/>
         <w:numPr>
           <w:ilvl w:val="0"/>
-          <w:numId w:val="1008"/>
+          <w:numId w:val="1007"/>
         </w:numPr>
       </w:pPr>
       <w:r>
@@ -5728,7 +5820,7 @@
         <w:pStyle w:val="Compact"/>
         <w:numPr>
           <w:ilvl w:val="0"/>
-          <w:numId w:val="1008"/>
+          <w:numId w:val="1007"/>
         </w:numPr>
       </w:pPr>
       <w:r>
@@ -5750,7 +5842,7 @@
         <w:pStyle w:val="Compact"/>
         <w:numPr>
           <w:ilvl w:val="0"/>
-          <w:numId w:val="1008"/>
+          <w:numId w:val="1007"/>
         </w:numPr>
       </w:pPr>
       <w:r>
@@ -5808,18 +5900,18 @@
                 <wp:inline>
                   <wp:extent cx="152400" cy="152400"/>
                   <wp:effectExtent b="0" l="0" r="0" t="0"/>
-                  <wp:docPr descr="" title="" id="28" name="Picture"/>
+                  <wp:docPr descr="" title="" id="30" name="Picture"/>
                   <a:graphic>
                     <a:graphicData uri="http://schemas.openxmlformats.org/drawingml/2006/picture">
                       <pic:pic>
                         <pic:nvPicPr>
-                          <pic:cNvPr descr="/opt/quarto/share/formats/docx/note.png" id="29" name="Picture"/>
+                          <pic:cNvPr descr="/opt/quarto/share/formats/docx/note.png" id="31" name="Picture"/>
                           <pic:cNvPicPr>
                             <a:picLocks noChangeArrowheads="1" noChangeAspect="1"/>
                           </pic:cNvPicPr>
                         </pic:nvPicPr>
                         <pic:blipFill>
-                          <a:blip r:embed="rId27"/>
+                          <a:blip r:embed="rId29"/>
                           <a:stretch>
                             <a:fillRect/>
                           </a:stretch>
@@ -5965,7 +6057,7 @@
             <w:pPr>
               <w:numPr>
                 <w:ilvl w:val="0"/>
-                <w:numId w:val="1009"/>
+                <w:numId w:val="1008"/>
               </w:numPr>
             </w:pPr>
             <w:r>
@@ -6074,7 +6166,7 @@
             <w:pPr>
               <w:numPr>
                 <w:ilvl w:val="0"/>
-                <w:numId w:val="1009"/>
+                <w:numId w:val="1008"/>
               </w:numPr>
             </w:pPr>
             <w:r>
@@ -6298,9 +6390,9 @@
         </w:tc>
       </w:tr>
     </w:tbl>
-    <w:bookmarkEnd w:id="30"/>
-    <w:bookmarkEnd w:id="31"/>
-    <w:bookmarkStart w:id="41" w:name="confounding-and-confounders-pp.-8587"/>
+    <w:bookmarkEnd w:id="32"/>
+    <w:bookmarkEnd w:id="33"/>
+    <w:bookmarkStart w:id="43" w:name="confounding-and-confounders-pp.-8587"/>
     <w:p>
       <w:pPr>
         <w:pStyle w:val="Heading2"/>
@@ -6340,7 +6432,7 @@
         <w:t xml:space="preserve">is commonly used in epidemiology to refer to a variable that should be adjusted for to eliminate confounding. However, the traditional criteria used to identify confounders differ from the structural (DAG-based) definition—and the two do not always agree.</w:t>
       </w:r>
     </w:p>
-    <w:bookmarkStart w:id="33" w:name="the-traditional-epidemiological-criteria"/>
+    <w:bookmarkStart w:id="35" w:name="the-traditional-epidemiological-criteria"/>
     <w:p>
       <w:pPr>
         <w:pStyle w:val="Heading3"/>
@@ -6383,7 +6475,7 @@
               <w:spacing w:before="16" w:after="64"/>
             </w:pPr>
           </w:p>
-          <w:bookmarkStart w:id="32" w:name="def-traditional-confounder-criteria"/>
+          <w:bookmarkStart w:id="34" w:name="def-traditional-confounder-criteria"/>
           <w:p>
             <w:pPr>
               <w:pStyle w:val="BodyText"/>
@@ -6393,7 +6485,7 @@
                 <w:b/>
                 <w:bCs/>
               </w:rPr>
-              <w:t xml:space="preserve">Definition 3 (Traditional Epidemiological Criteria for a Confounder)</w:t>
+              <w:t xml:space="preserve">Definition 5 (Traditional Epidemiological Criteria for a Confounder)</w:t>
             </w:r>
             <w:r>
               <w:t xml:space="preserve"> </w:t>
@@ -6443,7 +6535,7 @@
               <w:pStyle w:val="Compact"/>
               <w:numPr>
                 <w:ilvl w:val="0"/>
-                <w:numId w:val="1010"/>
+                <w:numId w:val="1009"/>
               </w:numPr>
             </w:pPr>
             <m:oMath>
@@ -6471,7 +6563,7 @@
               <w:pStyle w:val="Compact"/>
               <w:numPr>
                 <w:ilvl w:val="0"/>
-                <w:numId w:val="1010"/>
+                <w:numId w:val="1009"/>
               </w:numPr>
             </w:pPr>
             <m:oMath>
@@ -6522,7 +6614,7 @@
               <w:pStyle w:val="Compact"/>
               <w:numPr>
                 <w:ilvl w:val="0"/>
-                <w:numId w:val="1010"/>
+                <w:numId w:val="1009"/>
               </w:numPr>
             </w:pPr>
             <m:oMath>
@@ -6587,12 +6679,12 @@
               <w:t xml:space="preserve">These criteria are assessed from the data (criteria 1 and 2) and from prior knowledge (criterion 3).</w:t>
             </w:r>
           </w:p>
-          <w:bookmarkEnd w:id="32"/>
+          <w:bookmarkEnd w:id="34"/>
         </w:tc>
       </w:tr>
     </w:tbl>
-    <w:bookmarkEnd w:id="33"/>
-    <w:bookmarkStart w:id="40" w:name="limitations-of-the-traditional-criteria"/>
+    <w:bookmarkEnd w:id="35"/>
+    <w:bookmarkStart w:id="42" w:name="limitations-of-the-traditional-criteria"/>
     <w:p>
       <w:pPr>
         <w:pStyle w:val="Heading3"/>
@@ -6915,18 +7007,18 @@
           <wp:inline>
             <wp:extent cx="5334000" cy="2000250"/>
             <wp:effectExtent b="0" l="0" r="0" t="0"/>
-            <wp:docPr descr="Figure 7.4. Left: C is a collider (A → C ← Y); it satisfies traditional criteria 1 and 2 but adjusting for C introduces bias. Right: L is a structural confounder (opens backdoor path) but may not satisfy traditional criteria if its effects on A and Y cancel." title="" id="35" name="Picture"/>
+            <wp:docPr descr="Figure 7.4. Left: C is a collider (A → C ← Y); it satisfies traditional criteria 1 and 2 but adjusting for C introduces bias. Right: L is a structural confounder (opens backdoor path) but may not satisfy traditional criteria if its effects on A and Y cancel." title="" id="37" name="Picture"/>
             <a:graphic>
               <a:graphicData uri="http://schemas.openxmlformats.org/drawingml/2006/picture">
                 <pic:pic>
                   <pic:nvPicPr>
-                    <pic:cNvPr descr="07-confounding_files/figure-docx/unnamed-chunk-4-1.png" id="36" name="Picture"/>
+                    <pic:cNvPr descr="07-confounding_files/figure-docx/unnamed-chunk-4-1.png" id="38" name="Picture"/>
                     <pic:cNvPicPr>
                       <a:picLocks noChangeArrowheads="1" noChangeAspect="1"/>
                     </pic:cNvPicPr>
                   </pic:nvPicPr>
                   <pic:blipFill>
-                    <a:blip r:embed="rId34"/>
+                    <a:blip r:embed="rId36"/>
                     <a:stretch>
                       <a:fillRect/>
                     </a:stretch>
@@ -6995,7 +7087,7 @@
               <w:spacing w:before="16" w:after="64"/>
             </w:pPr>
           </w:p>
-          <w:bookmarkStart w:id="37" w:name="def-structural-confounder"/>
+          <w:bookmarkStart w:id="39" w:name="def-structural-confounder"/>
           <w:p>
             <w:pPr>
               <w:pStyle w:val="BodyText"/>
@@ -7005,7 +7097,7 @@
                 <w:b/>
                 <w:bCs/>
               </w:rPr>
-              <w:t xml:space="preserve">Definition 4 (Structural Confounder vs. Traditional Confounder)</w:t>
+              <w:t xml:space="preserve">Definition 6 (Structural Confounder vs. Traditional Confounder)</w:t>
             </w:r>
             <w:r>
               <w:t xml:space="preserve"> </w:t>
@@ -7123,7 +7215,7 @@
               <w:t xml:space="preserve">: Use the causal diagram (DAG) to identify the structural confounders and the appropriate adjustment set via the backdoor criterion.</w:t>
             </w:r>
           </w:p>
-          <w:bookmarkEnd w:id="37"/>
+          <w:bookmarkEnd w:id="39"/>
         </w:tc>
       </w:tr>
     </w:tbl>
@@ -7194,7 +7286,7 @@
         <w:pStyle w:val="Compact"/>
         <w:numPr>
           <w:ilvl w:val="0"/>
-          <w:numId w:val="1011"/>
+          <w:numId w:val="1010"/>
         </w:numPr>
       </w:pPr>
       <w:r>
@@ -7235,7 +7327,7 @@
         <w:pStyle w:val="Compact"/>
         <w:numPr>
           <w:ilvl w:val="0"/>
-          <w:numId w:val="1011"/>
+          <w:numId w:val="1010"/>
         </w:numPr>
       </w:pPr>
       <w:r>
@@ -7254,7 +7346,7 @@
         <w:pStyle w:val="Compact"/>
         <w:numPr>
           <w:ilvl w:val="0"/>
-          <w:numId w:val="1011"/>
+          <w:numId w:val="1010"/>
         </w:numPr>
       </w:pPr>
       <w:r>
@@ -7354,18 +7446,18 @@
                 <wp:inline>
                   <wp:extent cx="152400" cy="152400"/>
                   <wp:effectExtent b="0" l="0" r="0" t="0"/>
-                  <wp:docPr descr="" title="" id="38" name="Picture"/>
+                  <wp:docPr descr="" title="" id="40" name="Picture"/>
                   <a:graphic>
                     <a:graphicData uri="http://schemas.openxmlformats.org/drawingml/2006/picture">
                       <pic:pic>
                         <pic:nvPicPr>
-                          <pic:cNvPr descr="/opt/quarto/share/formats/docx/note.png" id="39" name="Picture"/>
+                          <pic:cNvPr descr="/opt/quarto/share/formats/docx/note.png" id="41" name="Picture"/>
                           <pic:cNvPicPr>
                             <a:picLocks noChangeArrowheads="1" noChangeAspect="1"/>
                           </pic:cNvPicPr>
                         </pic:nvPicPr>
                         <pic:blipFill>
-                          <a:blip r:embed="rId27"/>
+                          <a:blip r:embed="rId29"/>
                           <a:stretch>
                             <a:fillRect/>
                           </a:stretch>
@@ -7528,9 +7620,9 @@
         </w:tc>
       </w:tr>
     </w:tbl>
-    <w:bookmarkEnd w:id="40"/>
-    <w:bookmarkEnd w:id="41"/>
-    <w:bookmarkStart w:id="46" w:name="X0e184d5f063eec6fef9b3f9eae4f815a037bb64"/>
+    <w:bookmarkEnd w:id="42"/>
+    <w:bookmarkEnd w:id="43"/>
+    <w:bookmarkStart w:id="48" w:name="X0e184d5f063eec6fef9b3f9eae4f815a037bb64"/>
     <w:p>
       <w:pPr>
         <w:pStyle w:val="Heading2"/>
@@ -7650,7 +7742,7 @@
         <w:t xml:space="preserve">, developed by Richardson and Robins (2014), extend causal diagrams to include counterfactual variables explicitly.</w:t>
       </w:r>
     </w:p>
-    <w:bookmarkStart w:id="44" w:name="constructing-a-swig"/>
+    <w:bookmarkStart w:id="46" w:name="constructing-a-swig"/>
     <w:p>
       <w:pPr>
         <w:pStyle w:val="Heading3"/>
@@ -7693,7 +7785,7 @@
               <w:spacing w:before="16" w:after="64"/>
             </w:pPr>
           </w:p>
-          <w:bookmarkStart w:id="42" w:name="def-swig"/>
+          <w:bookmarkStart w:id="44" w:name="def-swig"/>
           <w:p>
             <w:pPr>
               <w:pStyle w:val="BodyText"/>
@@ -7703,7 +7795,7 @@
                 <w:b/>
                 <w:bCs/>
               </w:rPr>
-              <w:t xml:space="preserve">Definition 5 (Single-World Intervention Graph (SWIG))</w:t>
+              <w:t xml:space="preserve">Definition 7 (Single-World Intervention Graph (SWIG))</w:t>
             </w:r>
             <w:r>
               <w:t xml:space="preserve"> </w:t>
@@ -7740,7 +7832,7 @@
               <w:pStyle w:val="Compact"/>
               <w:numPr>
                 <w:ilvl w:val="0"/>
-                <w:numId w:val="1012"/>
+                <w:numId w:val="1011"/>
               </w:numPr>
             </w:pPr>
             <w:r>
@@ -7774,7 +7866,7 @@
               <w:pStyle w:val="Compact"/>
               <w:numPr>
                 <w:ilvl w:val="1"/>
-                <w:numId w:val="1013"/>
+                <w:numId w:val="1012"/>
               </w:numPr>
             </w:pPr>
             <w:r>
@@ -7824,7 +7916,7 @@
               <w:pStyle w:val="Compact"/>
               <w:numPr>
                 <w:ilvl w:val="1"/>
-                <w:numId w:val="1013"/>
+                <w:numId w:val="1012"/>
               </w:numPr>
             </w:pPr>
             <w:r>
@@ -7860,7 +7952,7 @@
               <w:pStyle w:val="Compact"/>
               <w:numPr>
                 <w:ilvl w:val="0"/>
-                <w:numId w:val="1012"/>
+                <w:numId w:val="1011"/>
               </w:numPr>
             </w:pPr>
             <w:r>
@@ -7922,7 +8014,7 @@
               <w:pStyle w:val="Compact"/>
               <w:numPr>
                 <w:ilvl w:val="0"/>
-                <w:numId w:val="1012"/>
+                <w:numId w:val="1011"/>
               </w:numPr>
             </w:pPr>
             <w:r>
@@ -7998,7 +8090,7 @@
               <w:t xml:space="preserve">, just as ordinary independence is read from a standard DAG.</w:t>
             </w:r>
           </w:p>
-          <w:bookmarkEnd w:id="42"/>
+          <w:bookmarkEnd w:id="44"/>
         </w:tc>
       </w:tr>
     </w:tbl>
@@ -8044,7 +8136,7 @@
               <w:spacing w:before="16" w:after="64"/>
             </w:pPr>
           </w:p>
-          <w:bookmarkStart w:id="43" w:name="exm-swig"/>
+          <w:bookmarkStart w:id="45" w:name="exm-swig"/>
           <w:p>
             <w:pPr>
               <w:pStyle w:val="BodyText"/>
@@ -8231,7 +8323,7 @@
               <w:pStyle w:val="Compact"/>
               <w:numPr>
                 <w:ilvl w:val="0"/>
-                <w:numId w:val="1014"/>
+                <w:numId w:val="1013"/>
               </w:numPr>
             </w:pPr>
             <m:oMath>
@@ -8285,7 +8377,7 @@
               <w:pStyle w:val="Compact"/>
               <w:numPr>
                 <w:ilvl w:val="0"/>
-                <w:numId w:val="1014"/>
+                <w:numId w:val="1013"/>
               </w:numPr>
             </w:pPr>
             <m:oMath>
@@ -8357,7 +8449,7 @@
               <w:pStyle w:val="Compact"/>
               <w:numPr>
                 <w:ilvl w:val="0"/>
-                <w:numId w:val="1014"/>
+                <w:numId w:val="1013"/>
               </w:numPr>
             </w:pPr>
             <m:oMath>
@@ -8651,12 +8743,12 @@
               <w:t xml:space="preserve">satisfies the backdoor criterion.</w:t>
             </w:r>
           </w:p>
-          <w:bookmarkEnd w:id="43"/>
+          <w:bookmarkEnd w:id="45"/>
         </w:tc>
       </w:tr>
     </w:tbl>
-    <w:bookmarkEnd w:id="44"/>
-    <w:bookmarkStart w:id="45" w:name="what-swigs-add"/>
+    <w:bookmarkEnd w:id="46"/>
+    <w:bookmarkStart w:id="47" w:name="what-swigs-add"/>
     <w:p>
       <w:pPr>
         <w:pStyle w:val="Heading3"/>
@@ -8754,7 +8846,7 @@
         <w:pStyle w:val="Compact"/>
         <w:numPr>
           <w:ilvl w:val="0"/>
-          <w:numId w:val="1015"/>
+          <w:numId w:val="1014"/>
         </w:numPr>
       </w:pPr>
       <w:r>
@@ -8822,7 +8914,7 @@
         <w:pStyle w:val="Compact"/>
         <w:numPr>
           <w:ilvl w:val="0"/>
-          <w:numId w:val="1015"/>
+          <w:numId w:val="1014"/>
         </w:numPr>
       </w:pPr>
       <w:r>
@@ -9040,9 +9132,9 @@
         <w:t xml:space="preserve">For most purposes in this textbook, standard DAGs combined with the backdoor criterion are sufficient. SWIGs provide an additional layer of rigor for readers interested in the formal connections between the potential outcomes framework and the graphical framework.</w:t>
       </w:r>
     </w:p>
-    <w:bookmarkEnd w:id="45"/>
-    <w:bookmarkEnd w:id="46"/>
-    <w:bookmarkStart w:id="47" w:name="summary"/>
+    <w:bookmarkEnd w:id="47"/>
+    <w:bookmarkEnd w:id="48"/>
+    <w:bookmarkStart w:id="49" w:name="summary"/>
     <w:p>
       <w:pPr>
         <w:pStyle w:val="Heading2"/>
@@ -9098,7 +9190,7 @@
       <w:pPr>
         <w:numPr>
           <w:ilvl w:val="0"/>
-          <w:numId w:val="1016"/>
+          <w:numId w:val="1015"/>
         </w:numPr>
       </w:pPr>
       <w:r>
@@ -9175,7 +9267,7 @@
       <w:pPr>
         <w:numPr>
           <w:ilvl w:val="0"/>
-          <w:numId w:val="1016"/>
+          <w:numId w:val="1015"/>
         </w:numPr>
       </w:pPr>
       <w:r>
@@ -9244,7 +9336,7 @@
       <w:pPr>
         <w:numPr>
           <w:ilvl w:val="0"/>
-          <w:numId w:val="1016"/>
+          <w:numId w:val="1015"/>
         </w:numPr>
       </w:pPr>
       <w:r>
@@ -9329,7 +9421,7 @@
       <w:pPr>
         <w:numPr>
           <w:ilvl w:val="0"/>
-          <w:numId w:val="1016"/>
+          <w:numId w:val="1015"/>
         </w:numPr>
       </w:pPr>
       <w:r>
@@ -9403,7 +9495,7 @@
       <w:pPr>
         <w:numPr>
           <w:ilvl w:val="0"/>
-          <w:numId w:val="1016"/>
+          <w:numId w:val="1015"/>
         </w:numPr>
       </w:pPr>
       <w:r>
@@ -9421,7 +9513,7 @@
       <w:pPr>
         <w:numPr>
           <w:ilvl w:val="0"/>
-          <w:numId w:val="1016"/>
+          <w:numId w:val="1015"/>
         </w:numPr>
       </w:pPr>
       <w:r>
@@ -9455,7 +9547,7 @@
         <w:pStyle w:val="Compact"/>
         <w:numPr>
           <w:ilvl w:val="0"/>
-          <w:numId w:val="1017"/>
+          <w:numId w:val="1016"/>
         </w:numPr>
       </w:pPr>
       <w:r>
@@ -9477,7 +9569,7 @@
         <w:pStyle w:val="Compact"/>
         <w:numPr>
           <w:ilvl w:val="0"/>
-          <w:numId w:val="1017"/>
+          <w:numId w:val="1016"/>
         </w:numPr>
       </w:pPr>
       <w:r>
@@ -9529,7 +9621,7 @@
         <w:pStyle w:val="Compact"/>
         <w:numPr>
           <w:ilvl w:val="0"/>
-          <w:numId w:val="1017"/>
+          <w:numId w:val="1016"/>
         </w:numPr>
       </w:pPr>
       <w:r>
@@ -9554,8 +9646,8 @@
         <w:t xml:space="preserve">Confounding bias is the central challenge in observational causal inference. This chapter has provided the structural tools needed to identify which variables to adjust for (the backdoor criterion) and the formal justification for why that adjustment works (conditional exchangeability, proved graphically via SWIGs).</w:t>
       </w:r>
     </w:p>
-    <w:bookmarkEnd w:id="47"/>
-    <w:bookmarkStart w:id="51" w:name="references"/>
+    <w:bookmarkEnd w:id="49"/>
+    <w:bookmarkStart w:id="53" w:name="references"/>
     <w:p>
       <w:pPr>
         <w:pStyle w:val="Heading2"/>
@@ -9571,8 +9663,8 @@
         </w:pict>
       </w:r>
     </w:p>
-    <w:bookmarkStart w:id="50" w:name="refs"/>
-    <w:bookmarkStart w:id="49" w:name="ref-hernan2020causal"/>
+    <w:bookmarkStart w:id="52" w:name="refs"/>
+    <w:bookmarkStart w:id="51" w:name="ref-hernan2020causal"/>
     <w:p>
       <w:pPr>
         <w:pStyle w:val="Bibliography"/>
@@ -9596,7 +9688,7 @@
       <w:r>
         <w:t xml:space="preserve"> </w:t>
       </w:r>
-      <w:hyperlink r:id="rId48">
+      <w:hyperlink r:id="rId50">
         <w:r>
           <w:rPr>
             <w:rStyle w:val="Hyperlink"/>
@@ -9608,9 +9700,9 @@
         <w:t xml:space="preserve">.</w:t>
       </w:r>
     </w:p>
-    <w:bookmarkEnd w:id="49"/>
-    <w:bookmarkEnd w:id="50"/>
     <w:bookmarkEnd w:id="51"/>
+    <w:bookmarkEnd w:id="52"/>
+    <w:bookmarkEnd w:id="53"/>
     <w:sectPr>
       <w:footnotePr>
         <w:numRestart w:val="eachSect"/>
@@ -9919,9 +10011,6 @@
     <w:abstractNumId w:val="991"/>
   </w:num>
   <w:num w:numId="1003">
-    <w:abstractNumId w:val="991"/>
-  </w:num>
-  <w:num w:numId="1004">
     <w:abstractNumId w:val="99411"/>
     <w:lvlOverride w:ilvl="0">
       <w:startOverride w:val="1"/>
@@ -9951,6 +10040,9 @@
       <w:startOverride w:val="1"/>
     </w:lvlOverride>
   </w:num>
+  <w:num w:numId="1004">
+    <w:abstractNumId w:val="991"/>
+  </w:num>
   <w:num w:numId="1005">
     <w:abstractNumId w:val="991"/>
   </w:num>
@@ -9961,7 +10053,34 @@
     <w:abstractNumId w:val="991"/>
   </w:num>
   <w:num w:numId="1008">
-    <w:abstractNumId w:val="991"/>
+    <w:abstractNumId w:val="99411"/>
+    <w:lvlOverride w:ilvl="0">
+      <w:startOverride w:val="1"/>
+    </w:lvlOverride>
+    <w:lvlOverride w:ilvl="1">
+      <w:startOverride w:val="1"/>
+    </w:lvlOverride>
+    <w:lvlOverride w:ilvl="2">
+      <w:startOverride w:val="1"/>
+    </w:lvlOverride>
+    <w:lvlOverride w:ilvl="3">
+      <w:startOverride w:val="1"/>
+    </w:lvlOverride>
+    <w:lvlOverride w:ilvl="4">
+      <w:startOverride w:val="1"/>
+    </w:lvlOverride>
+    <w:lvlOverride w:ilvl="5">
+      <w:startOverride w:val="1"/>
+    </w:lvlOverride>
+    <w:lvlOverride w:ilvl="6">
+      <w:startOverride w:val="1"/>
+    </w:lvlOverride>
+    <w:lvlOverride w:ilvl="7">
+      <w:startOverride w:val="1"/>
+    </w:lvlOverride>
+    <w:lvlOverride w:ilvl="8">
+      <w:startOverride w:val="1"/>
+    </w:lvlOverride>
   </w:num>
   <w:num w:numId="1009">
     <w:abstractNumId w:val="99411"/>
@@ -10024,6 +10143,18 @@
     </w:lvlOverride>
   </w:num>
   <w:num w:numId="1011">
+    <w:abstractNumId w:val="991"/>
+  </w:num>
+  <w:num w:numId="1012">
+    <w:abstractNumId w:val="991"/>
+  </w:num>
+  <w:num w:numId="1013">
+    <w:abstractNumId w:val="991"/>
+  </w:num>
+  <w:num w:numId="1014">
+    <w:abstractNumId w:val="991"/>
+  </w:num>
+  <w:num w:numId="1015">
     <w:abstractNumId w:val="99411"/>
     <w:lvlOverride w:ilvl="0">
       <w:startOverride w:val="1"/>
@@ -10053,49 +10184,7 @@
       <w:startOverride w:val="1"/>
     </w:lvlOverride>
   </w:num>
-  <w:num w:numId="1012">
-    <w:abstractNumId w:val="991"/>
-  </w:num>
-  <w:num w:numId="1013">
-    <w:abstractNumId w:val="991"/>
-  </w:num>
-  <w:num w:numId="1014">
-    <w:abstractNumId w:val="991"/>
-  </w:num>
-  <w:num w:numId="1015">
-    <w:abstractNumId w:val="991"/>
-  </w:num>
   <w:num w:numId="1016">
-    <w:abstractNumId w:val="99411"/>
-    <w:lvlOverride w:ilvl="0">
-      <w:startOverride w:val="1"/>
-    </w:lvlOverride>
-    <w:lvlOverride w:ilvl="1">
-      <w:startOverride w:val="1"/>
-    </w:lvlOverride>
-    <w:lvlOverride w:ilvl="2">
-      <w:startOverride w:val="1"/>
-    </w:lvlOverride>
-    <w:lvlOverride w:ilvl="3">
-      <w:startOverride w:val="1"/>
-    </w:lvlOverride>
-    <w:lvlOverride w:ilvl="4">
-      <w:startOverride w:val="1"/>
-    </w:lvlOverride>
-    <w:lvlOverride w:ilvl="5">
-      <w:startOverride w:val="1"/>
-    </w:lvlOverride>
-    <w:lvlOverride w:ilvl="6">
-      <w:startOverride w:val="1"/>
-    </w:lvlOverride>
-    <w:lvlOverride w:ilvl="7">
-      <w:startOverride w:val="1"/>
-    </w:lvlOverride>
-    <w:lvlOverride w:ilvl="8">
-      <w:startOverride w:val="1"/>
-    </w:lvlOverride>
-  </w:num>
-  <w:num w:numId="1017">
     <w:abstractNumId w:val="991"/>
   </w:num>
 </w:numbering>
